--- a/fuentes/21250008_CF02_DU.docx
+++ b/fuentes/21250008_CF02_DU.docx
@@ -1279,7 +1279,7 @@
                 <w:noProof/>
                 <w:webHidden/>
               </w:rPr>
-              <w:t>26</w:t>
+              <w:t>25</w:t>
             </w:r>
             <w:r>
               <w:rPr>
@@ -1471,7 +1471,7 @@
                 <w:noProof/>
                 <w:webHidden/>
               </w:rPr>
-              <w:t>40</w:t>
+              <w:t>39</w:t>
             </w:r>
             <w:r>
               <w:rPr>
@@ -1561,7 +1561,7 @@
                 <w:noProof/>
                 <w:webHidden/>
               </w:rPr>
-              <w:t>50</w:t>
+              <w:t>49</w:t>
             </w:r>
             <w:r>
               <w:rPr>
@@ -2604,21 +2604,7 @@
           <w:rStyle w:val="Ttulo5Car"/>
         </w:rPr>
         <w:lastRenderedPageBreak/>
-        <w:t xml:space="preserve">Producción de insumos </w:t>
-      </w:r>
-      <w:proofErr w:type="spellStart"/>
-      <w:r>
-        <w:rPr>
-          <w:rStyle w:val="Ttulo5Car"/>
-        </w:rPr>
-        <w:t>biopreparados</w:t>
-      </w:r>
-      <w:proofErr w:type="spellEnd"/>
-      <w:r>
-        <w:rPr>
-          <w:rStyle w:val="Ttulo5Car"/>
-        </w:rPr>
-        <w:t>.</w:t>
+        <w:t>Producción de insumos biopreparados.</w:t>
       </w:r>
       <w:r>
         <w:rPr>
@@ -2708,21 +2694,7 @@
         <w:rPr>
           <w:lang w:val="es-419" w:eastAsia="es-CO"/>
         </w:rPr>
-        <w:t xml:space="preserve">En el marco del IPPTA, la mecánica de valoración permite traducir las observaciones realizadas en la finca en una calificación numérica. Esta no surge solo de mirar, sino también de conversar con los productores, interpretar prácticas y registrar elementos como la cantidad de especies presentes, el manejo del suelo o la producción de </w:t>
-      </w:r>
-      <w:proofErr w:type="spellStart"/>
-      <w:r>
-        <w:rPr>
-          <w:lang w:val="es-419" w:eastAsia="es-CO"/>
-        </w:rPr>
-        <w:t>bioinsumos</w:t>
-      </w:r>
-      <w:proofErr w:type="spellEnd"/>
-      <w:r>
-        <w:rPr>
-          <w:lang w:val="es-419" w:eastAsia="es-CO"/>
-        </w:rPr>
-        <w:t>. A cada situación observada se le asigna un valor entre 1 y 5, según las descripciones establecidas por cada indicador.</w:t>
+        <w:t>En el marco del IPPTA, la mecánica de valoración permite traducir las observaciones realizadas en la finca en una calificación numérica. Esta no surge solo de mirar, sino también de conversar con los productores, interpretar prácticas y registrar elementos como la cantidad de especies presentes, el manejo del suelo o la producción de bioinsumos. A cada situación observada se le asigna un valor entre 1 y 5, según las descripciones establecidas por cada indicador.</w:t>
       </w:r>
     </w:p>
     <w:p>
@@ -3094,21 +3066,7 @@
         <w:rPr>
           <w:lang w:val="es-419" w:eastAsia="es-CO"/>
         </w:rPr>
-        <w:t xml:space="preserve">Las dimensiones productivas evaluadas (como la diversidad de cultivos, la integración entre agricultura y ganadería, la producción de </w:t>
-      </w:r>
-      <w:proofErr w:type="spellStart"/>
-      <w:r>
-        <w:rPr>
-          <w:lang w:val="es-419" w:eastAsia="es-CO"/>
-        </w:rPr>
-        <w:t>bioinsumos</w:t>
-      </w:r>
-      <w:proofErr w:type="spellEnd"/>
-      <w:r>
-        <w:rPr>
-          <w:lang w:val="es-419" w:eastAsia="es-CO"/>
-        </w:rPr>
-        <w:t xml:space="preserve"> o la protección de semillas) reflejan aspectos clave para fortalecer la autonomía, la sostenibilidad y la resiliencia de los sistemas agroecológicos. Al aplicarse con técnicas participativas, estos indicadores permiten que productores, técnicos y comunidades dialoguen sobre sus prácticas, reconozcan sus avances y definan juntos acciones de mejora. Así, se articulan los saberes locales con criterios técnicos, generando estrategias productivas contextualizadas, pertinentes y regenerativas para cada territorio.</w:t>
+        <w:t>Las dimensiones productivas evaluadas (como la diversidad de cultivos, la integración entre agricultura y ganadería, la producción de bioinsumos o la protección de semillas) reflejan aspectos clave para fortalecer la autonomía, la sostenibilidad y la resiliencia de los sistemas agroecológicos. Al aplicarse con técnicas participativas, estos indicadores permiten que productores, técnicos y comunidades dialoguen sobre sus prácticas, reconozcan sus avances y definan juntos acciones de mejora. Así, se articulan los saberes locales con criterios técnicos, generando estrategias productivas contextualizadas, pertinentes y regenerativas para cada territorio.</w:t>
       </w:r>
     </w:p>
     <w:p>
@@ -3513,7 +3471,19 @@
         <w:rPr>
           <w:lang w:val="es-419" w:eastAsia="es-CO"/>
         </w:rPr>
-        <w:t>20% de vegetales usados para alimentación animal.</w:t>
+        <w:t>20</w:t>
+      </w:r>
+      <w:r>
+        <w:rPr>
+          <w:lang w:val="es-419" w:eastAsia="es-CO"/>
+        </w:rPr>
+        <w:t xml:space="preserve"> </w:t>
+      </w:r>
+      <w:r>
+        <w:rPr>
+          <w:lang w:val="es-419" w:eastAsia="es-CO"/>
+        </w:rPr>
+        <w:t>% de vegetales usados para alimentación animal.</w:t>
       </w:r>
     </w:p>
     <w:p>
@@ -3532,7 +3502,19 @@
         <w:rPr>
           <w:lang w:val="es-419" w:eastAsia="es-CO"/>
         </w:rPr>
-        <w:t>50% de vegetales usados para alimentación animal.</w:t>
+        <w:t>50</w:t>
+      </w:r>
+      <w:r>
+        <w:rPr>
+          <w:lang w:val="es-419" w:eastAsia="es-CO"/>
+        </w:rPr>
+        <w:t xml:space="preserve"> </w:t>
+      </w:r>
+      <w:r>
+        <w:rPr>
+          <w:lang w:val="es-419" w:eastAsia="es-CO"/>
+        </w:rPr>
+        <w:t>% de vegetales usados para alimentación animal.</w:t>
       </w:r>
     </w:p>
     <w:p>
@@ -3551,7 +3533,19 @@
         <w:rPr>
           <w:lang w:val="es-419" w:eastAsia="es-CO"/>
         </w:rPr>
-        <w:t>80% de vegetales usados para alimentación animal.</w:t>
+        <w:t>80</w:t>
+      </w:r>
+      <w:r>
+        <w:rPr>
+          <w:lang w:val="es-419" w:eastAsia="es-CO"/>
+        </w:rPr>
+        <w:t xml:space="preserve"> </w:t>
+      </w:r>
+      <w:r>
+        <w:rPr>
+          <w:lang w:val="es-419" w:eastAsia="es-CO"/>
+        </w:rPr>
+        <w:t>% de vegetales usados para alimentación animal.</w:t>
       </w:r>
     </w:p>
     <w:p>
@@ -3570,7 +3564,19 @@
         <w:rPr>
           <w:lang w:val="es-419" w:eastAsia="es-CO"/>
         </w:rPr>
-        <w:t>100% de los productos y/o pastoreo con los que se alimentan los animales se producen en la finca y todo su estiércol se recicla como fertilizante</w:t>
+        <w:t>100</w:t>
+      </w:r>
+      <w:r>
+        <w:rPr>
+          <w:lang w:val="es-419" w:eastAsia="es-CO"/>
+        </w:rPr>
+        <w:t xml:space="preserve"> </w:t>
+      </w:r>
+      <w:r>
+        <w:rPr>
+          <w:lang w:val="es-419" w:eastAsia="es-CO"/>
+        </w:rPr>
+        <w:t>% de los productos y/o pastoreo con los que se alimentan los animales se producen en la finca y todo su estiércol se recicla como fertilizante</w:t>
       </w:r>
     </w:p>
     <w:p>
@@ -3874,23 +3880,7 @@
       </w:pPr>
       <w:r>
         <w:lastRenderedPageBreak/>
-        <w:t xml:space="preserve">Producción de insumos, </w:t>
-      </w:r>
-      <w:proofErr w:type="spellStart"/>
-      <w:r>
-        <w:t>bioinsumos</w:t>
-      </w:r>
-      <w:proofErr w:type="spellEnd"/>
-      <w:r>
-        <w:t xml:space="preserve"> y </w:t>
-      </w:r>
-      <w:proofErr w:type="spellStart"/>
-      <w:r>
-        <w:t>biopreparados</w:t>
-      </w:r>
-      <w:proofErr w:type="spellEnd"/>
-      <w:r>
-        <w:t xml:space="preserve"> en la finca</w:t>
+        <w:t>Producción de insumos, bioinsumos y biopreparados en la finca</w:t>
       </w:r>
     </w:p>
     <w:p>
@@ -3948,7 +3938,19 @@
         <w:rPr>
           <w:lang w:val="es-419" w:eastAsia="es-CO"/>
         </w:rPr>
-        <w:t>100% comprados.</w:t>
+        <w:t>100</w:t>
+      </w:r>
+      <w:r>
+        <w:rPr>
+          <w:lang w:val="es-419" w:eastAsia="es-CO"/>
+        </w:rPr>
+        <w:t xml:space="preserve"> </w:t>
+      </w:r>
+      <w:r>
+        <w:rPr>
+          <w:lang w:val="es-419" w:eastAsia="es-CO"/>
+        </w:rPr>
+        <w:t>% comprados.</w:t>
       </w:r>
     </w:p>
     <w:p>
@@ -3967,7 +3969,31 @@
         <w:rPr>
           <w:lang w:val="es-419" w:eastAsia="es-CO"/>
         </w:rPr>
-        <w:t>90% comprados, 10% producidos.</w:t>
+        <w:t>90</w:t>
+      </w:r>
+      <w:r>
+        <w:rPr>
+          <w:lang w:val="es-419" w:eastAsia="es-CO"/>
+        </w:rPr>
+        <w:t xml:space="preserve"> </w:t>
+      </w:r>
+      <w:r>
+        <w:rPr>
+          <w:lang w:val="es-419" w:eastAsia="es-CO"/>
+        </w:rPr>
+        <w:t>% comprados, 10</w:t>
+      </w:r>
+      <w:r>
+        <w:rPr>
+          <w:lang w:val="es-419" w:eastAsia="es-CO"/>
+        </w:rPr>
+        <w:t xml:space="preserve"> </w:t>
+      </w:r>
+      <w:r>
+        <w:rPr>
+          <w:lang w:val="es-419" w:eastAsia="es-CO"/>
+        </w:rPr>
+        <w:t>% producidos.</w:t>
       </w:r>
     </w:p>
     <w:p>
@@ -3986,7 +4012,31 @@
         <w:rPr>
           <w:lang w:val="es-419" w:eastAsia="es-CO"/>
         </w:rPr>
-        <w:t>50% comprados, 50% producidos.</w:t>
+        <w:t>50</w:t>
+      </w:r>
+      <w:r>
+        <w:rPr>
+          <w:lang w:val="es-419" w:eastAsia="es-CO"/>
+        </w:rPr>
+        <w:t xml:space="preserve"> </w:t>
+      </w:r>
+      <w:r>
+        <w:rPr>
+          <w:lang w:val="es-419" w:eastAsia="es-CO"/>
+        </w:rPr>
+        <w:t>% comprados, 50</w:t>
+      </w:r>
+      <w:r>
+        <w:rPr>
+          <w:lang w:val="es-419" w:eastAsia="es-CO"/>
+        </w:rPr>
+        <w:t xml:space="preserve"> </w:t>
+      </w:r>
+      <w:r>
+        <w:rPr>
+          <w:lang w:val="es-419" w:eastAsia="es-CO"/>
+        </w:rPr>
+        <w:t>% producidos.</w:t>
       </w:r>
     </w:p>
     <w:p>
@@ -4005,7 +4055,31 @@
         <w:rPr>
           <w:lang w:val="es-419" w:eastAsia="es-CO"/>
         </w:rPr>
-        <w:t>10% comprados, 90% producidos.</w:t>
+        <w:t>10</w:t>
+      </w:r>
+      <w:r>
+        <w:rPr>
+          <w:lang w:val="es-419" w:eastAsia="es-CO"/>
+        </w:rPr>
+        <w:t xml:space="preserve"> </w:t>
+      </w:r>
+      <w:r>
+        <w:rPr>
+          <w:lang w:val="es-419" w:eastAsia="es-CO"/>
+        </w:rPr>
+        <w:t>% comprados, 90</w:t>
+      </w:r>
+      <w:r>
+        <w:rPr>
+          <w:lang w:val="es-419" w:eastAsia="es-CO"/>
+        </w:rPr>
+        <w:t xml:space="preserve"> </w:t>
+      </w:r>
+      <w:r>
+        <w:rPr>
+          <w:lang w:val="es-419" w:eastAsia="es-CO"/>
+        </w:rPr>
+        <w:t>% producidos.</w:t>
       </w:r>
     </w:p>
     <w:p>
@@ -4024,7 +4098,19 @@
         <w:rPr>
           <w:lang w:val="es-419" w:eastAsia="es-CO"/>
         </w:rPr>
-        <w:t>100% producidos en la finca.</w:t>
+        <w:t>100</w:t>
+      </w:r>
+      <w:r>
+        <w:rPr>
+          <w:lang w:val="es-419" w:eastAsia="es-CO"/>
+        </w:rPr>
+        <w:t xml:space="preserve"> </w:t>
+      </w:r>
+      <w:r>
+        <w:rPr>
+          <w:lang w:val="es-419" w:eastAsia="es-CO"/>
+        </w:rPr>
+        <w:t>% producidos en la finca.</w:t>
       </w:r>
     </w:p>
     <w:p>
@@ -4112,7 +4198,19 @@
         <w:rPr>
           <w:lang w:val="es-419" w:eastAsia="es-CO"/>
         </w:rPr>
-        <w:t>Hasta 20% criollas reproducidas e intercambiadas.</w:t>
+        <w:t>Hasta 20</w:t>
+      </w:r>
+      <w:r>
+        <w:rPr>
+          <w:lang w:val="es-419" w:eastAsia="es-CO"/>
+        </w:rPr>
+        <w:t xml:space="preserve"> </w:t>
+      </w:r>
+      <w:r>
+        <w:rPr>
+          <w:lang w:val="es-419" w:eastAsia="es-CO"/>
+        </w:rPr>
+        <w:t>% criollas reproducidas e intercambiadas.</w:t>
       </w:r>
     </w:p>
     <w:p>
@@ -4131,7 +4229,31 @@
         <w:rPr>
           <w:lang w:val="es-419" w:eastAsia="es-CO"/>
         </w:rPr>
-        <w:t>20 - 50% criollas reproducidas e intercambiadas.</w:t>
+        <w:t xml:space="preserve">20 </w:t>
+      </w:r>
+      <w:r>
+        <w:rPr>
+          <w:lang w:val="es-419" w:eastAsia="es-CO"/>
+        </w:rPr>
+        <w:t>–</w:t>
+      </w:r>
+      <w:r>
+        <w:rPr>
+          <w:lang w:val="es-419" w:eastAsia="es-CO"/>
+        </w:rPr>
+        <w:t xml:space="preserve"> 50</w:t>
+      </w:r>
+      <w:r>
+        <w:rPr>
+          <w:lang w:val="es-419" w:eastAsia="es-CO"/>
+        </w:rPr>
+        <w:t xml:space="preserve"> </w:t>
+      </w:r>
+      <w:r>
+        <w:rPr>
+          <w:lang w:val="es-419" w:eastAsia="es-CO"/>
+        </w:rPr>
+        <w:t>% criollas reproducidas e intercambiadas.</w:t>
       </w:r>
     </w:p>
     <w:p>
@@ -4150,7 +4272,19 @@
         <w:rPr>
           <w:lang w:val="es-419" w:eastAsia="es-CO"/>
         </w:rPr>
-        <w:t>Más del 50% criollas reproducidas e intercambiadas.</w:t>
+        <w:t>Más del 50</w:t>
+      </w:r>
+      <w:r>
+        <w:rPr>
+          <w:lang w:val="es-419" w:eastAsia="es-CO"/>
+        </w:rPr>
+        <w:t xml:space="preserve"> </w:t>
+      </w:r>
+      <w:r>
+        <w:rPr>
+          <w:lang w:val="es-419" w:eastAsia="es-CO"/>
+        </w:rPr>
+        <w:t>% criollas reproducidas e intercambiadas.</w:t>
       </w:r>
     </w:p>
     <w:p>
@@ -4169,7 +4303,19 @@
         <w:rPr>
           <w:lang w:val="es-419" w:eastAsia="es-CO"/>
         </w:rPr>
-        <w:t>100% criollas reproducidas, intercambiadas y conservadas sin compra.</w:t>
+        <w:t>100</w:t>
+      </w:r>
+      <w:r>
+        <w:rPr>
+          <w:lang w:val="es-419" w:eastAsia="es-CO"/>
+        </w:rPr>
+        <w:t xml:space="preserve"> </w:t>
+      </w:r>
+      <w:r>
+        <w:rPr>
+          <w:lang w:val="es-419" w:eastAsia="es-CO"/>
+        </w:rPr>
+        <w:t>% criollas reproducidas, intercambiadas y conservadas sin compra.</w:t>
       </w:r>
     </w:p>
     <w:p>
@@ -4204,21 +4350,7 @@
         <w:rPr>
           <w:lang w:val="es-419" w:eastAsia="es-CO"/>
         </w:rPr>
-        <w:t xml:space="preserve">Aunque se reconocen avances importantes en la restauración ecológica y el manejo de residuos, la evaluación productiva evidenció debilidades en la integración entre cultivos y animales, el bienestar animal y la producción de </w:t>
-      </w:r>
-      <w:proofErr w:type="spellStart"/>
-      <w:r>
-        <w:rPr>
-          <w:lang w:val="es-419" w:eastAsia="es-CO"/>
-        </w:rPr>
-        <w:t>bioinsumos</w:t>
-      </w:r>
-      <w:proofErr w:type="spellEnd"/>
-      <w:r>
-        <w:rPr>
-          <w:lang w:val="es-419" w:eastAsia="es-CO"/>
-        </w:rPr>
-        <w:t>. Las gallinas no reciben alimentación proveniente de la finca ni se aprovecha su estiércol como abono, y las condiciones de crianza aún no garantizan su salud ni comodidad. Además, aunque se elaboran algunos biofertilizantes, la dependencia de insumos externos sigue siendo alta.</w:t>
+        <w:t>Aunque se reconocen avances importantes en la restauración ecológica y el manejo de residuos, la evaluación productiva evidenció debilidades en la integración entre cultivos y animales, el bienestar animal y la producción de bioinsumos. Las gallinas no reciben alimentación proveniente de la finca ni se aprovecha su estiércol como abono, y las condiciones de crianza aún no garantizan su salud ni comodidad. Además, aunque se elaboran algunos biofertilizantes, la dependencia de insumos externos sigue siendo alta.</w:t>
       </w:r>
     </w:p>
     <w:p>
@@ -4681,33 +4813,8 @@
                 <w:color w:val="12263F"/>
                 <w:szCs w:val="24"/>
               </w:rPr>
-              <w:t xml:space="preserve">Producción de insumos, </w:t>
-            </w:r>
-            <w:proofErr w:type="spellStart"/>
-            <w:r>
-              <w:rPr>
-                <w:color w:val="12263F"/>
-                <w:szCs w:val="24"/>
-              </w:rPr>
-              <w:t>bioinsumos</w:t>
-            </w:r>
-            <w:proofErr w:type="spellEnd"/>
-            <w:r>
-              <w:rPr>
-                <w:color w:val="12263F"/>
-                <w:szCs w:val="24"/>
-              </w:rPr>
-              <w:t xml:space="preserve"> y </w:t>
-            </w:r>
-            <w:proofErr w:type="spellStart"/>
-            <w:r>
-              <w:rPr>
-                <w:color w:val="12263F"/>
-                <w:szCs w:val="24"/>
-              </w:rPr>
-              <w:t>biopreparados</w:t>
-            </w:r>
-            <w:proofErr w:type="spellEnd"/>
+              <w:t>Producción de insumos, bioinsumos y biopreparados</w:t>
+            </w:r>
           </w:p>
         </w:tc>
         <w:tc>
@@ -4895,15 +5002,7 @@
     </w:tbl>
     <w:p>
       <w:r>
-        <w:t xml:space="preserve">Condición productiva del predio: media-baja, con necesidad de intervención en integración agropecuaria, bienestar animal y autonomía en </w:t>
-      </w:r>
-      <w:proofErr w:type="spellStart"/>
-      <w:r>
-        <w:t>bioinsumos</w:t>
-      </w:r>
-      <w:proofErr w:type="spellEnd"/>
-      <w:r>
-        <w:t>.</w:t>
+        <w:t>Condición productiva del predio: media-baja, con necesidad de intervención en integración agropecuaria, bienestar animal y autonomía en bioinsumos.</w:t>
       </w:r>
     </w:p>
     <w:p>
@@ -5019,21 +5118,7 @@
         <w:rPr>
           <w:lang w:val="es-419" w:eastAsia="es-CO"/>
         </w:rPr>
-        <w:t xml:space="preserve">El mejoramiento del suelo y la producción de </w:t>
-      </w:r>
-      <w:proofErr w:type="spellStart"/>
-      <w:r>
-        <w:rPr>
-          <w:lang w:val="es-419" w:eastAsia="es-CO"/>
-        </w:rPr>
-        <w:t>bioinsumos</w:t>
-      </w:r>
-      <w:proofErr w:type="spellEnd"/>
-      <w:r>
-        <w:rPr>
-          <w:lang w:val="es-419" w:eastAsia="es-CO"/>
-        </w:rPr>
-        <w:t>.</w:t>
+        <w:t>El mejoramiento del suelo y la producción de bioinsumos.</w:t>
       </w:r>
     </w:p>
     <w:p>
@@ -5793,21 +5878,12 @@
                 <w:bCs/>
               </w:rPr>
             </w:pPr>
-            <w:proofErr w:type="spellStart"/>
             <w:r>
               <w:rPr>
                 <w:b/>
                 <w:bCs/>
               </w:rPr>
-              <w:t>Azusena</w:t>
-            </w:r>
-            <w:proofErr w:type="spellEnd"/>
-            <w:r>
-              <w:rPr>
-                <w:b/>
-                <w:bCs/>
-              </w:rPr>
-              <w:t>:</w:t>
+              <w:t>Azusena:</w:t>
             </w:r>
           </w:p>
           <w:p>
@@ -5832,15 +5908,7 @@
           </w:p>
           <w:p>
             <w:r>
-              <w:t xml:space="preserve">Así es, </w:t>
-            </w:r>
-            <w:proofErr w:type="spellStart"/>
-            <w:r>
-              <w:t>Azusena</w:t>
-            </w:r>
-            <w:proofErr w:type="spellEnd"/>
-            <w:r>
-              <w:t>. Los abonos verdes son cultivos que no se siembran para cosechar, sino para fortalecer el agroecosistema y aportar a la restauración y conservación de la fertilidad del suelo.</w:t>
+              <w:t>Así es, Azusena. Los abonos verdes son cultivos que no se siembran para cosechar, sino para fortalecer el agroecosistema y aportar a la restauración y conservación de la fertilidad del suelo.</w:t>
             </w:r>
           </w:p>
           <w:p>
@@ -5850,21 +5918,12 @@
                 <w:bCs/>
               </w:rPr>
             </w:pPr>
-            <w:proofErr w:type="spellStart"/>
             <w:r>
               <w:rPr>
                 <w:b/>
                 <w:bCs/>
               </w:rPr>
-              <w:t>Azusena</w:t>
-            </w:r>
-            <w:proofErr w:type="spellEnd"/>
-            <w:r>
-              <w:rPr>
-                <w:b/>
-                <w:bCs/>
-              </w:rPr>
-              <w:t>:</w:t>
+              <w:t>Azusena:</w:t>
             </w:r>
           </w:p>
           <w:p>
@@ -5899,27 +5958,18 @@
                 <w:bCs/>
               </w:rPr>
             </w:pPr>
-            <w:proofErr w:type="spellStart"/>
             <w:r>
               <w:rPr>
                 <w:b/>
                 <w:bCs/>
               </w:rPr>
-              <w:t>Azusena</w:t>
-            </w:r>
-            <w:proofErr w:type="spellEnd"/>
-            <w:r>
-              <w:rPr>
-                <w:b/>
-                <w:bCs/>
-              </w:rPr>
-              <w:t>:</w:t>
+              <w:t>Azusena:</w:t>
             </w:r>
           </w:p>
           <w:p>
             <w:r>
               <w:lastRenderedPageBreak/>
-              <w:t>Hola, bienvenidos a este pódcast. Hoy vamos a hablar de una estrategia clave para el cuidado del suelo y la sostenibilidad de los sistemas agrícolas: los abonos verdes.</w:t>
+              <w:t>Otro beneficio es que suprimen el crecimiento de malezas por competencia y mejoran la estructura del suelo, facilitando procesos como la aireación y la infiltración del agua.</w:t>
             </w:r>
           </w:p>
           <w:p>
@@ -5939,15 +5989,7 @@
           </w:p>
           <w:p>
             <w:r>
-              <w:t xml:space="preserve">Así es, </w:t>
-            </w:r>
-            <w:proofErr w:type="spellStart"/>
-            <w:r>
-              <w:t>Azusena</w:t>
-            </w:r>
-            <w:proofErr w:type="spellEnd"/>
-            <w:r>
-              <w:t>. Los abonos verdes son cultivos que no se siembran para cosechar, sino para fortalecer el agroecosistema y aportar a la restauración y conservación de la fertilidad del suelo.</w:t>
+              <w:t>Por eso, su uso se adapta a distintos contextos productivos. Pueden sembrarse en rotación con cultivos principales, durante periodos de barbecho o en áreas degradadas que requieren recuperación.</w:t>
             </w:r>
           </w:p>
           <w:p>
@@ -5957,26 +5999,17 @@
                 <w:bCs/>
               </w:rPr>
             </w:pPr>
-            <w:proofErr w:type="spellStart"/>
             <w:r>
               <w:rPr>
                 <w:b/>
                 <w:bCs/>
               </w:rPr>
-              <w:t>Azusena</w:t>
-            </w:r>
-            <w:proofErr w:type="spellEnd"/>
-            <w:r>
-              <w:rPr>
-                <w:b/>
-                <w:bCs/>
-              </w:rPr>
-              <w:t>:</w:t>
+              <w:t>Azusena:</w:t>
             </w:r>
           </w:p>
           <w:p>
             <w:r>
-              <w:t>Estos cultivos cumplen funciones muy importantes. Aportan materia orgánica al suelo y promueven una mayor actividad biológica, lo que mejora su calidad y funcionamiento.</w:t>
+              <w:t>La elección de las especies depende de las condiciones climáticas y del suelo. Entre las más utilizadas se encuentran el fríjol terciopelo, la canavalia, la crotalaria, la avena y el trébol.</w:t>
             </w:r>
           </w:p>
           <w:p>
@@ -5996,7 +6029,7 @@
           </w:p>
           <w:p>
             <w:r>
-              <w:t>Además, cuando se trata de leguminosas, los abonos verdes fijan nitrógeno atmosférico. Al cubrir la superficie del suelo, también ayudan a protegerlo frente a la erosión hídrica y eólica.</w:t>
+              <w:t>Para aprovechar mejor sus beneficios, se recomienda incorporar los abonos verdes al suelo antes de la floración, cuando presentan un mayor contenido de nutrientes.</w:t>
             </w:r>
           </w:p>
           <w:p>
@@ -6006,26 +6039,17 @@
                 <w:bCs/>
               </w:rPr>
             </w:pPr>
-            <w:proofErr w:type="spellStart"/>
             <w:r>
               <w:rPr>
                 <w:b/>
                 <w:bCs/>
               </w:rPr>
-              <w:t>Azusena</w:t>
-            </w:r>
-            <w:proofErr w:type="spellEnd"/>
-            <w:r>
-              <w:rPr>
-                <w:b/>
-                <w:bCs/>
-              </w:rPr>
-              <w:t>:</w:t>
+              <w:t>Azusena:</w:t>
             </w:r>
           </w:p>
           <w:p>
             <w:r>
-              <w:t>Otro beneficio es que suprimen el crecimiento de malezas por competencia y mejoran la estructura del suelo, facilitando procesos como la aireación y la infiltración del agua.</w:t>
+              <w:t>De esta manera, los abonos verdes se convierten en una alternativa que reduce la dependencia de insumos externos.</w:t>
             </w:r>
           </w:p>
           <w:p>
@@ -6045,8 +6069,7 @@
           </w:p>
           <w:p>
             <w:r>
-              <w:lastRenderedPageBreak/>
-              <w:t>Por eso, su uso se adapta a distintos contextos productivos. Pueden sembrarse en rotación con cultivos principales, durante periodos de barbecho o en áreas degradadas que requieren recuperación.</w:t>
+              <w:t>Y, al mismo tiempo, son una herramienta clave para avanzar hacia sistemas agrícolas más sostenibles y resilientes.</w:t>
             </w:r>
           </w:p>
           <w:p>
@@ -6056,127 +6079,13 @@
                 <w:bCs/>
               </w:rPr>
             </w:pPr>
-            <w:proofErr w:type="spellStart"/>
             <w:r>
               <w:rPr>
                 <w:b/>
                 <w:bCs/>
               </w:rPr>
-              <w:t>Azusena</w:t>
-            </w:r>
-            <w:proofErr w:type="spellEnd"/>
-            <w:r>
-              <w:rPr>
-                <w:b/>
-                <w:bCs/>
-              </w:rPr>
-              <w:t>:</w:t>
-            </w:r>
-          </w:p>
-          <w:p>
-            <w:r>
-              <w:t xml:space="preserve">La elección de las especies depende de las condiciones climáticas y del suelo. Entre las más utilizadas se encuentran el fríjol terciopelo, la canavalia, la </w:t>
-            </w:r>
-            <w:proofErr w:type="spellStart"/>
-            <w:r>
-              <w:t>crotalaria</w:t>
-            </w:r>
-            <w:proofErr w:type="spellEnd"/>
-            <w:r>
-              <w:t>, la avena y el trébol.</w:t>
-            </w:r>
-          </w:p>
-          <w:p>
-            <w:pPr>
-              <w:rPr>
-                <w:b/>
-                <w:bCs/>
-              </w:rPr>
-            </w:pPr>
-            <w:r>
-              <w:rPr>
-                <w:b/>
-                <w:bCs/>
-              </w:rPr>
-              <w:t>Don Campos:</w:t>
-            </w:r>
-          </w:p>
-          <w:p>
-            <w:r>
-              <w:t>Para aprovechar mejor sus beneficios, se recomienda incorporar los abonos verdes al suelo antes de la floración, cuando presentan un mayor contenido de nutrientes.</w:t>
-            </w:r>
-          </w:p>
-          <w:p>
-            <w:pPr>
-              <w:rPr>
-                <w:b/>
-                <w:bCs/>
-              </w:rPr>
-            </w:pPr>
-            <w:proofErr w:type="spellStart"/>
-            <w:r>
-              <w:rPr>
-                <w:b/>
-                <w:bCs/>
-              </w:rPr>
-              <w:t>Azusena</w:t>
-            </w:r>
-            <w:proofErr w:type="spellEnd"/>
-            <w:r>
-              <w:rPr>
-                <w:b/>
-                <w:bCs/>
-              </w:rPr>
-              <w:t>:</w:t>
-            </w:r>
-          </w:p>
-          <w:p>
-            <w:r>
-              <w:t>De esta manera, los abonos verdes se convierten en una alternativa que reduce la dependencia de insumos externos.</w:t>
-            </w:r>
-          </w:p>
-          <w:p>
-            <w:pPr>
-              <w:rPr>
-                <w:b/>
-                <w:bCs/>
-              </w:rPr>
-            </w:pPr>
-            <w:r>
-              <w:rPr>
-                <w:b/>
-                <w:bCs/>
-              </w:rPr>
-              <w:t>Don Campos:</w:t>
-            </w:r>
-          </w:p>
-          <w:p>
-            <w:r>
-              <w:t>Y, al mismo tiempo, son una herramienta clave para avanzar hacia sistemas agrícolas más sostenibles y resilientes.</w:t>
-            </w:r>
-          </w:p>
-          <w:p>
-            <w:pPr>
-              <w:rPr>
-                <w:b/>
-                <w:bCs/>
-              </w:rPr>
-            </w:pPr>
-            <w:proofErr w:type="spellStart"/>
-            <w:r>
-              <w:rPr>
-                <w:b/>
-                <w:bCs/>
-              </w:rPr>
-              <w:t>Azusena</w:t>
-            </w:r>
-            <w:proofErr w:type="spellEnd"/>
-            <w:r>
-              <w:rPr>
-                <w:b/>
-                <w:bCs/>
-              </w:rPr>
-              <w:t>:</w:t>
+              <w:lastRenderedPageBreak/>
+              <w:t>Azusena:</w:t>
             </w:r>
           </w:p>
           <w:p>
@@ -6200,7 +6109,6 @@
         <w:pStyle w:val="Ttulo3"/>
       </w:pPr>
       <w:r>
-        <w:lastRenderedPageBreak/>
         <w:t>Rotación de cultivos</w:t>
       </w:r>
     </w:p>
@@ -6330,6 +6238,7 @@
         <w:rPr>
           <w:lang w:val="es-419" w:eastAsia="es-CO"/>
         </w:rPr>
+        <w:lastRenderedPageBreak/>
         <w:t>Facilita el manejo agroecológico, al integrar cultivos con diferentes funciones y ritmos.</w:t>
       </w:r>
     </w:p>
@@ -6351,28 +6260,7 @@
         <w:rPr>
           <w:lang w:val="es-419" w:eastAsia="es-CO"/>
         </w:rPr>
-        <w:t xml:space="preserve">Las leguminosas como fríjol, caupí, lenteja, trébol o soya tienen la capacidad de fijar nitrógeno atmosférico en el suelo gracias a su asociación con bacterias del género </w:t>
-      </w:r>
-      <w:proofErr w:type="spellStart"/>
-      <w:r>
-        <w:rPr>
-          <w:lang w:val="es-419" w:eastAsia="es-CO"/>
-        </w:rPr>
-        <w:t>Rhizobium</w:t>
-      </w:r>
-      <w:proofErr w:type="spellEnd"/>
-      <w:r>
-        <w:rPr>
-          <w:lang w:val="es-419" w:eastAsia="es-CO"/>
-        </w:rPr>
-        <w:t xml:space="preserve">. Al incluirlas en la rotación, se mejora la disponibilidad de nutrientes para los cultivos siguientes, se activa la biología del suelo y se reduce la necesidad de </w:t>
-      </w:r>
-      <w:r>
-        <w:rPr>
-          <w:lang w:val="es-419" w:eastAsia="es-CO"/>
-        </w:rPr>
-        <w:lastRenderedPageBreak/>
-        <w:t>fertilizantes externos. Además, muchas leguminosas aportan biomasa, cobertura vegetal y alimentos ricos en proteína para el consumo familiar.</w:t>
+        <w:t>Las leguminosas como fríjol, caupí, lenteja, trébol o soya tienen la capacidad de fijar nitrógeno atmosférico en el suelo gracias a su asociación con bacterias del género Rhizobium. Al incluirlas en la rotación, se mejora la disponibilidad de nutrientes para los cultivos siguientes, se activa la biología del suelo y se reduce la necesidad de fertilizantes externos. Además, muchas leguminosas aportan biomasa, cobertura vegetal y alimentos ricos en proteína para el consumo familiar.</w:t>
       </w:r>
     </w:p>
     <w:p>
@@ -6469,27 +6357,27 @@
         <w:rPr>
           <w:lang w:val="es-419" w:eastAsia="es-CO"/>
         </w:rPr>
-        <w:t>El manejo agroecológico de cultivos busca fortalecer la salud del agroecosistema, reducir la dependencia de insumos externos y mejorar la productividad de forma sostenible. Se basa en prácticas que nutren las plantas, regulan los organismos asociados y promueven interacciones beneficiosas entre especies. Estas acciones permiten avanzar hacia sistemas más resilientes, autónomos y adaptados al territorio.</w:t>
-      </w:r>
-    </w:p>
-    <w:p>
-      <w:pPr>
-        <w:rPr>
-          <w:lang w:val="es-419" w:eastAsia="es-CO"/>
-        </w:rPr>
-      </w:pPr>
-      <w:r>
-        <w:rPr>
-          <w:lang w:val="es-419" w:eastAsia="es-CO"/>
-        </w:rPr>
-        <w:t xml:space="preserve">La clave de este enfoque está en la diversidad: diversidad de plantas, de insectos, de microorganismos y de funciones ecológicas. Cuanta más diversidad exista en el sistema, mayor será su capacidad de autorregulación, resiliencia y sostenibilidad. El manejo agroecológico busca activar procesos internos del agroecosistema, </w:t>
+        <w:t xml:space="preserve">El manejo agroecológico de cultivos busca fortalecer la salud del agroecosistema, reducir la dependencia de insumos externos y mejorar la productividad de forma sostenible. Se basa en prácticas que nutren las plantas, regulan los organismos </w:t>
       </w:r>
       <w:r>
         <w:rPr>
           <w:lang w:val="es-419" w:eastAsia="es-CO"/>
         </w:rPr>
         <w:lastRenderedPageBreak/>
-        <w:t>reconociendo que la salud del cultivo depende de la salud del suelo, de las relaciones entre especies y del conocimiento que emerge desde el territorio.</w:t>
+        <w:t>asociados y promueven interacciones beneficiosas entre especies. Estas acciones permiten avanzar hacia sistemas más resilientes, autónomos y adaptados al territorio.</w:t>
+      </w:r>
+    </w:p>
+    <w:p>
+      <w:pPr>
+        <w:rPr>
+          <w:lang w:val="es-419" w:eastAsia="es-CO"/>
+        </w:rPr>
+      </w:pPr>
+      <w:r>
+        <w:rPr>
+          <w:lang w:val="es-419" w:eastAsia="es-CO"/>
+        </w:rPr>
+        <w:t>La clave de este enfoque está en la diversidad: diversidad de plantas, de insectos, de microorganismos y de funciones ecológicas. Cuanta más diversidad exista en el sistema, mayor será su capacidad de autorregulación, resiliencia y sostenibilidad. El manejo agroecológico busca activar procesos internos del agroecosistema, reconociendo que la salud del cultivo depende de la salud del suelo, de las relaciones entre especies y del conocimiento que emerge desde el territorio.</w:t>
       </w:r>
     </w:p>
     <w:p>
@@ -6529,21 +6417,7 @@
         <w:rPr>
           <w:lang w:val="es-419" w:eastAsia="es-CO"/>
         </w:rPr>
-        <w:t xml:space="preserve">Nutrir los cultivos con </w:t>
-      </w:r>
-      <w:proofErr w:type="spellStart"/>
-      <w:r>
-        <w:rPr>
-          <w:lang w:val="es-419" w:eastAsia="es-CO"/>
-        </w:rPr>
-        <w:t>bioproductos</w:t>
-      </w:r>
-      <w:proofErr w:type="spellEnd"/>
-      <w:r>
-        <w:rPr>
-          <w:lang w:val="es-419" w:eastAsia="es-CO"/>
-        </w:rPr>
-        <w:t xml:space="preserve"> elaborados localmente.</w:t>
+        <w:t>Nutrir los cultivos con bioproductos elaborados localmente.</w:t>
       </w:r>
     </w:p>
     <w:p>
@@ -6640,42 +6514,27 @@
         <w:pStyle w:val="Ttulo3"/>
       </w:pPr>
       <w:r>
-        <w:t xml:space="preserve">Elaboración de </w:t>
-      </w:r>
-      <w:proofErr w:type="spellStart"/>
-      <w:r>
-        <w:t>bioproductos</w:t>
-      </w:r>
-      <w:proofErr w:type="spellEnd"/>
-      <w:r>
-        <w:t xml:space="preserve"> para la nutrición de los cultivos</w:t>
-      </w:r>
-    </w:p>
-    <w:p>
-      <w:pPr>
-        <w:rPr>
-          <w:lang w:val="es-419" w:eastAsia="es-CO"/>
-        </w:rPr>
-      </w:pPr>
-      <w:r>
-        <w:rPr>
-          <w:lang w:val="es-419" w:eastAsia="es-CO"/>
-        </w:rPr>
-        <w:t xml:space="preserve">En agroecología, la nutrición de los cultivos no se enfoca en alimentar directamente a las plantas, sino en nutrir y activar los microorganismos del suelo que sostienen su crecimiento. Estos organismos, como hongos, bacterias, lombrices y otros, descomponen la materia orgánica, liberan nutrientes y crean condiciones favorables para el desarrollo vegetal. Por eso, la elaboración de </w:t>
-      </w:r>
-      <w:proofErr w:type="spellStart"/>
-      <w:r>
-        <w:rPr>
-          <w:lang w:val="es-419" w:eastAsia="es-CO"/>
-        </w:rPr>
-        <w:t>bioproductos</w:t>
-      </w:r>
-      <w:proofErr w:type="spellEnd"/>
-      <w:r>
-        <w:rPr>
-          <w:lang w:val="es-419" w:eastAsia="es-CO"/>
-        </w:rPr>
-        <w:t xml:space="preserve"> para la nutrición busca fortalecer la vida del suelo, cerrar ciclos de nutrientes y reducir la dependencia de insumos externos.</w:t>
+        <w:t>Elaboración de bioproductos para la nutrición de los cultivos</w:t>
+      </w:r>
+    </w:p>
+    <w:p>
+      <w:pPr>
+        <w:rPr>
+          <w:lang w:val="es-419" w:eastAsia="es-CO"/>
+        </w:rPr>
+      </w:pPr>
+      <w:r>
+        <w:rPr>
+          <w:lang w:val="es-419" w:eastAsia="es-CO"/>
+        </w:rPr>
+        <w:t xml:space="preserve">En agroecología, la nutrición de los cultivos no se enfoca en alimentar directamente a las plantas, sino en nutrir y activar los microorganismos del suelo que sostienen su crecimiento. Estos organismos, como hongos, bacterias, lombrices y otros, </w:t>
+      </w:r>
+      <w:r>
+        <w:rPr>
+          <w:lang w:val="es-419" w:eastAsia="es-CO"/>
+        </w:rPr>
+        <w:lastRenderedPageBreak/>
+        <w:t>descomponen la materia orgánica, liberan nutrientes y crean condiciones favorables para el desarrollo vegetal. Por eso, la elaboración de bioproductos para la nutrición busca fortalecer la vida del suelo, cerrar ciclos de nutrientes y reducir la dependencia de insumos externos.</w:t>
       </w:r>
     </w:p>
     <w:p>
@@ -6683,43 +6542,20 @@
         <w:pStyle w:val="Ttulo4"/>
       </w:pPr>
       <w:r>
-        <w:lastRenderedPageBreak/>
-        <w:t xml:space="preserve">¿Qué son los </w:t>
-      </w:r>
-      <w:proofErr w:type="spellStart"/>
-      <w:r>
-        <w:t>bioproductos</w:t>
-      </w:r>
-      <w:proofErr w:type="spellEnd"/>
-      <w:r>
-        <w:t xml:space="preserve"> nutricionales?</w:t>
-      </w:r>
-    </w:p>
-    <w:p>
-      <w:pPr>
-        <w:rPr>
-          <w:lang w:val="es-419" w:eastAsia="es-CO"/>
-        </w:rPr>
-      </w:pPr>
-      <w:r>
-        <w:rPr>
-          <w:lang w:val="es-419" w:eastAsia="es-CO"/>
-        </w:rPr>
-        <w:t xml:space="preserve">Son insumos líquidos o sólidos elaborados a partir de estiércol, residuos vegetales, minerales naturales, microorganismos y fermentos. Se aplican al suelo o directamente a las plantas para mejorar su crecimiento, resistencia y productividad. Los tipos comunes de </w:t>
-      </w:r>
-      <w:proofErr w:type="spellStart"/>
-      <w:r>
-        <w:rPr>
-          <w:lang w:val="es-419" w:eastAsia="es-CO"/>
-        </w:rPr>
-        <w:t>bioproductos</w:t>
-      </w:r>
-      <w:proofErr w:type="spellEnd"/>
-      <w:r>
-        <w:rPr>
-          <w:lang w:val="es-419" w:eastAsia="es-CO"/>
-        </w:rPr>
-        <w:t xml:space="preserve"> son:</w:t>
+        <w:t>¿Qué son los bioproductos nutricionales?</w:t>
+      </w:r>
+    </w:p>
+    <w:p>
+      <w:pPr>
+        <w:rPr>
+          <w:lang w:val="es-419" w:eastAsia="es-CO"/>
+        </w:rPr>
+      </w:pPr>
+      <w:r>
+        <w:rPr>
+          <w:lang w:val="es-419" w:eastAsia="es-CO"/>
+        </w:rPr>
+        <w:t>Son insumos líquidos o sólidos elaborados a partir de estiércol, residuos vegetales, minerales naturales, microorganismos y fermentos. Se aplican al suelo o directamente a las plantas para mejorar su crecimiento, resistencia y productividad. Los tipos comunes de bioproductos son:</w:t>
       </w:r>
     </w:p>
     <w:p>
@@ -6738,7 +6574,19 @@
         <w:rPr>
           <w:rStyle w:val="Ttulo5Car"/>
         </w:rPr>
-        <w:t>Biofertilizantes líquidos o violes.</w:t>
+        <w:t xml:space="preserve">Biofertilizantes líquidos o </w:t>
+      </w:r>
+      <w:r>
+        <w:rPr>
+          <w:rStyle w:val="Ttulo5Car"/>
+        </w:rPr>
+        <w:t>bioles</w:t>
+      </w:r>
+      <w:r>
+        <w:rPr>
+          <w:rStyle w:val="Ttulo5Car"/>
+        </w:rPr>
+        <w:t>.</w:t>
       </w:r>
       <w:r>
         <w:rPr>
@@ -6809,19 +6657,11 @@
           <w:lang w:val="es-419" w:eastAsia="es-CO"/>
         </w:rPr>
       </w:pPr>
-      <w:proofErr w:type="spellStart"/>
       <w:r>
         <w:rPr>
           <w:rStyle w:val="Ttulo5Car"/>
         </w:rPr>
-        <w:t>Bocashi</w:t>
-      </w:r>
-      <w:proofErr w:type="spellEnd"/>
-      <w:r>
-        <w:rPr>
-          <w:rStyle w:val="Ttulo5Car"/>
-        </w:rPr>
-        <w:t>.</w:t>
+        <w:t>Bocashi.</w:t>
       </w:r>
       <w:r>
         <w:rPr>
@@ -6890,21 +6730,14 @@
         <w:rPr>
           <w:lang w:val="es-419" w:eastAsia="es-CO"/>
         </w:rPr>
-        <w:t xml:space="preserve">Existen muchas formas de preparar </w:t>
-      </w:r>
-      <w:proofErr w:type="spellStart"/>
-      <w:r>
-        <w:rPr>
-          <w:lang w:val="es-419" w:eastAsia="es-CO"/>
-        </w:rPr>
-        <w:t>bioproductos</w:t>
-      </w:r>
-      <w:proofErr w:type="spellEnd"/>
-      <w:r>
-        <w:rPr>
-          <w:lang w:val="es-419" w:eastAsia="es-CO"/>
-        </w:rPr>
-        <w:t xml:space="preserve"> para la nutrición de los cultivos. Su elección depende del contexto agroecológico, los materiales disponibles, el tipo de cultivo y los saberes locales. No hay una receta única: cada territorio adapta y mejora sus prácticas según sus condiciones, su experiencia y sus objetivos. Lo importante es avanzar hacia sistemas que nutran la vida del suelo, fortalezcan la autonomía productiva y regeneren la fertilidad desde lo que ya existe en la finca.</w:t>
+        <w:t xml:space="preserve">Existen muchas formas de preparar bioproductos para la nutrición de los cultivos. Su elección depende del contexto agroecológico, los materiales disponibles, el tipo de </w:t>
+      </w:r>
+      <w:r>
+        <w:rPr>
+          <w:lang w:val="es-419" w:eastAsia="es-CO"/>
+        </w:rPr>
+        <w:lastRenderedPageBreak/>
+        <w:t>cultivo y los saberes locales. No hay una receta única: cada territorio adapta y mejora sus prácticas según sus condiciones, su experiencia y sus objetivos. Lo importante es avanzar hacia sistemas que nutran la vida del suelo, fortalezcan la autonomía productiva y regeneren la fertilidad desde lo que ya existe en la finca.</w:t>
       </w:r>
     </w:p>
     <w:p>
@@ -6918,7 +6751,6 @@
         <w:rPr>
           <w:lang w:val="es-419"/>
         </w:rPr>
-        <w:lastRenderedPageBreak/>
         <w:t>Esquema del biodigestor artesanal para la producción de biogás</w:t>
       </w:r>
     </w:p>
@@ -6992,13 +6824,8 @@
       <w:pPr>
         <w:pStyle w:val="Ttulo3"/>
       </w:pPr>
-      <w:proofErr w:type="spellStart"/>
-      <w:r>
-        <w:t>Bioproductos</w:t>
-      </w:r>
-      <w:proofErr w:type="spellEnd"/>
-      <w:r>
-        <w:t xml:space="preserve"> para el manejo de organismos asociados</w:t>
+      <w:r>
+        <w:t>Bioproductos para el manejo de organismos asociados</w:t>
       </w:r>
       <w:r>
         <w:tab/>
@@ -7014,83 +6841,47 @@
         <w:rPr>
           <w:lang w:val="es-419" w:eastAsia="es-CO"/>
         </w:rPr>
-        <w:t xml:space="preserve">En agroecología, los organismos asociados (como insectos, hongos, bacterias y otros) no se dividen en plagas y enemigos, sino que se comprenden como parte de un sistema en equilibrio. El manejo agroecológico busca regular su presencia sin eliminarla, favoreciendo los organismos benéficos y reduciendo los impactos negativos sobre los cultivos. Para ello, se elaboran </w:t>
-      </w:r>
-      <w:proofErr w:type="spellStart"/>
-      <w:r>
-        <w:rPr>
-          <w:lang w:val="es-419" w:eastAsia="es-CO"/>
-        </w:rPr>
-        <w:t>bioproductos</w:t>
-      </w:r>
-      <w:proofErr w:type="spellEnd"/>
-      <w:r>
-        <w:rPr>
-          <w:lang w:val="es-419" w:eastAsia="es-CO"/>
-        </w:rPr>
-        <w:t xml:space="preserve"> que permiten controlar, repeler o equilibrar poblaciones de forma natural, sin afectar la salud del suelo, el ambiente ni la biodiversidad.</w:t>
-      </w:r>
-    </w:p>
-    <w:p>
-      <w:pPr>
-        <w:rPr>
-          <w:lang w:val="es-419" w:eastAsia="es-CO"/>
-        </w:rPr>
-      </w:pPr>
-    </w:p>
-    <w:p>
-      <w:pPr>
-        <w:rPr>
-          <w:lang w:val="es-419" w:eastAsia="es-CO"/>
-        </w:rPr>
-      </w:pPr>
+        <w:t xml:space="preserve">En agroecología, los organismos asociados (como insectos, hongos, bacterias y otros) no se dividen en plagas y enemigos, sino que se comprenden como parte de un sistema en equilibrio. El manejo agroecológico busca regular su presencia sin eliminarla, favoreciendo los organismos benéficos y reduciendo los impactos negativos sobre los cultivos. Para ello, se elaboran bioproductos que permiten controlar, repeler o </w:t>
+      </w:r>
       <w:r>
         <w:rPr>
           <w:lang w:val="es-419" w:eastAsia="es-CO"/>
         </w:rPr>
         <w:lastRenderedPageBreak/>
-        <w:t xml:space="preserve">Los </w:t>
-      </w:r>
-      <w:proofErr w:type="spellStart"/>
-      <w:r>
-        <w:rPr>
-          <w:lang w:val="es-419" w:eastAsia="es-CO"/>
-        </w:rPr>
-        <w:t>biopreparados</w:t>
-      </w:r>
-      <w:proofErr w:type="spellEnd"/>
-      <w:r>
-        <w:rPr>
-          <w:lang w:val="es-419" w:eastAsia="es-CO"/>
-        </w:rPr>
-        <w:t xml:space="preserve"> son preparados artesanales elaborados con plantas, minerales, microorganismos y materiales disponibles en la finca. Se aplican para prevenir o reducir daños causados por insectos, hongos, bacterias o virus. Se usan en forma de extractos, fermentos, caldos o trampas, y se adaptan según el tipo de cultivo y el organismo a manejar.</w:t>
-      </w:r>
-    </w:p>
-    <w:p>
-      <w:pPr>
-        <w:rPr>
-          <w:lang w:val="es-419" w:eastAsia="es-CO"/>
-        </w:rPr>
-      </w:pPr>
-      <w:r>
-        <w:rPr>
-          <w:lang w:val="es-419" w:eastAsia="es-CO"/>
-        </w:rPr>
-        <w:t xml:space="preserve">Los tipos comunes de </w:t>
-      </w:r>
-      <w:proofErr w:type="spellStart"/>
-      <w:r>
-        <w:rPr>
-          <w:lang w:val="es-419" w:eastAsia="es-CO"/>
-        </w:rPr>
-        <w:t>bioproductos</w:t>
-      </w:r>
-      <w:proofErr w:type="spellEnd"/>
-      <w:r>
-        <w:rPr>
-          <w:lang w:val="es-419" w:eastAsia="es-CO"/>
-        </w:rPr>
-        <w:t xml:space="preserve"> para el manejo de organismos asociados son:</w:t>
+        <w:t>equilibrar poblaciones de forma natural, sin afectar la salud del suelo, el ambiente ni la biodiversidad.</w:t>
+      </w:r>
+    </w:p>
+    <w:p>
+      <w:pPr>
+        <w:rPr>
+          <w:lang w:val="es-419" w:eastAsia="es-CO"/>
+        </w:rPr>
+      </w:pPr>
+    </w:p>
+    <w:p>
+      <w:pPr>
+        <w:rPr>
+          <w:lang w:val="es-419" w:eastAsia="es-CO"/>
+        </w:rPr>
+      </w:pPr>
+      <w:r>
+        <w:rPr>
+          <w:lang w:val="es-419" w:eastAsia="es-CO"/>
+        </w:rPr>
+        <w:t>Los biopreparados son preparados artesanales elaborados con plantas, minerales, microorganismos y materiales disponibles en la finca. Se aplican para prevenir o reducir daños causados por insectos, hongos, bacterias o virus. Se usan en forma de extractos, fermentos, caldos o trampas, y se adaptan según el tipo de cultivo y el organismo a manejar.</w:t>
+      </w:r>
+    </w:p>
+    <w:p>
+      <w:pPr>
+        <w:rPr>
+          <w:lang w:val="es-419" w:eastAsia="es-CO"/>
+        </w:rPr>
+      </w:pPr>
+      <w:r>
+        <w:rPr>
+          <w:lang w:val="es-419" w:eastAsia="es-CO"/>
+        </w:rPr>
+        <w:t>Los tipos comunes de bioproductos para el manejo de organismos asociados son:</w:t>
       </w:r>
     </w:p>
     <w:p>
@@ -7168,21 +6959,7 @@
         <w:rPr>
           <w:rStyle w:val="Ttulo5Car"/>
         </w:rPr>
-        <w:t xml:space="preserve">Caldo bordelés y </w:t>
-      </w:r>
-      <w:proofErr w:type="spellStart"/>
-      <w:r>
-        <w:rPr>
-          <w:rStyle w:val="Ttulo5Car"/>
-        </w:rPr>
-        <w:t>sulfocálcico</w:t>
-      </w:r>
-      <w:proofErr w:type="spellEnd"/>
-      <w:r>
-        <w:rPr>
-          <w:rStyle w:val="Ttulo5Car"/>
-        </w:rPr>
-        <w:t>.</w:t>
+        <w:t>Caldo bordelés y sulfocálcico.</w:t>
       </w:r>
       <w:r>
         <w:rPr>
@@ -7232,21 +7009,14 @@
         <w:rPr>
           <w:lang w:val="es-419" w:eastAsia="es-CO"/>
         </w:rPr>
-        <w:t xml:space="preserve">La elaboración de </w:t>
-      </w:r>
-      <w:proofErr w:type="spellStart"/>
-      <w:r>
-        <w:rPr>
-          <w:lang w:val="es-419" w:eastAsia="es-CO"/>
-        </w:rPr>
-        <w:t>bioproductos</w:t>
-      </w:r>
-      <w:proofErr w:type="spellEnd"/>
-      <w:r>
-        <w:rPr>
-          <w:lang w:val="es-419" w:eastAsia="es-CO"/>
-        </w:rPr>
-        <w:t xml:space="preserve"> para el manejo de organismos asociados es una práctica flexible, creativa y profundamente contextual. Cada finca puede adaptar sus recetas según los cultivos, los materiales disponibles y los saberes locales, combinando prevención, observación y acción equilibrada. Lo importante no es eliminar organismos, sino aprender a convivir con ellos, regular su presencia y fortalecer la salud del agroecosistema desde una mirada integral y respetuosa con la vida.</w:t>
+        <w:t xml:space="preserve">La elaboración de bioproductos para el manejo de organismos asociados es una práctica flexible, creativa y profundamente contextual. Cada finca puede adaptar sus recetas según los cultivos, los materiales disponibles y los saberes locales, combinando prevención, observación y acción equilibrada. Lo importante no es eliminar organismos, </w:t>
+      </w:r>
+      <w:r>
+        <w:rPr>
+          <w:lang w:val="es-419" w:eastAsia="es-CO"/>
+        </w:rPr>
+        <w:lastRenderedPageBreak/>
+        <w:t>sino aprender a convivir con ellos, regular su presencia y fortalecer la salud del agroecosistema desde una mirada integral y respetuosa con la vida.</w:t>
       </w:r>
     </w:p>
     <w:p>
@@ -7264,7 +7034,6 @@
         <w:pStyle w:val="Ttulo3"/>
       </w:pPr>
       <w:r>
-        <w:lastRenderedPageBreak/>
         <w:t>Control biológico</w:t>
       </w:r>
     </w:p>
@@ -7437,7 +7206,14 @@
         <w:rPr>
           <w:lang w:val="es-419" w:eastAsia="es-CO"/>
         </w:rPr>
-        <w:t>El control biológico es más que una técnica: es una forma de reconocer y cuidar las relaciones vivas que sostienen el agroecosistema. Al favorecer la presencia de organismos benéficos, se fortalece el equilibrio natural, se reduce la dependencia de insumos externos y se recupera la capacidad del territorio para autorregularse. Cada finca puede identificar, proteger y potenciar su biodiversidad funcional, integrando saberes locales y observación constante como base del manejo.</w:t>
+        <w:t xml:space="preserve">El control biológico es más que una técnica: es una forma de reconocer y cuidar las relaciones vivas que sostienen el agroecosistema. Al favorecer la presencia de </w:t>
+      </w:r>
+      <w:r>
+        <w:rPr>
+          <w:lang w:val="es-419" w:eastAsia="es-CO"/>
+        </w:rPr>
+        <w:lastRenderedPageBreak/>
+        <w:t>organismos benéficos, se fortalece el equilibrio natural, se reduce la dependencia de insumos externos y se recupera la capacidad del territorio para autorregularse. Cada finca puede identificar, proteger y potenciar su biodiversidad funcional, integrando saberes locales y observación constante como base del manejo.</w:t>
       </w:r>
     </w:p>
     <w:p>
@@ -7445,7 +7221,6 @@
         <w:pStyle w:val="Ttulo3"/>
       </w:pPr>
       <w:r>
-        <w:lastRenderedPageBreak/>
         <w:t>Alelopatía y asociaciones funcionales</w:t>
       </w:r>
     </w:p>
@@ -7575,6 +7350,7 @@
         <w:rPr>
           <w:lang w:val="es-419" w:eastAsia="es-CO"/>
         </w:rPr>
+        <w:lastRenderedPageBreak/>
         <w:t>Incorporando plantas trampa como el girasol, la mostaza o el maíz dulce, que atraen insectos específicos para alejarlos del cultivo principal y facilitar su monitoreo o control.</w:t>
       </w:r>
     </w:p>
@@ -7588,14 +7364,7 @@
         <w:rPr>
           <w:lang w:val="es-419" w:eastAsia="es-CO"/>
         </w:rPr>
-        <w:t xml:space="preserve">La alelopatía y las asociaciones funcionales permiten diseñar cultivos que se acompañan, se protegen y se nutren mutuamente. Estas prácticas no solo mejoran el rendimiento y reducen plagas, sino que también expresan una lógica de cooperación </w:t>
-      </w:r>
-      <w:r>
-        <w:rPr>
-          <w:lang w:val="es-419" w:eastAsia="es-CO"/>
-        </w:rPr>
-        <w:lastRenderedPageBreak/>
-        <w:t>entre especies, coherente con los principios agroecológicos. Su aplicación depende del contexto, del conocimiento campesino y de la capacidad de observar y adaptar combinaciones según las condiciones del suelo, el clima y la cultura productiva local.</w:t>
+        <w:t>La alelopatía y las asociaciones funcionales permiten diseñar cultivos que se acompañan, se protegen y se nutren mutuamente. Estas prácticas no solo mejoran el rendimiento y reducen plagas, sino que también expresan una lógica de cooperación entre especies, coherente con los principios agroecológicos. Su aplicación depende del contexto, del conocimiento campesino y de la capacidad de observar y adaptar combinaciones según las condiciones del suelo, el clima y la cultura productiva local.</w:t>
       </w:r>
     </w:p>
     <w:p>
@@ -7625,6 +7394,7 @@
           <w:noProof/>
           <w:lang w:val="es-419" w:eastAsia="es-CO"/>
         </w:rPr>
+        <w:lastRenderedPageBreak/>
         <w:drawing>
           <wp:inline distT="0" distB="0" distL="0" distR="0" wp14:anchorId="2CFEE0A7" wp14:editId="0B878D8C">
             <wp:extent cx="5835015" cy="3883025"/>
@@ -7698,34 +7468,28 @@
         <w:rPr>
           <w:lang w:val="es-419" w:eastAsia="es-CO"/>
         </w:rPr>
-        <w:t xml:space="preserve">El manejo agroecológico de animales se fundamenta en la diversidad biológica y funcional del agroecosistema, promoviendo relaciones armónicas entre animales, cultivos, suelos y personas. Los animales cumplen múltiples roles: aportan fertilidad, </w:t>
-      </w:r>
-      <w:r>
-        <w:rPr>
-          <w:lang w:val="es-419" w:eastAsia="es-CO"/>
-        </w:rPr>
+        <w:t>El manejo agroecológico de animales se fundamenta en la diversidad biológica y funcional del agroecosistema, promoviendo relaciones armónicas entre animales, cultivos, suelos y personas. Los animales cumplen múltiples roles: aportan fertilidad, controlan arvenses e insectos, diversifican la producción y fortalecen la soberanía alimentaria.</w:t>
+      </w:r>
+    </w:p>
+    <w:p>
+      <w:pPr>
+        <w:rPr>
+          <w:lang w:val="es-419" w:eastAsia="es-CO"/>
+        </w:rPr>
+      </w:pPr>
+      <w:r>
+        <w:rPr>
+          <w:lang w:val="es-419" w:eastAsia="es-CO"/>
+        </w:rPr>
+        <w:t>Su integración con los cultivos y el paisaje permite cerrar ciclos ecológicos y mejorar la resiliencia del sistema. Esta perspectiva se acompaña de prácticas que garantizan el bienestar animal, como la alimentación con recursos locales, el manejo sanitario preventivo, el pastoreo rotacional y el respeto por los ritmos y necesidades de cada especie.</w:t>
+      </w:r>
+    </w:p>
+    <w:p>
+      <w:pPr>
+        <w:pStyle w:val="Ttulo3"/>
+      </w:pPr>
+      <w:r>
         <w:lastRenderedPageBreak/>
-        <w:t>controlan arvenses e insectos, diversifican la producción y fortalecen la soberanía alimentaria.</w:t>
-      </w:r>
-    </w:p>
-    <w:p>
-      <w:pPr>
-        <w:rPr>
-          <w:lang w:val="es-419" w:eastAsia="es-CO"/>
-        </w:rPr>
-      </w:pPr>
-      <w:r>
-        <w:rPr>
-          <w:lang w:val="es-419" w:eastAsia="es-CO"/>
-        </w:rPr>
-        <w:t>Su integración con los cultivos y el paisaje permite cerrar ciclos ecológicos y mejorar la resiliencia del sistema. Esta perspectiva se acompaña de prácticas que garantizan el bienestar animal, como la alimentación con recursos locales, el manejo sanitario preventivo, el pastoreo rotacional y el respeto por los ritmos y necesidades de cada especie.</w:t>
-      </w:r>
-    </w:p>
-    <w:p>
-      <w:pPr>
-        <w:pStyle w:val="Ttulo3"/>
-      </w:pPr>
-      <w:r>
         <w:t>Prácticas para el bienestar animal</w:t>
       </w:r>
     </w:p>
@@ -7814,21 +7578,7 @@
         <w:rPr>
           <w:lang w:val="es-419" w:eastAsia="es-CO"/>
         </w:rPr>
-        <w:t xml:space="preserve"> Aplicación de plantas medicinales, </w:t>
-      </w:r>
-      <w:proofErr w:type="spellStart"/>
-      <w:r>
-        <w:rPr>
-          <w:lang w:val="es-419" w:eastAsia="es-CO"/>
-        </w:rPr>
-        <w:t>biopreparados</w:t>
-      </w:r>
-      <w:proofErr w:type="spellEnd"/>
-      <w:r>
-        <w:rPr>
-          <w:lang w:val="es-419" w:eastAsia="es-CO"/>
-        </w:rPr>
-        <w:t>, baños, monitoreo constante y mejora de condiciones ambientales para reducir el estrés y prevenir enfermedades.</w:t>
+        <w:t xml:space="preserve"> Aplicación de plantas medicinales, biopreparados, baños, monitoreo constante y mejora de condiciones ambientales para reducir el estrés y prevenir enfermedades.</w:t>
       </w:r>
     </w:p>
     <w:p>
@@ -7847,7 +7597,6 @@
         <w:rPr>
           <w:rStyle w:val="Ttulo5Car"/>
         </w:rPr>
-        <w:lastRenderedPageBreak/>
         <w:t>Interacción respetuosa.</w:t>
       </w:r>
       <w:r>
@@ -7904,21 +7653,7 @@
         <w:rPr>
           <w:rStyle w:val="Ttulo5Car"/>
         </w:rPr>
-        <w:t xml:space="preserve">Pastoreo rotacional y </w:t>
-      </w:r>
-      <w:proofErr w:type="spellStart"/>
-      <w:r>
-        <w:rPr>
-          <w:rStyle w:val="Ttulo5Car"/>
-        </w:rPr>
-        <w:t>silvopastoreo</w:t>
-      </w:r>
-      <w:proofErr w:type="spellEnd"/>
-      <w:r>
-        <w:rPr>
-          <w:rStyle w:val="Ttulo5Car"/>
-        </w:rPr>
-        <w:t>.</w:t>
+        <w:t>Pastoreo rotacional y silvopastoreo.</w:t>
       </w:r>
       <w:r>
         <w:rPr>
@@ -7949,6 +7684,7 @@
         <w:rPr>
           <w:rStyle w:val="Ttulo5Car"/>
         </w:rPr>
+        <w:lastRenderedPageBreak/>
         <w:t>Integración ecológica.</w:t>
       </w:r>
       <w:r>
@@ -7994,15 +7730,7 @@
         </w:numPr>
       </w:pPr>
       <w:r>
-        <w:t xml:space="preserve">Forrajes nativos y adaptados como botón de oro, matarratón, </w:t>
-      </w:r>
-      <w:proofErr w:type="spellStart"/>
-      <w:r>
-        <w:t>leucaena</w:t>
-      </w:r>
-      <w:proofErr w:type="spellEnd"/>
-      <w:r>
-        <w:t>, caña de azúcar y bore.</w:t>
+        <w:t>Forrajes nativos y adaptados como botón de oro, matarratón, leucaena, caña de azúcar y bore.</w:t>
       </w:r>
     </w:p>
     <w:p>
@@ -8038,61 +7766,42 @@
         </w:numPr>
       </w:pPr>
       <w:r>
+        <w:t>Suplementos naturales como sales minerales artesanales, melaza, vinagre de frutas, harinas caseras y fermentos.</w:t>
+      </w:r>
+    </w:p>
+    <w:p>
+      <w:pPr>
+        <w:rPr>
+          <w:lang w:val="es-419" w:eastAsia="es-CO"/>
+        </w:rPr>
+      </w:pPr>
+      <w:r>
+        <w:rPr>
+          <w:lang w:val="es-419" w:eastAsia="es-CO"/>
+        </w:rPr>
+        <w:t>Esta práctica mejora la autonomía alimentaria, reduce costos y fortalece el vínculo entre producción vegetal y animal.</w:t>
+      </w:r>
+    </w:p>
+    <w:p>
+      <w:pPr>
+        <w:pStyle w:val="Ttulo3"/>
+      </w:pPr>
+      <w:r>
         <w:lastRenderedPageBreak/>
-        <w:t>Suplementos naturales como sales minerales artesanales, melaza, vinagre de frutas, harinas caseras y fermentos.</w:t>
-      </w:r>
-    </w:p>
-    <w:p>
-      <w:pPr>
-        <w:rPr>
-          <w:lang w:val="es-419" w:eastAsia="es-CO"/>
-        </w:rPr>
-      </w:pPr>
-      <w:r>
-        <w:rPr>
-          <w:lang w:val="es-419" w:eastAsia="es-CO"/>
-        </w:rPr>
-        <w:t>Esta práctica mejora la autonomía alimentaria, reduce costos y fortalece el vínculo entre producción vegetal y animal.</w:t>
-      </w:r>
-    </w:p>
-    <w:p>
-      <w:pPr>
-        <w:pStyle w:val="Ttulo3"/>
-      </w:pPr>
-      <w:r>
-        <w:t xml:space="preserve">Pastoreo rotacional y </w:t>
-      </w:r>
-      <w:proofErr w:type="spellStart"/>
-      <w:r>
-        <w:t>silvopastoreo</w:t>
-      </w:r>
-      <w:proofErr w:type="spellEnd"/>
-    </w:p>
-    <w:p>
-      <w:pPr>
-        <w:rPr>
-          <w:lang w:val="es-419" w:eastAsia="es-CO"/>
-        </w:rPr>
-      </w:pPr>
-      <w:r>
-        <w:rPr>
-          <w:lang w:val="es-419" w:eastAsia="es-CO"/>
-        </w:rPr>
-        <w:t xml:space="preserve">El pastoreo rotacional y el </w:t>
-      </w:r>
-      <w:proofErr w:type="spellStart"/>
-      <w:r>
-        <w:rPr>
-          <w:lang w:val="es-419" w:eastAsia="es-CO"/>
-        </w:rPr>
-        <w:t>silvopastoreo</w:t>
-      </w:r>
-      <w:proofErr w:type="spellEnd"/>
-      <w:r>
-        <w:rPr>
-          <w:lang w:val="es-419" w:eastAsia="es-CO"/>
-        </w:rPr>
-        <w:t xml:space="preserve"> permiten manejar el espacio de forma estratégica, regenerar el suelo y diversificar la dieta animal. Se organizan parcelas o franjas de pastoreo que se alternan según el tiempo de recuperación del forraje.</w:t>
+        <w:t>Pastoreo rotacional y silvopastoreo</w:t>
+      </w:r>
+    </w:p>
+    <w:p>
+      <w:pPr>
+        <w:rPr>
+          <w:lang w:val="es-419" w:eastAsia="es-CO"/>
+        </w:rPr>
+      </w:pPr>
+      <w:r>
+        <w:rPr>
+          <w:lang w:val="es-419" w:eastAsia="es-CO"/>
+        </w:rPr>
+        <w:t>El pastoreo rotacional y el silvopastoreo permiten manejar el espacio de forma estratégica, regenerar el suelo y diversificar la dieta animal. Se organizan parcelas o franjas de pastoreo que se alternan según el tiempo de recuperación del forraje.</w:t>
       </w:r>
     </w:p>
     <w:p>
@@ -8130,35 +7839,7 @@
         <w:rPr>
           <w:lang w:val="es-419" w:eastAsia="es-CO"/>
         </w:rPr>
-        <w:t xml:space="preserve">El </w:t>
-      </w:r>
-      <w:proofErr w:type="spellStart"/>
-      <w:r>
-        <w:rPr>
-          <w:lang w:val="es-419" w:eastAsia="es-CO"/>
-        </w:rPr>
-        <w:t>silvopastoreo</w:t>
-      </w:r>
-      <w:proofErr w:type="spellEnd"/>
-      <w:r>
-        <w:rPr>
-          <w:lang w:val="es-419" w:eastAsia="es-CO"/>
-        </w:rPr>
-        <w:t xml:space="preserve"> integra árboles y arbustos forrajeros, que aportan sombra, alimento y regulación </w:t>
-      </w:r>
-      <w:proofErr w:type="spellStart"/>
-      <w:r>
-        <w:rPr>
-          <w:lang w:val="es-419" w:eastAsia="es-CO"/>
-        </w:rPr>
-        <w:t>microclimática</w:t>
-      </w:r>
-      <w:proofErr w:type="spellEnd"/>
-      <w:r>
-        <w:rPr>
-          <w:lang w:val="es-419" w:eastAsia="es-CO"/>
-        </w:rPr>
-        <w:t>.</w:t>
+        <w:t>El silvopastoreo integra árboles y arbustos forrajeros, que aportan sombra, alimento y regulación microclimática.</w:t>
       </w:r>
     </w:p>
     <w:p>
@@ -8190,21 +7871,7 @@
         <w:rPr>
           <w:lang w:val="es-419" w:eastAsia="es-CO"/>
         </w:rPr>
-        <w:t xml:space="preserve">Esta práctica mejora la fertilidad del suelo, reduce la erosión y fortalece la salud animal. Una de las metodologías más reconocidas en este enfoque es el Pastoreo Racional </w:t>
-      </w:r>
-      <w:proofErr w:type="spellStart"/>
-      <w:r>
-        <w:rPr>
-          <w:lang w:val="es-419" w:eastAsia="es-CO"/>
-        </w:rPr>
-        <w:t>Voisin</w:t>
-      </w:r>
-      <w:proofErr w:type="spellEnd"/>
-      <w:r>
-        <w:rPr>
-          <w:lang w:val="es-419" w:eastAsia="es-CO"/>
-        </w:rPr>
-        <w:t xml:space="preserve"> (PRV), basado en cuatro principios fundamentales:</w:t>
+        <w:t>Esta práctica mejora la fertilidad del suelo, reduce la erosión y fortalece la salud animal. Una de las metodologías más reconocidas en este enfoque es el Pastoreo Racional Voisin (PRV), basado en cuatro principios fundamentales:</w:t>
       </w:r>
     </w:p>
     <w:p>
@@ -8273,7 +7940,6 @@
         <w:rPr>
           <w:rStyle w:val="Ttulo5Car"/>
         </w:rPr>
-        <w:lastRenderedPageBreak/>
         <w:t>Carga animal ajustada.</w:t>
       </w:r>
       <w:r>
@@ -8320,19 +7986,12 @@
         </w:rPr>
         <w:t xml:space="preserve">El PRV permite mejorar la fertilidad del suelo, aumentar la producción de biomasa, reducir la erosión y fortalecer la salud animal. Cuando se combina con el </w:t>
       </w:r>
-      <w:proofErr w:type="spellStart"/>
-      <w:r>
-        <w:rPr>
-          <w:lang w:val="es-419" w:eastAsia="es-CO"/>
-        </w:rPr>
-        <w:t>silvopastoreo</w:t>
-      </w:r>
-      <w:proofErr w:type="spellEnd"/>
-      <w:r>
-        <w:rPr>
-          <w:lang w:val="es-419" w:eastAsia="es-CO"/>
-        </w:rPr>
-        <w:t>, se integran árboles y arbustos que apoyan el microclima, aportan alimento y aumentan la biodiversidad.</w:t>
+      <w:r>
+        <w:rPr>
+          <w:lang w:val="es-419" w:eastAsia="es-CO"/>
+        </w:rPr>
+        <w:lastRenderedPageBreak/>
+        <w:t>silvopastoreo, se integran árboles y arbustos que apoyan el microclima, aportan alimento y aumentan la biodiversidad.</w:t>
       </w:r>
     </w:p>
     <w:p>
@@ -8498,7 +8157,6 @@
         <w:pStyle w:val="Ttulo3"/>
       </w:pPr>
       <w:r>
-        <w:lastRenderedPageBreak/>
         <w:t>Manejo sanitario preventivo</w:t>
       </w:r>
     </w:p>
@@ -8552,19 +8210,12 @@
           <w:lang w:val="es-419" w:eastAsia="es-CO"/>
         </w:rPr>
       </w:pPr>
-      <w:proofErr w:type="spellStart"/>
       <w:r>
         <w:rPr>
           <w:rStyle w:val="Ttulo5Car"/>
         </w:rPr>
-        <w:t>Biopreparados</w:t>
-      </w:r>
-      <w:proofErr w:type="spellEnd"/>
-      <w:r>
-        <w:rPr>
-          <w:rStyle w:val="Ttulo5Car"/>
-        </w:rPr>
-        <w:t xml:space="preserve"> fermentados.</w:t>
+        <w:lastRenderedPageBreak/>
+        <w:t>Biopreparados fermentados.</w:t>
       </w:r>
       <w:r>
         <w:rPr>
@@ -8737,21 +8388,27 @@
         <w:pStyle w:val="Ttulo3"/>
       </w:pPr>
       <w:r>
+        <w:t>Reproducción y selección adaptada</w:t>
+      </w:r>
+    </w:p>
+    <w:p>
+      <w:pPr>
+        <w:rPr>
+          <w:lang w:val="es-419" w:eastAsia="es-CO"/>
+        </w:rPr>
+      </w:pPr>
+      <w:r>
+        <w:rPr>
+          <w:lang w:val="es-419" w:eastAsia="es-CO"/>
+        </w:rPr>
+        <w:t xml:space="preserve">La reproducción en agroecología prioriza razas criollas o adaptadas al entorno local. Se busca mantener animales resistentes, longevos, con buena conversión </w:t>
+      </w:r>
+      <w:r>
+        <w:rPr>
+          <w:lang w:val="es-419" w:eastAsia="es-CO"/>
+        </w:rPr>
         <w:lastRenderedPageBreak/>
-        <w:t>Reproducción y selección adaptada</w:t>
-      </w:r>
-    </w:p>
-    <w:p>
-      <w:pPr>
-        <w:rPr>
-          <w:lang w:val="es-419" w:eastAsia="es-CO"/>
-        </w:rPr>
-      </w:pPr>
-      <w:r>
-        <w:rPr>
-          <w:lang w:val="es-419" w:eastAsia="es-CO"/>
-        </w:rPr>
-        <w:t>La reproducción en agroecología prioriza razas criollas o adaptadas al entorno local. Se busca mantener animales resistentes, longevos, con buena conversión alimenticia y alta capacidad de adaptación. Esta estrategia reduce costos y fortalece la soberanía genética.</w:t>
+        <w:t>alimenticia y alta capacidad de adaptación. Esta estrategia reduce costos y fortalece la soberanía genética.</w:t>
       </w:r>
     </w:p>
     <w:p>
@@ -8937,22 +8594,28 @@
       </w:pPr>
       <w:bookmarkStart w:id="10" w:name="_Toc223006116"/>
       <w:r>
+        <w:t>Conservación de semillas nativas y criollas</w:t>
+      </w:r>
+      <w:bookmarkEnd w:id="10"/>
+    </w:p>
+    <w:p>
+      <w:pPr>
+        <w:rPr>
+          <w:lang w:val="es-419" w:eastAsia="es-CO"/>
+        </w:rPr>
+      </w:pPr>
+      <w:r>
+        <w:rPr>
+          <w:lang w:val="es-419" w:eastAsia="es-CO"/>
+        </w:rPr>
+        <w:t xml:space="preserve">La conservación de semillas nativas y criollas es una práctica esencial dentro del enfoque agroecológico, ya que sostiene la autonomía alimentaria, la resiliencia territorial y la defensa de la biodiversidad. En este marco, las semillas no son vistas </w:t>
+      </w:r>
+      <w:r>
+        <w:rPr>
+          <w:lang w:val="es-419" w:eastAsia="es-CO"/>
+        </w:rPr>
         <w:lastRenderedPageBreak/>
-        <w:t>Conservación de semillas nativas y criollas</w:t>
-      </w:r>
-      <w:bookmarkEnd w:id="10"/>
-    </w:p>
-    <w:p>
-      <w:pPr>
-        <w:rPr>
-          <w:lang w:val="es-419" w:eastAsia="es-CO"/>
-        </w:rPr>
-      </w:pPr>
-      <w:r>
-        <w:rPr>
-          <w:lang w:val="es-419" w:eastAsia="es-CO"/>
-        </w:rPr>
-        <w:t>La conservación de semillas nativas y criollas es una práctica esencial dentro del enfoque agroecológico, ya que sostiene la autonomía alimentaria, la resiliencia territorial y la defensa de la biodiversidad. En este marco, las semillas no son vistas como simples insumos productivos, sino como patrimonio biocultural de los pueblos: portadoras de historia, memoria, adaptación y futuro.</w:t>
+        <w:t>como simples insumos productivos, sino como patrimonio biocultural de los pueblos: portadoras de historia, memoria, adaptación y futuro.</w:t>
       </w:r>
     </w:p>
     <w:p>
@@ -9302,7 +8965,6 @@
         <w:rPr>
           <w:rStyle w:val="Ttulo5Car"/>
         </w:rPr>
-        <w:lastRenderedPageBreak/>
         <w:t>Observación en campo.</w:t>
       </w:r>
       <w:r>
@@ -9353,6 +9015,7 @@
         <w:rPr>
           <w:rStyle w:val="Ttulo5Car"/>
         </w:rPr>
+        <w:lastRenderedPageBreak/>
         <w:t>Selección participativa.</w:t>
       </w:r>
       <w:r>
@@ -9462,7 +9125,6 @@
         <w:rPr>
           <w:rStyle w:val="Ttulo5Car"/>
         </w:rPr>
-        <w:lastRenderedPageBreak/>
         <w:t>Secado adecuado.</w:t>
       </w:r>
       <w:r>
@@ -9488,6 +9150,7 @@
         <w:rPr>
           <w:rStyle w:val="Ttulo5Car"/>
         </w:rPr>
+        <w:lastRenderedPageBreak/>
         <w:t>Limpieza y clasificación.</w:t>
       </w:r>
       <w:r>
@@ -9615,33 +9278,33 @@
         <w:pStyle w:val="Ttulo3"/>
       </w:pPr>
       <w:r>
+        <w:t>Casas comunitarias de semillas</w:t>
+      </w:r>
+    </w:p>
+    <w:p>
+      <w:pPr>
+        <w:rPr>
+          <w:lang w:val="es-419" w:eastAsia="es-CO"/>
+        </w:rPr>
+      </w:pPr>
+      <w:r>
+        <w:rPr>
+          <w:lang w:val="es-419" w:eastAsia="es-CO"/>
+        </w:rPr>
+        <w:t>Los bancos comunitarios de semillas, también conocidos como casas comunitarias de semillas, son espacios colectivos creados y gestionados por las comunidades para conservar, multiplicar, intercambiar y proteger las semillas nativas y criollas.</w:t>
+      </w:r>
+    </w:p>
+    <w:p>
+      <w:pPr>
+        <w:rPr>
+          <w:lang w:val="es-419" w:eastAsia="es-CO"/>
+        </w:rPr>
+      </w:pPr>
+      <w:r>
+        <w:rPr>
+          <w:lang w:val="es-419" w:eastAsia="es-CO"/>
+        </w:rPr>
         <w:lastRenderedPageBreak/>
-        <w:t>Casas comunitarias de semillas</w:t>
-      </w:r>
-    </w:p>
-    <w:p>
-      <w:pPr>
-        <w:rPr>
-          <w:lang w:val="es-419" w:eastAsia="es-CO"/>
-        </w:rPr>
-      </w:pPr>
-      <w:r>
-        <w:rPr>
-          <w:lang w:val="es-419" w:eastAsia="es-CO"/>
-        </w:rPr>
-        <w:t>Los bancos comunitarios de semillas, también conocidos como casas comunitarias de semillas, son espacios colectivos creados y gestionados por las comunidades para conservar, multiplicar, intercambiar y proteger las semillas nativas y criollas.</w:t>
-      </w:r>
-    </w:p>
-    <w:p>
-      <w:pPr>
-        <w:rPr>
-          <w:lang w:val="es-419" w:eastAsia="es-CO"/>
-        </w:rPr>
-      </w:pPr>
-      <w:r>
-        <w:rPr>
-          <w:lang w:val="es-419" w:eastAsia="es-CO"/>
-        </w:rPr>
         <w:t>Más que simples depósitos físicos, estos espacios representan autonomía, memoria colectiva y organización campesina. En ellos se resguarda la diversidad genética y se fortalecen los lazos sociales y territoriales, promoviendo la soberanía alimentaria desde las raíces culturales y ecológicas de cada comunidad.</w:t>
       </w:r>
     </w:p>
@@ -9796,7 +9459,6 @@
         <w:pStyle w:val="Ttulo4"/>
       </w:pPr>
       <w:r>
-        <w:lastRenderedPageBreak/>
         <w:t>Principios orientadores</w:t>
       </w:r>
     </w:p>
@@ -9854,6 +9516,7 @@
         <w:rPr>
           <w:rStyle w:val="Ttulo5Car"/>
         </w:rPr>
+        <w:lastRenderedPageBreak/>
         <w:t>Acceso libre y equitativo.</w:t>
       </w:r>
       <w:r>
@@ -10020,15 +9683,15 @@
         <w:rPr>
           <w:lang w:val="es-419" w:eastAsia="es-CO"/>
         </w:rPr>
+        <w:t>Los bancos comunitarios de semillas son una estrategia concreta para defender la soberanía alimentaria, fortalecer la organización campesina y resistir la erosión genética. En ellos se cultiva no solo la semilla, sino también la esperanza, la historia y la posibilidad de construir territorios vivos, diversos y autónomos.</w:t>
+      </w:r>
+    </w:p>
+    <w:p>
+      <w:pPr>
+        <w:pStyle w:val="Ttulo3"/>
+      </w:pPr>
+      <w:r>
         <w:lastRenderedPageBreak/>
-        <w:t>Los bancos comunitarios de semillas son una estrategia concreta para defender la soberanía alimentaria, fortalecer la organización campesina y resistir la erosión genética. En ellos se cultiva no solo la semilla, sino también la esperanza, la historia y la posibilidad de construir territorios vivos, diversos y autónomos.</w:t>
-      </w:r>
-    </w:p>
-    <w:p>
-      <w:pPr>
-        <w:pStyle w:val="Ttulo3"/>
-      </w:pPr>
-      <w:r>
         <w:t>Ferias e intercambios</w:t>
       </w:r>
     </w:p>
@@ -10189,8 +9852,14 @@
         <w:rPr>
           <w:lang w:val="es-419" w:eastAsia="es-CO"/>
         </w:rPr>
+        <w:t xml:space="preserve">Las ferias e intercambios son actos de afirmación cultural y política. En ellas se tejen alianzas, se visibiliza la lucha por la tierra y se construyen alternativas frente al modelo agroindustrial. Son espacios donde las semillas regresan a manos de quienes </w:t>
+      </w:r>
+      <w:r>
+        <w:rPr>
+          <w:lang w:val="es-419" w:eastAsia="es-CO"/>
+        </w:rPr>
         <w:lastRenderedPageBreak/>
-        <w:t>Las ferias e intercambios son actos de afirmación cultural y política. En ellas se tejen alianzas, se visibiliza la lucha por la tierra y se construyen alternativas frente al modelo agroindustrial. Son espacios donde las semillas regresan a manos de quienes las han cuidado por generaciones, y donde se proyecta un futuro basado en la diversidad, la autonomía y el cuidado del territorio.</w:t>
+        <w:t>las han cuidado por generaciones, y donde se proyecta un futuro basado en la diversidad, la autonomía y el cuidado del territorio.</w:t>
       </w:r>
     </w:p>
     <w:p>
@@ -10339,7 +10008,6 @@
         <w:rPr>
           <w:rStyle w:val="Ttulo5Car"/>
         </w:rPr>
-        <w:lastRenderedPageBreak/>
         <w:t>Calendarios de siembra.</w:t>
       </w:r>
       <w:r>
@@ -10365,6 +10033,7 @@
         <w:rPr>
           <w:rStyle w:val="Ttulo5Car"/>
         </w:rPr>
+        <w:lastRenderedPageBreak/>
         <w:t>Saberes asociados.</w:t>
       </w:r>
       <w:r>
@@ -10538,33 +10207,33 @@
         <w:pStyle w:val="Ttulo3"/>
       </w:pPr>
       <w:r>
+        <w:t>Ensayos participativos</w:t>
+      </w:r>
+    </w:p>
+    <w:p>
+      <w:pPr>
+        <w:rPr>
+          <w:lang w:val="es-419" w:eastAsia="es-CO"/>
+        </w:rPr>
+      </w:pPr>
+      <w:r>
+        <w:rPr>
+          <w:lang w:val="es-419" w:eastAsia="es-CO"/>
+        </w:rPr>
+        <w:t>Los ensayos participativos son procesos de investigación campesina en los que las comunidades experimentan, comparan y evalúan variedades de semillas en sus propios predios, bajo condiciones reales de manejo.</w:t>
+      </w:r>
+    </w:p>
+    <w:p>
+      <w:pPr>
+        <w:rPr>
+          <w:lang w:val="es-419" w:eastAsia="es-CO"/>
+        </w:rPr>
+      </w:pPr>
+      <w:r>
+        <w:rPr>
+          <w:lang w:val="es-419" w:eastAsia="es-CO"/>
+        </w:rPr>
         <w:lastRenderedPageBreak/>
-        <w:t>Ensayos participativos</w:t>
-      </w:r>
-    </w:p>
-    <w:p>
-      <w:pPr>
-        <w:rPr>
-          <w:lang w:val="es-419" w:eastAsia="es-CO"/>
-        </w:rPr>
-      </w:pPr>
-      <w:r>
-        <w:rPr>
-          <w:lang w:val="es-419" w:eastAsia="es-CO"/>
-        </w:rPr>
-        <w:t>Los ensayos participativos son procesos de investigación campesina en los que las comunidades experimentan, comparan y evalúan variedades de semillas en sus propios predios, bajo condiciones reales de manejo.</w:t>
-      </w:r>
-    </w:p>
-    <w:p>
-      <w:pPr>
-        <w:rPr>
-          <w:lang w:val="es-419" w:eastAsia="es-CO"/>
-        </w:rPr>
-      </w:pPr>
-      <w:r>
-        <w:rPr>
-          <w:lang w:val="es-419" w:eastAsia="es-CO"/>
-        </w:rPr>
         <w:t>No se trata de replicar modelos externos, sino de generar conocimiento situado, útil y apropiado para fortalecer la autonomía productiva y la soberanía alimentaria. Estos ensayos articulan saberes técnicos y campesinos, reconociendo la validez de ambas miradas.</w:t>
       </w:r>
     </w:p>
@@ -10744,7 +10413,6 @@
         <w:pStyle w:val="Ttulo4"/>
       </w:pPr>
       <w:r>
-        <w:lastRenderedPageBreak/>
         <w:t>¿Cómo se realizan?</w:t>
       </w:r>
     </w:p>
@@ -10802,6 +10470,7 @@
         <w:rPr>
           <w:rStyle w:val="Ttulo5Car"/>
         </w:rPr>
+        <w:lastRenderedPageBreak/>
         <w:t>Diseño del experimento.</w:t>
       </w:r>
       <w:r>
@@ -10944,49 +10613,41 @@
       </w:pPr>
       <w:bookmarkStart w:id="11" w:name="_Toc223006117"/>
       <w:r>
+        <w:t>Plan de acompañamiento agroecológico</w:t>
+      </w:r>
+      <w:bookmarkEnd w:id="11"/>
+    </w:p>
+    <w:p>
+      <w:pPr>
+        <w:rPr>
+          <w:lang w:val="es-419" w:eastAsia="es-CO"/>
+        </w:rPr>
+      </w:pPr>
+      <w:r>
+        <w:rPr>
+          <w:lang w:val="es-419" w:eastAsia="es-CO"/>
+        </w:rPr>
+        <w:t xml:space="preserve">El Plan de Acompañamiento Agroecológico se construye a partir del análisis de los indicadores productivos del IPPTA, que permiten observar el estado del sistema productivo en cada predio. Más que una evaluación estática, este proceso abre el </w:t>
+      </w:r>
+      <w:r>
+        <w:rPr>
+          <w:lang w:val="es-419" w:eastAsia="es-CO"/>
+        </w:rPr>
         <w:lastRenderedPageBreak/>
-        <w:t>Plan de acompañamiento agroecológico</w:t>
-      </w:r>
-      <w:bookmarkEnd w:id="11"/>
-    </w:p>
-    <w:p>
-      <w:pPr>
-        <w:rPr>
-          <w:lang w:val="es-419" w:eastAsia="es-CO"/>
-        </w:rPr>
-      </w:pPr>
-      <w:r>
-        <w:rPr>
-          <w:lang w:val="es-419" w:eastAsia="es-CO"/>
-        </w:rPr>
-        <w:t>El Plan de Acompañamiento Agroecológico se construye a partir del análisis de los indicadores productivos del IPPTA, que permiten observar el estado del sistema productivo en cada predio. Más que una evaluación estática, este proceso abre el camino para mejorar lo que ya se hace, ajustar prácticas que generan tensiones y fortalecer la producción agroecológica con base en evidencias y participación.</w:t>
-      </w:r>
-    </w:p>
-    <w:p>
-      <w:pPr>
-        <w:rPr>
-          <w:lang w:val="es-419" w:eastAsia="es-CO"/>
-        </w:rPr>
-      </w:pPr>
-      <w:r>
-        <w:rPr>
-          <w:lang w:val="es-419" w:eastAsia="es-CO"/>
-        </w:rPr>
-        <w:t xml:space="preserve">El valor de los indicadores no radica solo en medir, sino en conectarse con prácticas concretas que las familias campesinas ya aplican o pueden incorporar, como el pastoreo racional </w:t>
-      </w:r>
-      <w:proofErr w:type="spellStart"/>
-      <w:r>
-        <w:rPr>
-          <w:lang w:val="es-419" w:eastAsia="es-CO"/>
-        </w:rPr>
-        <w:t>Voisin</w:t>
-      </w:r>
-      <w:proofErr w:type="spellEnd"/>
-      <w:r>
-        <w:rPr>
-          <w:lang w:val="es-419" w:eastAsia="es-CO"/>
-        </w:rPr>
-        <w:t>, el uso de animales para mejorar suelos, la conservación de semillas o la alimentación agroecológica. Así, diagnóstico y acción se entrelazan para avanzar hacia una transición agroecológica real, situada y sostenible.</w:t>
+        <w:t>camino para mejorar lo que ya se hace, ajustar prácticas que generan tensiones y fortalecer la producción agroecológica con base en evidencias y participación.</w:t>
+      </w:r>
+    </w:p>
+    <w:p>
+      <w:pPr>
+        <w:rPr>
+          <w:lang w:val="es-419" w:eastAsia="es-CO"/>
+        </w:rPr>
+      </w:pPr>
+      <w:r>
+        <w:rPr>
+          <w:lang w:val="es-419" w:eastAsia="es-CO"/>
+        </w:rPr>
+        <w:t>El valor de los indicadores no radica solo en medir, sino en conectarse con prácticas concretas que las familias campesinas ya aplican o pueden incorporar, como el pastoreo racional Voisin, el uso de animales para mejorar suelos, la conservación de semillas o la alimentación agroecológica. Así, diagnóstico y acción se entrelazan para avanzar hacia una transición agroecológica real, situada y sostenible.</w:t>
       </w:r>
     </w:p>
     <w:p>
@@ -11046,14 +10707,14 @@
         <w:rPr>
           <w:lang w:val="es-419" w:eastAsia="es-CO"/>
         </w:rPr>
-        <w:t xml:space="preserve">Este proceso inicia con una lectura detallada del predio a partir de la línea base y los indicadores productivos del IPPTA. Dicha lectura permite entender cómo se está produciendo, cuáles prácticas generan tensiones o limitaciones y en qué puntos existen </w:t>
+        <w:t xml:space="preserve">Este proceso inicia con una lectura detallada del predio a partir de la línea base y los indicadores productivos del IPPTA. Dicha lectura permite entender cómo se está produciendo, cuáles prácticas generan tensiones o limitaciones y en qué puntos existen oportunidades de fortalecimiento. Se reconocen situaciones como baja diversidad, uso intensivo de insumos externos o poca articulación entre cultivos y animales. Esta revisión general ayuda a precisar qué requiere atención, qué puede reforzarse y cómo avanzar hacia una producción coherente con los principios agroecológicos. Con esta </w:t>
       </w:r>
       <w:r>
         <w:rPr>
           <w:lang w:val="es-419" w:eastAsia="es-CO"/>
         </w:rPr>
         <w:lastRenderedPageBreak/>
-        <w:t>oportunidades de fortalecimiento. Se reconocen situaciones como baja diversidad, uso intensivo de insumos externos o poca articulación entre cultivos y animales. Esta revisión general ayuda a precisar qué requiere atención, qué puede reforzarse y cómo avanzar hacia una producción coherente con los principios agroecológicos. Con esta base, es posible proponer prácticas adaptadas al contexto, apoyadas en el conocimiento local y en la experiencia de quienes habitan y transforman el territorio.</w:t>
+        <w:t>base, es posible proponer prácticas adaptadas al contexto, apoyadas en el conocimiento local y en la experiencia de quienes habitan y transforman el territorio.</w:t>
       </w:r>
     </w:p>
     <w:p>
@@ -11580,49 +11241,7 @@
               <w:rPr>
                 <w:lang w:val="es-CO"/>
               </w:rPr>
-              <w:t xml:space="preserve">Marquet, P. A., Rojas, M., </w:t>
-            </w:r>
-            <w:proofErr w:type="spellStart"/>
-            <w:r>
-              <w:rPr>
-                <w:lang w:val="es-CO"/>
-              </w:rPr>
-              <w:t>Stehr</w:t>
-            </w:r>
-            <w:proofErr w:type="spellEnd"/>
-            <w:r>
-              <w:rPr>
-                <w:lang w:val="es-CO"/>
-              </w:rPr>
-              <w:t xml:space="preserve">, A., Farías, L., González, H., Muñoz, J. C., </w:t>
-            </w:r>
-            <w:proofErr w:type="spellStart"/>
-            <w:r>
-              <w:rPr>
-                <w:lang w:val="es-CO"/>
-              </w:rPr>
-              <w:t>Wagemann</w:t>
-            </w:r>
-            <w:proofErr w:type="spellEnd"/>
-            <w:r>
-              <w:rPr>
-                <w:lang w:val="es-CO"/>
-              </w:rPr>
-              <w:t xml:space="preserve">, E., Rojas, C., </w:t>
-            </w:r>
-            <w:proofErr w:type="spellStart"/>
-            <w:r>
-              <w:rPr>
-                <w:lang w:val="es-CO"/>
-              </w:rPr>
-              <w:t>Rodriguez</w:t>
-            </w:r>
-            <w:proofErr w:type="spellEnd"/>
-            <w:r>
-              <w:rPr>
-                <w:lang w:val="es-CO"/>
-              </w:rPr>
-              <w:t>, I., y Hoyos, J. (2021). Soluciones basadas en la naturaleza. Comité Científico de Cambio Climático; Ministerio de Ciencia, Tecnología, Conocimiento e Innovación.</w:t>
+              <w:t>Marquet, P. A., Rojas, M., Stehr, A., Farías, L., González, H., Muñoz, J. C., Wagemann, E., Rojas, C., Rodriguez, I., y Hoyos, J. (2021). Soluciones basadas en la naturaleza. Comité Científico de Cambio Climático; Ministerio de Ciencia, Tecnología, Conocimiento e Innovación.</w:t>
             </w:r>
           </w:p>
         </w:tc>
@@ -11831,21 +11450,12 @@
       </w:r>
     </w:p>
     <w:p>
-      <w:proofErr w:type="spellStart"/>
       <w:r>
         <w:rPr>
           <w:b/>
           <w:bCs/>
         </w:rPr>
-        <w:t>Bioinsumos</w:t>
-      </w:r>
-      <w:proofErr w:type="spellEnd"/>
-      <w:r>
-        <w:rPr>
-          <w:b/>
-          <w:bCs/>
-        </w:rPr>
-        <w:t>:</w:t>
+        <w:t>Bioinsumos:</w:t>
       </w:r>
       <w:r>
         <w:t xml:space="preserve"> preparados naturales elaborados en la finca para fertilización, control de plagas y mejora del suelo, reduciendo el uso de insumos químicos.</w:t>
@@ -11959,21 +11569,7 @@
         <w:rPr>
           <w:lang w:eastAsia="es-CO"/>
         </w:rPr>
-        <w:t xml:space="preserve">Avella Muñoz, A., Garzón Fierro, E. M., Páez Díaz, M. J., y </w:t>
-      </w:r>
-      <w:proofErr w:type="spellStart"/>
-      <w:r>
-        <w:rPr>
-          <w:lang w:eastAsia="es-CO"/>
-        </w:rPr>
-        <w:t>Ordosgoitia</w:t>
-      </w:r>
-      <w:proofErr w:type="spellEnd"/>
-      <w:r>
-        <w:rPr>
-          <w:lang w:eastAsia="es-CO"/>
-        </w:rPr>
-        <w:t>, D. (2022). Restauración ecológica: principios y prácticas. Ministerio de Ambiente y Desarrollo Sostenible de Colombia-Fundación Natura.</w:t>
+        <w:t>Avella Muñoz, A., Garzón Fierro, E. M., Páez Díaz, M. J., y Ordosgoitia, D. (2022). Restauración ecológica: principios y prácticas. Ministerio de Ambiente y Desarrollo Sostenible de Colombia-Fundación Natura.</w:t>
       </w:r>
     </w:p>
     <w:p>
@@ -12074,12 +11670,29 @@
           <w:lang w:eastAsia="es-CO"/>
         </w:rPr>
       </w:pPr>
-      <w:r>
-        <w:rPr>
-          <w:lang w:eastAsia="es-CO"/>
-        </w:rPr>
-        <w:t>https://www.cepal.org/sites/default/files/courses/files/8_manual-61-cepal_formatoserie_color.pdf</w:t>
-      </w:r>
+      <w:hyperlink r:id="rId25" w:history="1">
+        <w:r>
+          <w:rPr>
+            <w:rStyle w:val="Hipervnculo"/>
+            <w:lang w:eastAsia="es-CO"/>
+          </w:rPr>
+          <w:t>https://www.cep</w:t>
+        </w:r>
+        <w:r>
+          <w:rPr>
+            <w:rStyle w:val="Hipervnculo"/>
+            <w:lang w:eastAsia="es-CO"/>
+          </w:rPr>
+          <w:t>a</w:t>
+        </w:r>
+        <w:r>
+          <w:rPr>
+            <w:rStyle w:val="Hipervnculo"/>
+            <w:lang w:eastAsia="es-CO"/>
+          </w:rPr>
+          <w:t>l.org/sites/default/files/courses/files/8_manual-61-cepal_formatoserie_color.pdf</w:t>
+        </w:r>
+      </w:hyperlink>
     </w:p>
     <w:p>
       <w:pPr>
@@ -12125,7 +11738,7 @@
           <w:lang w:eastAsia="es-CO"/>
         </w:rPr>
       </w:pPr>
-      <w:hyperlink r:id="rId25" w:history="1">
+      <w:hyperlink r:id="rId26" w:history="1">
         <w:r>
           <w:rPr>
             <w:rStyle w:val="Hipervnculo"/>
@@ -12158,7 +11771,7 @@
         </w:rPr>
         <w:t xml:space="preserve">FAO. </w:t>
       </w:r>
-      <w:hyperlink r:id="rId26" w:history="1">
+      <w:hyperlink r:id="rId27" w:history="1">
         <w:r>
           <w:rPr>
             <w:rStyle w:val="Hipervnculo"/>
@@ -12185,61 +11798,11 @@
         </w:rPr>
         <w:t xml:space="preserve">Prieto, J. (2024). Diseño hidrológico con línea clave para el trópico: Fundamentos para el manejo del agua y suelo en cambio climático. </w:t>
       </w:r>
-      <w:proofErr w:type="spellStart"/>
       <w:r>
         <w:rPr>
           <w:lang w:val="en-US" w:eastAsia="es-CO"/>
         </w:rPr>
-        <w:t>Secretaría</w:t>
-      </w:r>
-      <w:proofErr w:type="spellEnd"/>
-      <w:r>
-        <w:rPr>
-          <w:lang w:val="en-US" w:eastAsia="es-CO"/>
-        </w:rPr>
-        <w:t xml:space="preserve"> </w:t>
-      </w:r>
-      <w:proofErr w:type="spellStart"/>
-      <w:r>
-        <w:rPr>
-          <w:lang w:val="en-US" w:eastAsia="es-CO"/>
-        </w:rPr>
-        <w:t>Metropolitana</w:t>
-      </w:r>
-      <w:proofErr w:type="spellEnd"/>
-      <w:r>
-        <w:rPr>
-          <w:lang w:val="en-US" w:eastAsia="es-CO"/>
-        </w:rPr>
-        <w:t xml:space="preserve"> de </w:t>
-      </w:r>
-      <w:proofErr w:type="spellStart"/>
-      <w:r>
-        <w:rPr>
-          <w:lang w:val="en-US" w:eastAsia="es-CO"/>
-        </w:rPr>
-        <w:t>Ambiente</w:t>
-      </w:r>
-      <w:proofErr w:type="spellEnd"/>
-      <w:r>
-        <w:rPr>
-          <w:lang w:val="en-US" w:eastAsia="es-CO"/>
-        </w:rPr>
-        <w:t xml:space="preserve"> de Quito y </w:t>
-      </w:r>
-      <w:proofErr w:type="spellStart"/>
-      <w:r>
-        <w:rPr>
-          <w:lang w:val="en-US" w:eastAsia="es-CO"/>
-        </w:rPr>
-        <w:t>Corporación</w:t>
-      </w:r>
-      <w:proofErr w:type="spellEnd"/>
-      <w:r>
-        <w:rPr>
-          <w:lang w:val="en-US" w:eastAsia="es-CO"/>
-        </w:rPr>
-        <w:t xml:space="preserve"> ECOPAR.</w:t>
+        <w:t>Secretaría Metropolitana de Ambiente de Quito y Corporación ECOPAR.</w:t>
       </w:r>
     </w:p>
     <w:p>
@@ -12295,7 +11858,7 @@
         </w:rPr>
         <w:t xml:space="preserve">Varela, M. V. (2010). Evaluación de sistemas de producción agroecológicos incorporando indicadores de sostenibilidad en la sabana de Bogotá. </w:t>
       </w:r>
-      <w:hyperlink r:id="rId27" w:history="1">
+      <w:hyperlink r:id="rId28" w:history="1">
         <w:r>
           <w:rPr>
             <w:rStyle w:val="Hipervnculo"/>
@@ -12438,16 +12001,8 @@
               <w:rPr>
                 <w:lang w:val="es-CO"/>
               </w:rPr>
-              <w:t xml:space="preserve">Olga Constanza Bermúdez </w:t>
-            </w:r>
-            <w:proofErr w:type="spellStart"/>
-            <w:r>
-              <w:rPr>
-                <w:lang w:val="es-CO"/>
-              </w:rPr>
-              <w:t>Jaimes</w:t>
-            </w:r>
-            <w:proofErr w:type="spellEnd"/>
+              <w:t>Olga Constanza Bermúdez Jaimes</w:t>
+            </w:r>
           </w:p>
         </w:tc>
         <w:tc>
@@ -12523,30 +12078,8 @@
               <w:rPr>
                 <w:lang w:val="es-CO"/>
               </w:rPr>
-              <w:t xml:space="preserve">Jorge Eduardo </w:t>
-            </w:r>
-            <w:proofErr w:type="spellStart"/>
-            <w:r>
-              <w:rPr>
-                <w:lang w:val="es-CO"/>
-              </w:rPr>
-              <w:t>Alava</w:t>
-            </w:r>
-            <w:proofErr w:type="spellEnd"/>
-            <w:r>
-              <w:rPr>
-                <w:lang w:val="es-CO"/>
-              </w:rPr>
-              <w:t xml:space="preserve"> </w:t>
-            </w:r>
-            <w:proofErr w:type="spellStart"/>
-            <w:r>
-              <w:rPr>
-                <w:lang w:val="es-CO"/>
-              </w:rPr>
-              <w:t>Arevalo</w:t>
-            </w:r>
-            <w:proofErr w:type="spellEnd"/>
+              <w:t>Jorge Eduardo Alava Arevalo</w:t>
+            </w:r>
           </w:p>
         </w:tc>
         <w:tc>
@@ -12641,19 +12174,11 @@
                 <w:lang w:val="es-CO"/>
               </w:rPr>
             </w:pPr>
-            <w:proofErr w:type="spellStart"/>
             <w:r>
               <w:rPr>
                 <w:lang w:val="es-CO"/>
               </w:rPr>
-              <w:t>Agronomos</w:t>
-            </w:r>
-            <w:proofErr w:type="spellEnd"/>
-            <w:r>
-              <w:rPr>
-                <w:lang w:val="es-CO"/>
-              </w:rPr>
-              <w:t xml:space="preserve"> y Veterinarios sin Fronteras (AVSF)</w:t>
+              <w:t>Agronomos y Veterinarios sin Fronteras (AVSF)</w:t>
             </w:r>
           </w:p>
         </w:tc>
@@ -12712,21 +12237,7 @@
               <w:rPr>
                 <w:lang w:val="es-CO"/>
               </w:rPr>
-              <w:t xml:space="preserve">Proyecto Apoyo a la Reforma Rural Integral en Colombia (ARRIC) - </w:t>
-            </w:r>
-            <w:proofErr w:type="spellStart"/>
-            <w:r>
-              <w:rPr>
-                <w:lang w:val="es-CO"/>
-              </w:rPr>
-              <w:t>Agronomos</w:t>
-            </w:r>
-            <w:proofErr w:type="spellEnd"/>
-            <w:r>
-              <w:rPr>
-                <w:lang w:val="es-CO"/>
-              </w:rPr>
-              <w:t xml:space="preserve"> y Veterinarios sin Fronteras (AVSF)</w:t>
+              <w:t>Proyecto Apoyo a la Reforma Rural Integral en Colombia (ARRIC) - Agronomos y Veterinarios sin Fronteras (AVSF)</w:t>
             </w:r>
           </w:p>
         </w:tc>
@@ -12788,21 +12299,7 @@
               <w:rPr>
                 <w:lang w:val="es-CO"/>
               </w:rPr>
-              <w:t xml:space="preserve">Proyecto Apoyo a la Reforma Rural Integral en Colombia (ARRIC) - </w:t>
-            </w:r>
-            <w:proofErr w:type="spellStart"/>
-            <w:r>
-              <w:rPr>
-                <w:lang w:val="es-CO"/>
-              </w:rPr>
-              <w:t>Agronomos</w:t>
-            </w:r>
-            <w:proofErr w:type="spellEnd"/>
-            <w:r>
-              <w:rPr>
-                <w:lang w:val="es-CO"/>
-              </w:rPr>
-              <w:t xml:space="preserve"> y Veterinarios sin Fronteras (AVSF)</w:t>
+              <w:t>Proyecto Apoyo a la Reforma Rural Integral en Colombia (ARRIC) - Agronomos y Veterinarios sin Fronteras (AVSF)</w:t>
             </w:r>
           </w:p>
         </w:tc>
@@ -12823,16 +12320,8 @@
               <w:rPr>
                 <w:lang w:val="es-CO"/>
               </w:rPr>
-              <w:t xml:space="preserve">Roger </w:t>
-            </w:r>
-            <w:proofErr w:type="spellStart"/>
-            <w:r>
-              <w:rPr>
-                <w:lang w:val="es-CO"/>
-              </w:rPr>
-              <w:t>Garcia</w:t>
-            </w:r>
-            <w:proofErr w:type="spellEnd"/>
+              <w:t>Roger Garcia</w:t>
+            </w:r>
           </w:p>
         </w:tc>
         <w:tc>
@@ -12869,21 +12358,7 @@
               <w:rPr>
                 <w:lang w:val="es-CO"/>
               </w:rPr>
-              <w:t xml:space="preserve">Proyecto Apoyo a la Reforma Rural Integral en Colombia (ARRIC) - </w:t>
-            </w:r>
-            <w:proofErr w:type="spellStart"/>
-            <w:r>
-              <w:rPr>
-                <w:lang w:val="es-CO"/>
-              </w:rPr>
-              <w:t>Agronomos</w:t>
-            </w:r>
-            <w:proofErr w:type="spellEnd"/>
-            <w:r>
-              <w:rPr>
-                <w:lang w:val="es-CO"/>
-              </w:rPr>
-              <w:t xml:space="preserve"> y Veterinarios sin Fronteras (AVSF)</w:t>
+              <w:t>Proyecto Apoyo a la Reforma Rural Integral en Colombia (ARRIC) - Agronomos y Veterinarios sin Fronteras (AVSF)</w:t>
             </w:r>
           </w:p>
         </w:tc>
@@ -13047,16 +12522,8 @@
               <w:rPr>
                 <w:lang w:val="es-CO"/>
               </w:rPr>
-              <w:t xml:space="preserve">Desarrollador full </w:t>
-            </w:r>
-            <w:proofErr w:type="spellStart"/>
-            <w:r>
-              <w:rPr>
-                <w:lang w:val="es-CO"/>
-              </w:rPr>
-              <w:t>stack</w:t>
-            </w:r>
-            <w:proofErr w:type="spellEnd"/>
+              <w:t>Desarrollador full stack</w:t>
+            </w:r>
           </w:p>
         </w:tc>
         <w:tc>
@@ -13459,7 +12926,7 @@
               <w:rPr>
                 <w:lang w:val="es-CO"/>
               </w:rPr>
-              <w:t>Jaime Hernán Tejada Llano</w:t>
+              <w:t>Ricardo Oliveros Zambrano</w:t>
             </w:r>
           </w:p>
         </w:tc>
@@ -13517,33 +12984,11 @@
                 <w:lang w:val="es-CO"/>
               </w:rPr>
             </w:pPr>
-            <w:proofErr w:type="spellStart"/>
             <w:r>
               <w:rPr>
                 <w:lang w:val="es-CO"/>
               </w:rPr>
-              <w:t>Anyerson</w:t>
-            </w:r>
-            <w:proofErr w:type="spellEnd"/>
-            <w:r>
-              <w:rPr>
-                <w:lang w:val="es-CO"/>
-              </w:rPr>
-              <w:t xml:space="preserve"> Wilfredo </w:t>
-            </w:r>
-            <w:proofErr w:type="spellStart"/>
-            <w:r>
-              <w:rPr>
-                <w:lang w:val="es-CO"/>
-              </w:rPr>
-              <w:t>Pizo</w:t>
-            </w:r>
-            <w:proofErr w:type="spellEnd"/>
-            <w:r>
-              <w:rPr>
-                <w:lang w:val="es-CO"/>
-              </w:rPr>
-              <w:t xml:space="preserve"> Ossa</w:t>
+              <w:t>Anyerson Wilfredo Pizo Ossa</w:t>
             </w:r>
           </w:p>
         </w:tc>
@@ -13654,8 +13099,8 @@
       </w:pPr>
     </w:p>
     <w:sectPr>
-      <w:headerReference w:type="default" r:id="rId28"/>
-      <w:footerReference w:type="default" r:id="rId29"/>
+      <w:headerReference w:type="default" r:id="rId29"/>
+      <w:footerReference w:type="default" r:id="rId30"/>
       <w:pgSz w:w="12240" w:h="15840"/>
       <w:pgMar w:top="1701" w:right="1134" w:bottom="1134" w:left="1134" w:header="709" w:footer="737" w:gutter="0"/>
       <w:pgNumType w:start="1"/>
@@ -19715,7 +19160,6 @@
   <w:style w:type="character" w:default="1" w:styleId="Fuentedeprrafopredeter">
     <w:name w:val="Default Paragraph Font"/>
     <w:uiPriority w:val="1"/>
-    <w:semiHidden/>
     <w:unhideWhenUsed/>
   </w:style>
   <w:style w:type="table" w:default="1" w:styleId="Tablanormal">
@@ -21085,14 +20529,7 @@
 </file>
 
 <file path=customXml/item2.xml><?xml version="1.0" encoding="utf-8"?>
-<p:properties xmlns:p="http://schemas.microsoft.com/office/2006/metadata/properties" xmlns:xsi="http://www.w3.org/2001/XMLSchema-instance" xmlns:pc="http://schemas.microsoft.com/office/infopath/2007/PartnerControls">
-  <documentManagement>
-    <TaxCatchAll xmlns="b250f519-6473-4480-8c44-6ee3a3a530c3" xsi:nil="true"/>
-    <lcf76f155ced4ddcb4097134ff3c332f xmlns="d174a4fb-80c2-4523-8d89-375030acacbf">
-      <Terms xmlns="http://schemas.microsoft.com/office/infopath/2007/PartnerControls"/>
-    </lcf76f155ced4ddcb4097134ff3c332f>
-  </documentManagement>
-</p:properties>
+<b:Sources xmlns:b="http://schemas.openxmlformats.org/officeDocument/2006/bibliography" xmlns="http://schemas.openxmlformats.org/officeDocument/2006/bibliography" SelectedStyle="\APASixthEditionOfficeOnline.xsl" StyleName="APA" Version="6"/>
 </file>
 
 <file path=customXml/item3.xml><?xml version="1.0" encoding="utf-8"?>
@@ -21105,20 +20542,39 @@
 </file>
 
 <file path=customXml/item4.xml><?xml version="1.0" encoding="utf-8"?>
-<b:Sources xmlns:b="http://schemas.openxmlformats.org/officeDocument/2006/bibliography" xmlns="http://schemas.openxmlformats.org/officeDocument/2006/bibliography" SelectedStyle="\APASixthEditionOfficeOnline.xsl" StyleName="APA" Version="6"/>
+<p:properties xmlns:p="http://schemas.microsoft.com/office/2006/metadata/properties" xmlns:xsi="http://www.w3.org/2001/XMLSchema-instance" xmlns:pc="http://schemas.microsoft.com/office/infopath/2007/PartnerControls">
+  <documentManagement>
+    <TaxCatchAll xmlns="b250f519-6473-4480-8c44-6ee3a3a530c3" xsi:nil="true"/>
+    <lcf76f155ced4ddcb4097134ff3c332f xmlns="d174a4fb-80c2-4523-8d89-375030acacbf">
+      <Terms xmlns="http://schemas.microsoft.com/office/infopath/2007/PartnerControls"/>
+    </lcf76f155ced4ddcb4097134ff3c332f>
+  </documentManagement>
+</p:properties>
 </file>
 
 <file path=customXml/itemProps1.xml><?xml version="1.0" encoding="utf-8"?>
-<ds:datastoreItem xmlns:ds="http://schemas.openxmlformats.org/officeDocument/2006/customXml" ds:itemID="{60DE4374-A2F0-4BB6-9B69-94B48F9F06BE}"/>
+<ds:datastoreItem xmlns:ds="http://schemas.openxmlformats.org/officeDocument/2006/customXml" ds:itemID="{60DE4374-A2F0-4BB6-9B69-94B48F9F06BE}">
+  <ds:schemaRefs>
+    <ds:schemaRef ds:uri="http://schemas.microsoft.com/office/2006/metadata/contentType"/>
+    <ds:schemaRef ds:uri="http://schemas.microsoft.com/office/2006/metadata/properties/metaAttributes"/>
+    <ds:schemaRef ds:uri="http://www.w3.org/2001/XMLSchema"/>
+    <ds:schemaRef ds:uri="http://schemas.microsoft.com/office/2006/metadata/properties"/>
+    <ds:schemaRef ds:uri="d174a4fb-80c2-4523-8d89-375030acacbf"/>
+    <ds:schemaRef ds:uri="b250f519-6473-4480-8c44-6ee3a3a530c3"/>
+    <ds:schemaRef ds:uri="http://schemas.microsoft.com/office/2006/documentManagement/types"/>
+    <ds:schemaRef ds:uri="http://schemas.microsoft.com/office/infopath/2007/PartnerControls"/>
+    <ds:schemaRef ds:uri="http://schemas.openxmlformats.org/package/2006/metadata/core-properties"/>
+    <ds:schemaRef ds:uri="http://purl.org/dc/elements/1.1/"/>
+    <ds:schemaRef ds:uri="http://purl.org/dc/terms/"/>
+    <ds:schemaRef ds:uri="http://schemas.microsoft.com/internal/obd"/>
+  </ds:schemaRefs>
+</ds:datastoreItem>
 </file>
 
 <file path=customXml/itemProps2.xml><?xml version="1.0" encoding="utf-8"?>
-<ds:datastoreItem xmlns:ds="http://schemas.openxmlformats.org/officeDocument/2006/customXml" ds:itemID="{1279454D-02BE-4A9C-A117-DCD1573E2608}">
+<ds:datastoreItem xmlns:ds="http://schemas.openxmlformats.org/officeDocument/2006/customXml" ds:itemID="{EAE431FD-7059-4C09-804B-C9D69EB7B213}">
   <ds:schemaRefs>
-    <ds:schemaRef ds:uri="http://schemas.microsoft.com/office/2006/metadata/properties"/>
-    <ds:schemaRef ds:uri="http://schemas.microsoft.com/office/infopath/2007/PartnerControls"/>
-    <ds:schemaRef ds:uri="cb45339b-ced9-4d0d-8f64-77573914d53b"/>
-    <ds:schemaRef ds:uri="43a3ca16-9c26-4813-b83f-4aec9927b43f"/>
+    <ds:schemaRef ds:uri="http://schemas.openxmlformats.org/officeDocument/2006/bibliography"/>
   </ds:schemaRefs>
 </ds:datastoreItem>
 </file>
@@ -21132,9 +20588,12 @@
 </file>
 
 <file path=customXml/itemProps4.xml><?xml version="1.0" encoding="utf-8"?>
-<ds:datastoreItem xmlns:ds="http://schemas.openxmlformats.org/officeDocument/2006/customXml" ds:itemID="{EAE431FD-7059-4C09-804B-C9D69EB7B213}">
+<ds:datastoreItem xmlns:ds="http://schemas.openxmlformats.org/officeDocument/2006/customXml" ds:itemID="{1279454D-02BE-4A9C-A117-DCD1573E2608}">
   <ds:schemaRefs>
-    <ds:schemaRef ds:uri="http://schemas.openxmlformats.org/officeDocument/2006/bibliography"/>
+    <ds:schemaRef ds:uri="http://schemas.microsoft.com/office/2006/metadata/properties"/>
+    <ds:schemaRef ds:uri="http://schemas.microsoft.com/office/infopath/2007/PartnerControls"/>
+    <ds:schemaRef ds:uri="b250f519-6473-4480-8c44-6ee3a3a530c3"/>
+    <ds:schemaRef ds:uri="d174a4fb-80c2-4523-8d89-375030acacbf"/>
   </ds:schemaRefs>
 </ds:datastoreItem>
 </file>
--- a/fuentes/21250008_CF02_DU.docx
+++ b/fuentes/21250008_CF02_DU.docx
@@ -1,6 +1,6 @@
 
 <file path=word/document.xml><?xml version="1.0" encoding="utf-8"?>
-<w:document xmlns:wpc="http://schemas.microsoft.com/office/word/2010/wordprocessingCanvas" xmlns:cx="http://schemas.microsoft.com/office/drawing/2014/chartex" xmlns:cx1="http://schemas.microsoft.com/office/drawing/2015/9/8/chartex" xmlns:cx2="http://schemas.microsoft.com/office/drawing/2015/10/21/chartex" xmlns:cx3="http://schemas.microsoft.com/office/drawing/2016/5/9/chartex" xmlns:cx4="http://schemas.microsoft.com/office/drawing/2016/5/10/chartex" xmlns:cx5="http://schemas.microsoft.com/office/drawing/2016/5/11/chartex" xmlns:cx6="http://schemas.microsoft.com/office/drawing/2016/5/12/chartex" xmlns:cx7="http://schemas.microsoft.com/office/drawing/2016/5/13/chartex" xmlns:cx8="http://schemas.microsoft.com/office/drawing/2016/5/14/chartex" xmlns:mc="http://schemas.openxmlformats.org/markup-compatibility/2006" xmlns:aink="http://schemas.microsoft.com/office/drawing/2016/ink" xmlns:am3d="http://schemas.microsoft.com/office/drawing/2017/model3d" xmlns:o="urn:schemas-microsoft-com:office:office" xmlns:oel="http://schemas.microsoft.com/office/2019/extlst" xmlns:r="http://schemas.openxmlformats.org/officeDocument/2006/relationships" xmlns:m="http://schemas.openxmlformats.org/officeDocument/2006/math" xmlns:v="urn:schemas-microsoft-com:vml" xmlns:wp14="http://schemas.microsoft.com/office/word/2010/wordprocessingDrawing" xmlns:wp="http://schemas.openxmlformats.org/drawingml/2006/wordprocessingDrawing" xmlns:w10="urn:schemas-microsoft-com:office:word" xmlns:w="http://schemas.openxmlformats.org/wordprocessingml/2006/main" xmlns:w14="http://schemas.microsoft.com/office/word/2010/wordml" xmlns:w15="http://schemas.microsoft.com/office/word/2012/wordml" xmlns:w16cex="http://schemas.microsoft.com/office/word/2018/wordml/cex" xmlns:w16cid="http://schemas.microsoft.com/office/word/2016/wordml/cid" xmlns:w16="http://schemas.microsoft.com/office/word/2018/wordml" xmlns:w16sdtdh="http://schemas.microsoft.com/office/word/2020/wordml/sdtdatahash" xmlns:w16se="http://schemas.microsoft.com/office/word/2015/wordml/symex" xmlns:wpg="http://schemas.microsoft.com/office/word/2010/wordprocessingGroup" xmlns:wpi="http://schemas.microsoft.com/office/word/2010/wordprocessingInk" xmlns:wne="http://schemas.microsoft.com/office/word/2006/wordml" xmlns:wps="http://schemas.microsoft.com/office/word/2010/wordprocessingShape" mc:Ignorable="w14 w15 w16se w16cid w16 w16cex w16sdtdh wp14">
+<w:document xmlns:wpc="http://schemas.microsoft.com/office/word/2010/wordprocessingCanvas" xmlns:cx="http://schemas.microsoft.com/office/drawing/2014/chartex" xmlns:cx1="http://schemas.microsoft.com/office/drawing/2015/9/8/chartex" xmlns:cx2="http://schemas.microsoft.com/office/drawing/2015/10/21/chartex" xmlns:cx3="http://schemas.microsoft.com/office/drawing/2016/5/9/chartex" xmlns:cx4="http://schemas.microsoft.com/office/drawing/2016/5/10/chartex" xmlns:cx5="http://schemas.microsoft.com/office/drawing/2016/5/11/chartex" xmlns:cx6="http://schemas.microsoft.com/office/drawing/2016/5/12/chartex" xmlns:cx7="http://schemas.microsoft.com/office/drawing/2016/5/13/chartex" xmlns:cx8="http://schemas.microsoft.com/office/drawing/2016/5/14/chartex" xmlns:mc="http://schemas.openxmlformats.org/markup-compatibility/2006" xmlns:aink="http://schemas.microsoft.com/office/drawing/2016/ink" xmlns:am3d="http://schemas.microsoft.com/office/drawing/2017/model3d" xmlns:o="urn:schemas-microsoft-com:office:office" xmlns:oel="http://schemas.microsoft.com/office/2019/extlst" xmlns:r="http://schemas.openxmlformats.org/officeDocument/2006/relationships" xmlns:m="http://schemas.openxmlformats.org/officeDocument/2006/math" xmlns:v="urn:schemas-microsoft-com:vml" xmlns:wp14="http://schemas.microsoft.com/office/word/2010/wordprocessingDrawing" xmlns:wp="http://schemas.openxmlformats.org/drawingml/2006/wordprocessingDrawing" xmlns:w10="urn:schemas-microsoft-com:office:word" xmlns:w="http://schemas.openxmlformats.org/wordprocessingml/2006/main" xmlns:w14="http://schemas.microsoft.com/office/word/2010/wordml" xmlns:w15="http://schemas.microsoft.com/office/word/2012/wordml" xmlns:w16cex="http://schemas.microsoft.com/office/word/2018/wordml/cex" xmlns:w16cid="http://schemas.microsoft.com/office/word/2016/wordml/cid" xmlns:w16="http://schemas.microsoft.com/office/word/2018/wordml" xmlns:w16du="http://schemas.microsoft.com/office/word/2023/wordml/word16du" xmlns:w16sdtdh="http://schemas.microsoft.com/office/word/2020/wordml/sdtdatahash" xmlns:w16sdtfl="http://schemas.microsoft.com/office/word/2024/wordml/sdtformatlock" xmlns:w16se="http://schemas.microsoft.com/office/word/2015/wordml/symex" xmlns:wpg="http://schemas.microsoft.com/office/word/2010/wordprocessingGroup" xmlns:wpi="http://schemas.microsoft.com/office/word/2010/wordprocessingInk" xmlns:wne="http://schemas.microsoft.com/office/word/2006/wordml" xmlns:wps="http://schemas.microsoft.com/office/word/2010/wordprocessingShape" mc:Ignorable="w14 w15 w16se w16cid w16 w16cex w16sdtdh w16sdtfl w16du wp14">
   <w:body>
     <w:p>
       <w:pPr>
@@ -510,7 +510,7 @@
           <w:kern w:val="0"/>
           <w14:ligatures w14:val="none"/>
         </w:rPr>
-        <w:t>5</w:t>
+        <w:t>6</w:t>
       </w:r>
       <w:r>
         <w:br w:type="page"/>
@@ -1952,6 +1952,7 @@
     </w:p>
     <w:p>
       <w:pPr>
+        <w:ind w:firstLine="0"/>
         <w:rPr>
           <w:lang w:val="es-419" w:eastAsia="es-CO"/>
         </w:rPr>
@@ -2604,7 +2605,21 @@
           <w:rStyle w:val="Ttulo5Car"/>
         </w:rPr>
         <w:lastRenderedPageBreak/>
-        <w:t>Producción de insumos biopreparados.</w:t>
+        <w:t xml:space="preserve">Producción de insumos </w:t>
+      </w:r>
+      <w:proofErr w:type="spellStart"/>
+      <w:r>
+        <w:rPr>
+          <w:rStyle w:val="Ttulo5Car"/>
+        </w:rPr>
+        <w:t>biopreparados</w:t>
+      </w:r>
+      <w:proofErr w:type="spellEnd"/>
+      <w:r>
+        <w:rPr>
+          <w:rStyle w:val="Ttulo5Car"/>
+        </w:rPr>
+        <w:t>.</w:t>
       </w:r>
       <w:r>
         <w:rPr>
@@ -2694,7 +2709,21 @@
         <w:rPr>
           <w:lang w:val="es-419" w:eastAsia="es-CO"/>
         </w:rPr>
-        <w:t>En el marco del IPPTA, la mecánica de valoración permite traducir las observaciones realizadas en la finca en una calificación numérica. Esta no surge solo de mirar, sino también de conversar con los productores, interpretar prácticas y registrar elementos como la cantidad de especies presentes, el manejo del suelo o la producción de bioinsumos. A cada situación observada se le asigna un valor entre 1 y 5, según las descripciones establecidas por cada indicador.</w:t>
+        <w:t xml:space="preserve">En el marco del IPPTA, la mecánica de valoración permite traducir las observaciones realizadas en la finca en una calificación numérica. Esta no surge solo de mirar, sino también de conversar con los productores, interpretar prácticas y registrar elementos como la cantidad de especies presentes, el manejo del suelo o la producción de </w:t>
+      </w:r>
+      <w:proofErr w:type="spellStart"/>
+      <w:r>
+        <w:rPr>
+          <w:lang w:val="es-419" w:eastAsia="es-CO"/>
+        </w:rPr>
+        <w:t>bioinsumos</w:t>
+      </w:r>
+      <w:proofErr w:type="spellEnd"/>
+      <w:r>
+        <w:rPr>
+          <w:lang w:val="es-419" w:eastAsia="es-CO"/>
+        </w:rPr>
+        <w:t>. A cada situación observada se le asigna un valor entre 1 y 5, según las descripciones establecidas por cada indicador.</w:t>
       </w:r>
     </w:p>
     <w:p>
@@ -3066,7 +3095,21 @@
         <w:rPr>
           <w:lang w:val="es-419" w:eastAsia="es-CO"/>
         </w:rPr>
-        <w:t>Las dimensiones productivas evaluadas (como la diversidad de cultivos, la integración entre agricultura y ganadería, la producción de bioinsumos o la protección de semillas) reflejan aspectos clave para fortalecer la autonomía, la sostenibilidad y la resiliencia de los sistemas agroecológicos. Al aplicarse con técnicas participativas, estos indicadores permiten que productores, técnicos y comunidades dialoguen sobre sus prácticas, reconozcan sus avances y definan juntos acciones de mejora. Así, se articulan los saberes locales con criterios técnicos, generando estrategias productivas contextualizadas, pertinentes y regenerativas para cada territorio.</w:t>
+        <w:t xml:space="preserve">Las dimensiones productivas evaluadas (como la diversidad de cultivos, la integración entre agricultura y ganadería, la producción de </w:t>
+      </w:r>
+      <w:proofErr w:type="spellStart"/>
+      <w:r>
+        <w:rPr>
+          <w:lang w:val="es-419" w:eastAsia="es-CO"/>
+        </w:rPr>
+        <w:t>bioinsumos</w:t>
+      </w:r>
+      <w:proofErr w:type="spellEnd"/>
+      <w:r>
+        <w:rPr>
+          <w:lang w:val="es-419" w:eastAsia="es-CO"/>
+        </w:rPr>
+        <w:t xml:space="preserve"> o la protección de semillas) reflejan aspectos clave para fortalecer la autonomía, la sostenibilidad y la resiliencia de los sistemas agroecológicos. Al aplicarse con técnicas participativas, estos indicadores permiten que productores, técnicos y comunidades dialoguen sobre sus prácticas, reconozcan sus avances y definan juntos acciones de mejora. Así, se articulan los saberes locales con criterios técnicos, generando estrategias productivas contextualizadas, pertinentes y regenerativas para cada territorio.</w:t>
       </w:r>
     </w:p>
     <w:p>
@@ -3880,7 +3923,23 @@
       </w:pPr>
       <w:r>
         <w:lastRenderedPageBreak/>
-        <w:t>Producción de insumos, bioinsumos y biopreparados en la finca</w:t>
+        <w:t xml:space="preserve">Producción de insumos, </w:t>
+      </w:r>
+      <w:proofErr w:type="spellStart"/>
+      <w:r>
+        <w:t>bioinsumos</w:t>
+      </w:r>
+      <w:proofErr w:type="spellEnd"/>
+      <w:r>
+        <w:t xml:space="preserve"> y </w:t>
+      </w:r>
+      <w:proofErr w:type="spellStart"/>
+      <w:r>
+        <w:t>biopreparados</w:t>
+      </w:r>
+      <w:proofErr w:type="spellEnd"/>
+      <w:r>
+        <w:t xml:space="preserve"> en la finca</w:t>
       </w:r>
     </w:p>
     <w:p>
@@ -4350,7 +4409,21 @@
         <w:rPr>
           <w:lang w:val="es-419" w:eastAsia="es-CO"/>
         </w:rPr>
-        <w:t>Aunque se reconocen avances importantes en la restauración ecológica y el manejo de residuos, la evaluación productiva evidenció debilidades en la integración entre cultivos y animales, el bienestar animal y la producción de bioinsumos. Las gallinas no reciben alimentación proveniente de la finca ni se aprovecha su estiércol como abono, y las condiciones de crianza aún no garantizan su salud ni comodidad. Además, aunque se elaboran algunos biofertilizantes, la dependencia de insumos externos sigue siendo alta.</w:t>
+        <w:t xml:space="preserve">Aunque se reconocen avances importantes en la restauración ecológica y el manejo de residuos, la evaluación productiva evidenció debilidades en la integración entre cultivos y animales, el bienestar animal y la producción de </w:t>
+      </w:r>
+      <w:proofErr w:type="spellStart"/>
+      <w:r>
+        <w:rPr>
+          <w:lang w:val="es-419" w:eastAsia="es-CO"/>
+        </w:rPr>
+        <w:t>bioinsumos</w:t>
+      </w:r>
+      <w:proofErr w:type="spellEnd"/>
+      <w:r>
+        <w:rPr>
+          <w:lang w:val="es-419" w:eastAsia="es-CO"/>
+        </w:rPr>
+        <w:t>. Las gallinas no reciben alimentación proveniente de la finca ni se aprovecha su estiércol como abono, y las condiciones de crianza aún no garantizan su salud ni comodidad. Además, aunque se elaboran algunos biofertilizantes, la dependencia de insumos externos sigue siendo alta.</w:t>
       </w:r>
     </w:p>
     <w:p>
@@ -4813,8 +4886,33 @@
                 <w:color w:val="12263F"/>
                 <w:szCs w:val="24"/>
               </w:rPr>
-              <w:t>Producción de insumos, bioinsumos y biopreparados</w:t>
-            </w:r>
+              <w:t xml:space="preserve">Producción de insumos, </w:t>
+            </w:r>
+            <w:proofErr w:type="spellStart"/>
+            <w:r>
+              <w:rPr>
+                <w:color w:val="12263F"/>
+                <w:szCs w:val="24"/>
+              </w:rPr>
+              <w:t>bioinsumos</w:t>
+            </w:r>
+            <w:proofErr w:type="spellEnd"/>
+            <w:r>
+              <w:rPr>
+                <w:color w:val="12263F"/>
+                <w:szCs w:val="24"/>
+              </w:rPr>
+              <w:t xml:space="preserve"> y </w:t>
+            </w:r>
+            <w:proofErr w:type="spellStart"/>
+            <w:r>
+              <w:rPr>
+                <w:color w:val="12263F"/>
+                <w:szCs w:val="24"/>
+              </w:rPr>
+              <w:t>biopreparados</w:t>
+            </w:r>
+            <w:proofErr w:type="spellEnd"/>
           </w:p>
         </w:tc>
         <w:tc>
@@ -5002,7 +5100,15 @@
     </w:tbl>
     <w:p>
       <w:r>
-        <w:t>Condición productiva del predio: media-baja, con necesidad de intervención en integración agropecuaria, bienestar animal y autonomía en bioinsumos.</w:t>
+        <w:t xml:space="preserve">Condición productiva del predio: media-baja, con necesidad de intervención en integración agropecuaria, bienestar animal y autonomía en </w:t>
+      </w:r>
+      <w:proofErr w:type="spellStart"/>
+      <w:r>
+        <w:t>bioinsumos</w:t>
+      </w:r>
+      <w:proofErr w:type="spellEnd"/>
+      <w:r>
+        <w:t>.</w:t>
       </w:r>
     </w:p>
     <w:p>
@@ -5118,7 +5224,21 @@
         <w:rPr>
           <w:lang w:val="es-419" w:eastAsia="es-CO"/>
         </w:rPr>
-        <w:t>El mejoramiento del suelo y la producción de bioinsumos.</w:t>
+        <w:t xml:space="preserve">El mejoramiento del suelo y la producción de </w:t>
+      </w:r>
+      <w:proofErr w:type="spellStart"/>
+      <w:r>
+        <w:rPr>
+          <w:lang w:val="es-419" w:eastAsia="es-CO"/>
+        </w:rPr>
+        <w:t>bioinsumos</w:t>
+      </w:r>
+      <w:proofErr w:type="spellEnd"/>
+      <w:r>
+        <w:rPr>
+          <w:lang w:val="es-419" w:eastAsia="es-CO"/>
+        </w:rPr>
+        <w:t>.</w:t>
       </w:r>
     </w:p>
     <w:p>
@@ -6009,7 +6129,15 @@
           </w:p>
           <w:p>
             <w:r>
-              <w:t>La elección de las especies depende de las condiciones climáticas y del suelo. Entre las más utilizadas se encuentran el fríjol terciopelo, la canavalia, la crotalaria, la avena y el trébol.</w:t>
+              <w:t xml:space="preserve">La elección de las especies depende de las condiciones climáticas y del suelo. Entre las más utilizadas se encuentran el fríjol terciopelo, la canavalia, la </w:t>
+            </w:r>
+            <w:proofErr w:type="spellStart"/>
+            <w:r>
+              <w:t>crotalaria</w:t>
+            </w:r>
+            <w:proofErr w:type="spellEnd"/>
+            <w:r>
+              <w:t>, la avena y el trébol.</w:t>
             </w:r>
           </w:p>
           <w:p>
@@ -6260,7 +6388,21 @@
         <w:rPr>
           <w:lang w:val="es-419" w:eastAsia="es-CO"/>
         </w:rPr>
-        <w:t>Las leguminosas como fríjol, caupí, lenteja, trébol o soya tienen la capacidad de fijar nitrógeno atmosférico en el suelo gracias a su asociación con bacterias del género Rhizobium. Al incluirlas en la rotación, se mejora la disponibilidad de nutrientes para los cultivos siguientes, se activa la biología del suelo y se reduce la necesidad de fertilizantes externos. Además, muchas leguminosas aportan biomasa, cobertura vegetal y alimentos ricos en proteína para el consumo familiar.</w:t>
+        <w:t xml:space="preserve">Las leguminosas como fríjol, caupí, lenteja, trébol o soya tienen la capacidad de fijar nitrógeno atmosférico en el suelo gracias a su asociación con bacterias del género </w:t>
+      </w:r>
+      <w:proofErr w:type="spellStart"/>
+      <w:r>
+        <w:rPr>
+          <w:lang w:val="es-419" w:eastAsia="es-CO"/>
+        </w:rPr>
+        <w:t>Rhizobium</w:t>
+      </w:r>
+      <w:proofErr w:type="spellEnd"/>
+      <w:r>
+        <w:rPr>
+          <w:lang w:val="es-419" w:eastAsia="es-CO"/>
+        </w:rPr>
+        <w:t>. Al incluirlas en la rotación, se mejora la disponibilidad de nutrientes para los cultivos siguientes, se activa la biología del suelo y se reduce la necesidad de fertilizantes externos. Además, muchas leguminosas aportan biomasa, cobertura vegetal y alimentos ricos en proteína para el consumo familiar.</w:t>
       </w:r>
     </w:p>
     <w:p>
@@ -6417,7 +6559,21 @@
         <w:rPr>
           <w:lang w:val="es-419" w:eastAsia="es-CO"/>
         </w:rPr>
-        <w:t>Nutrir los cultivos con bioproductos elaborados localmente.</w:t>
+        <w:t xml:space="preserve">Nutrir los cultivos con </w:t>
+      </w:r>
+      <w:proofErr w:type="spellStart"/>
+      <w:r>
+        <w:rPr>
+          <w:lang w:val="es-419" w:eastAsia="es-CO"/>
+        </w:rPr>
+        <w:t>bioproductos</w:t>
+      </w:r>
+      <w:proofErr w:type="spellEnd"/>
+      <w:r>
+        <w:rPr>
+          <w:lang w:val="es-419" w:eastAsia="es-CO"/>
+        </w:rPr>
+        <w:t xml:space="preserve"> elaborados localmente.</w:t>
       </w:r>
     </w:p>
     <w:p>
@@ -6514,7 +6670,15 @@
         <w:pStyle w:val="Ttulo3"/>
       </w:pPr>
       <w:r>
-        <w:t>Elaboración de bioproductos para la nutrición de los cultivos</w:t>
+        <w:t xml:space="preserve">Elaboración de </w:t>
+      </w:r>
+      <w:proofErr w:type="spellStart"/>
+      <w:r>
+        <w:t>bioproductos</w:t>
+      </w:r>
+      <w:proofErr w:type="spellEnd"/>
+      <w:r>
+        <w:t xml:space="preserve"> para la nutrición de los cultivos</w:t>
       </w:r>
     </w:p>
     <w:p>
@@ -6534,7 +6698,21 @@
           <w:lang w:val="es-419" w:eastAsia="es-CO"/>
         </w:rPr>
         <w:lastRenderedPageBreak/>
-        <w:t>descomponen la materia orgánica, liberan nutrientes y crean condiciones favorables para el desarrollo vegetal. Por eso, la elaboración de bioproductos para la nutrición busca fortalecer la vida del suelo, cerrar ciclos de nutrientes y reducir la dependencia de insumos externos.</w:t>
+        <w:t xml:space="preserve">descomponen la materia orgánica, liberan nutrientes y crean condiciones favorables para el desarrollo vegetal. Por eso, la elaboración de </w:t>
+      </w:r>
+      <w:proofErr w:type="spellStart"/>
+      <w:r>
+        <w:rPr>
+          <w:lang w:val="es-419" w:eastAsia="es-CO"/>
+        </w:rPr>
+        <w:t>bioproductos</w:t>
+      </w:r>
+      <w:proofErr w:type="spellEnd"/>
+      <w:r>
+        <w:rPr>
+          <w:lang w:val="es-419" w:eastAsia="es-CO"/>
+        </w:rPr>
+        <w:t xml:space="preserve"> para la nutrición busca fortalecer la vida del suelo, cerrar ciclos de nutrientes y reducir la dependencia de insumos externos.</w:t>
       </w:r>
     </w:p>
     <w:p>
@@ -6542,20 +6720,42 @@
         <w:pStyle w:val="Ttulo4"/>
       </w:pPr>
       <w:r>
-        <w:t>¿Qué son los bioproductos nutricionales?</w:t>
-      </w:r>
-    </w:p>
-    <w:p>
-      <w:pPr>
-        <w:rPr>
-          <w:lang w:val="es-419" w:eastAsia="es-CO"/>
-        </w:rPr>
-      </w:pPr>
-      <w:r>
-        <w:rPr>
-          <w:lang w:val="es-419" w:eastAsia="es-CO"/>
-        </w:rPr>
-        <w:t>Son insumos líquidos o sólidos elaborados a partir de estiércol, residuos vegetales, minerales naturales, microorganismos y fermentos. Se aplican al suelo o directamente a las plantas para mejorar su crecimiento, resistencia y productividad. Los tipos comunes de bioproductos son:</w:t>
+        <w:t xml:space="preserve">¿Qué son los </w:t>
+      </w:r>
+      <w:proofErr w:type="spellStart"/>
+      <w:r>
+        <w:t>bioproductos</w:t>
+      </w:r>
+      <w:proofErr w:type="spellEnd"/>
+      <w:r>
+        <w:t xml:space="preserve"> nutricionales?</w:t>
+      </w:r>
+    </w:p>
+    <w:p>
+      <w:pPr>
+        <w:rPr>
+          <w:lang w:val="es-419" w:eastAsia="es-CO"/>
+        </w:rPr>
+      </w:pPr>
+      <w:r>
+        <w:rPr>
+          <w:lang w:val="es-419" w:eastAsia="es-CO"/>
+        </w:rPr>
+        <w:t xml:space="preserve">Son insumos líquidos o sólidos elaborados a partir de estiércol, residuos vegetales, minerales naturales, microorganismos y fermentos. Se aplican al suelo o directamente a las plantas para mejorar su crecimiento, resistencia y productividad. Los tipos comunes de </w:t>
+      </w:r>
+      <w:proofErr w:type="spellStart"/>
+      <w:r>
+        <w:rPr>
+          <w:lang w:val="es-419" w:eastAsia="es-CO"/>
+        </w:rPr>
+        <w:t>bioproductos</w:t>
+      </w:r>
+      <w:proofErr w:type="spellEnd"/>
+      <w:r>
+        <w:rPr>
+          <w:lang w:val="es-419" w:eastAsia="es-CO"/>
+        </w:rPr>
+        <w:t xml:space="preserve"> son:</w:t>
       </w:r>
     </w:p>
     <w:p>
@@ -6576,12 +6776,14 @@
         </w:rPr>
         <w:t xml:space="preserve">Biofertilizantes líquidos o </w:t>
       </w:r>
+      <w:proofErr w:type="spellStart"/>
       <w:r>
         <w:rPr>
           <w:rStyle w:val="Ttulo5Car"/>
         </w:rPr>
         <w:t>bioles</w:t>
       </w:r>
+      <w:proofErr w:type="spellEnd"/>
       <w:r>
         <w:rPr>
           <w:rStyle w:val="Ttulo5Car"/>
@@ -6657,11 +6859,19 @@
           <w:lang w:val="es-419" w:eastAsia="es-CO"/>
         </w:rPr>
       </w:pPr>
+      <w:proofErr w:type="spellStart"/>
       <w:r>
         <w:rPr>
           <w:rStyle w:val="Ttulo5Car"/>
         </w:rPr>
-        <w:t>Bocashi.</w:t>
+        <w:t>Bocashi</w:t>
+      </w:r>
+      <w:proofErr w:type="spellEnd"/>
+      <w:r>
+        <w:rPr>
+          <w:rStyle w:val="Ttulo5Car"/>
+        </w:rPr>
+        <w:t>.</w:t>
       </w:r>
       <w:r>
         <w:rPr>
@@ -6730,7 +6940,21 @@
         <w:rPr>
           <w:lang w:val="es-419" w:eastAsia="es-CO"/>
         </w:rPr>
-        <w:t xml:space="preserve">Existen muchas formas de preparar bioproductos para la nutrición de los cultivos. Su elección depende del contexto agroecológico, los materiales disponibles, el tipo de </w:t>
+        <w:t xml:space="preserve">Existen muchas formas de preparar </w:t>
+      </w:r>
+      <w:proofErr w:type="spellStart"/>
+      <w:r>
+        <w:rPr>
+          <w:lang w:val="es-419" w:eastAsia="es-CO"/>
+        </w:rPr>
+        <w:t>bioproductos</w:t>
+      </w:r>
+      <w:proofErr w:type="spellEnd"/>
+      <w:r>
+        <w:rPr>
+          <w:lang w:val="es-419" w:eastAsia="es-CO"/>
+        </w:rPr>
+        <w:t xml:space="preserve"> para la nutrición de los cultivos. Su elección depende del contexto agroecológico, los materiales disponibles, el tipo de </w:t>
       </w:r>
       <w:r>
         <w:rPr>
@@ -6824,8 +7048,13 @@
       <w:pPr>
         <w:pStyle w:val="Ttulo3"/>
       </w:pPr>
-      <w:r>
-        <w:t>Bioproductos para el manejo de organismos asociados</w:t>
+      <w:proofErr w:type="spellStart"/>
+      <w:r>
+        <w:t>Bioproductos</w:t>
+      </w:r>
+      <w:proofErr w:type="spellEnd"/>
+      <w:r>
+        <w:t xml:space="preserve"> para el manejo de organismos asociados</w:t>
       </w:r>
       <w:r>
         <w:tab/>
@@ -6841,7 +7070,21 @@
         <w:rPr>
           <w:lang w:val="es-419" w:eastAsia="es-CO"/>
         </w:rPr>
-        <w:t xml:space="preserve">En agroecología, los organismos asociados (como insectos, hongos, bacterias y otros) no se dividen en plagas y enemigos, sino que se comprenden como parte de un sistema en equilibrio. El manejo agroecológico busca regular su presencia sin eliminarla, favoreciendo los organismos benéficos y reduciendo los impactos negativos sobre los cultivos. Para ello, se elaboran bioproductos que permiten controlar, repeler o </w:t>
+        <w:t xml:space="preserve">En agroecología, los organismos asociados (como insectos, hongos, bacterias y otros) no se dividen en plagas y enemigos, sino que se comprenden como parte de un sistema en equilibrio. El manejo agroecológico busca regular su presencia sin eliminarla, favoreciendo los organismos benéficos y reduciendo los impactos negativos sobre los cultivos. Para ello, se elaboran </w:t>
+      </w:r>
+      <w:proofErr w:type="spellStart"/>
+      <w:r>
+        <w:rPr>
+          <w:lang w:val="es-419" w:eastAsia="es-CO"/>
+        </w:rPr>
+        <w:t>bioproductos</w:t>
+      </w:r>
+      <w:proofErr w:type="spellEnd"/>
+      <w:r>
+        <w:rPr>
+          <w:lang w:val="es-419" w:eastAsia="es-CO"/>
+        </w:rPr>
+        <w:t xml:space="preserve"> que permiten controlar, repeler o </w:t>
       </w:r>
       <w:r>
         <w:rPr>
@@ -6868,20 +7111,48 @@
         <w:rPr>
           <w:lang w:val="es-419" w:eastAsia="es-CO"/>
         </w:rPr>
-        <w:t>Los biopreparados son preparados artesanales elaborados con plantas, minerales, microorganismos y materiales disponibles en la finca. Se aplican para prevenir o reducir daños causados por insectos, hongos, bacterias o virus. Se usan en forma de extractos, fermentos, caldos o trampas, y se adaptan según el tipo de cultivo y el organismo a manejar.</w:t>
-      </w:r>
-    </w:p>
-    <w:p>
-      <w:pPr>
-        <w:rPr>
-          <w:lang w:val="es-419" w:eastAsia="es-CO"/>
-        </w:rPr>
-      </w:pPr>
-      <w:r>
-        <w:rPr>
-          <w:lang w:val="es-419" w:eastAsia="es-CO"/>
-        </w:rPr>
-        <w:t>Los tipos comunes de bioproductos para el manejo de organismos asociados son:</w:t>
+        <w:t xml:space="preserve">Los </w:t>
+      </w:r>
+      <w:proofErr w:type="spellStart"/>
+      <w:r>
+        <w:rPr>
+          <w:lang w:val="es-419" w:eastAsia="es-CO"/>
+        </w:rPr>
+        <w:t>biopreparados</w:t>
+      </w:r>
+      <w:proofErr w:type="spellEnd"/>
+      <w:r>
+        <w:rPr>
+          <w:lang w:val="es-419" w:eastAsia="es-CO"/>
+        </w:rPr>
+        <w:t xml:space="preserve"> son preparados artesanales elaborados con plantas, minerales, microorganismos y materiales disponibles en la finca. Se aplican para prevenir o reducir daños causados por insectos, hongos, bacterias o virus. Se usan en forma de extractos, fermentos, caldos o trampas, y se adaptan según el tipo de cultivo y el organismo a manejar.</w:t>
+      </w:r>
+    </w:p>
+    <w:p>
+      <w:pPr>
+        <w:rPr>
+          <w:lang w:val="es-419" w:eastAsia="es-CO"/>
+        </w:rPr>
+      </w:pPr>
+      <w:r>
+        <w:rPr>
+          <w:lang w:val="es-419" w:eastAsia="es-CO"/>
+        </w:rPr>
+        <w:t xml:space="preserve">Los tipos comunes de </w:t>
+      </w:r>
+      <w:proofErr w:type="spellStart"/>
+      <w:r>
+        <w:rPr>
+          <w:lang w:val="es-419" w:eastAsia="es-CO"/>
+        </w:rPr>
+        <w:t>bioproductos</w:t>
+      </w:r>
+      <w:proofErr w:type="spellEnd"/>
+      <w:r>
+        <w:rPr>
+          <w:lang w:val="es-419" w:eastAsia="es-CO"/>
+        </w:rPr>
+        <w:t xml:space="preserve"> para el manejo de organismos asociados son:</w:t>
       </w:r>
     </w:p>
     <w:p>
@@ -6959,7 +7230,21 @@
         <w:rPr>
           <w:rStyle w:val="Ttulo5Car"/>
         </w:rPr>
-        <w:t>Caldo bordelés y sulfocálcico.</w:t>
+        <w:t xml:space="preserve">Caldo bordelés y </w:t>
+      </w:r>
+      <w:proofErr w:type="spellStart"/>
+      <w:r>
+        <w:rPr>
+          <w:rStyle w:val="Ttulo5Car"/>
+        </w:rPr>
+        <w:t>sulfocálcico</w:t>
+      </w:r>
+      <w:proofErr w:type="spellEnd"/>
+      <w:r>
+        <w:rPr>
+          <w:rStyle w:val="Ttulo5Car"/>
+        </w:rPr>
+        <w:t>.</w:t>
       </w:r>
       <w:r>
         <w:rPr>
@@ -7009,7 +7294,21 @@
         <w:rPr>
           <w:lang w:val="es-419" w:eastAsia="es-CO"/>
         </w:rPr>
-        <w:t xml:space="preserve">La elaboración de bioproductos para el manejo de organismos asociados es una práctica flexible, creativa y profundamente contextual. Cada finca puede adaptar sus recetas según los cultivos, los materiales disponibles y los saberes locales, combinando prevención, observación y acción equilibrada. Lo importante no es eliminar organismos, </w:t>
+        <w:t xml:space="preserve">La elaboración de </w:t>
+      </w:r>
+      <w:proofErr w:type="spellStart"/>
+      <w:r>
+        <w:rPr>
+          <w:lang w:val="es-419" w:eastAsia="es-CO"/>
+        </w:rPr>
+        <w:t>bioproductos</w:t>
+      </w:r>
+      <w:proofErr w:type="spellEnd"/>
+      <w:r>
+        <w:rPr>
+          <w:lang w:val="es-419" w:eastAsia="es-CO"/>
+        </w:rPr>
+        <w:t xml:space="preserve"> para el manejo de organismos asociados es una práctica flexible, creativa y profundamente contextual. Cada finca puede adaptar sus recetas según los cultivos, los materiales disponibles y los saberes locales, combinando prevención, observación y acción equilibrada. Lo importante no es eliminar organismos, </w:t>
       </w:r>
       <w:r>
         <w:rPr>
@@ -7394,11 +7693,10 @@
           <w:noProof/>
           <w:lang w:val="es-419" w:eastAsia="es-CO"/>
         </w:rPr>
-        <w:lastRenderedPageBreak/>
         <w:drawing>
-          <wp:inline distT="0" distB="0" distL="0" distR="0" wp14:anchorId="2CFEE0A7" wp14:editId="0B878D8C">
-            <wp:extent cx="5835015" cy="3883025"/>
-            <wp:effectExtent l="0" t="0" r="0" b="3175"/>
+          <wp:inline distT="0" distB="0" distL="0" distR="0" wp14:anchorId="2CFEE0A7" wp14:editId="525EC585">
+            <wp:extent cx="5073015" cy="3375937"/>
+            <wp:effectExtent l="0" t="0" r="0" b="0"/>
             <wp:docPr id="5" name="Imagen 5" descr="Ilustración sobre alelopatía en plantas que muestra la liberación de compuestos volátiles, exudados radiculares y productos de degradación de hojas, los cuales afectan el crecimiento de plantas cercanas en el suelo. "/>
             <wp:cNvGraphicFramePr>
               <a:graphicFrameLocks xmlns:a="http://schemas.openxmlformats.org/drawingml/2006/main" noChangeAspect="1"/>
@@ -7428,7 +7726,7 @@
                   <pic:spPr bwMode="auto">
                     <a:xfrm>
                       <a:off x="0" y="0"/>
-                      <a:ext cx="5835015" cy="3883025"/>
+                      <a:ext cx="5076192" cy="3378051"/>
                     </a:xfrm>
                     <a:prstGeom prst="rect">
                       <a:avLst/>
@@ -7454,6 +7752,7 @@
       </w:pPr>
       <w:bookmarkStart w:id="9" w:name="_Toc223006115"/>
       <w:r>
+        <w:lastRenderedPageBreak/>
         <w:t>Manejo agroecológico de animales</w:t>
       </w:r>
       <w:bookmarkEnd w:id="9"/>
@@ -7489,7 +7788,6 @@
         <w:pStyle w:val="Ttulo3"/>
       </w:pPr>
       <w:r>
-        <w:lastRenderedPageBreak/>
         <w:t>Prácticas para el bienestar animal</w:t>
       </w:r>
     </w:p>
@@ -7572,13 +7870,28 @@
         <w:rPr>
           <w:rStyle w:val="Ttulo5Car"/>
         </w:rPr>
+        <w:lastRenderedPageBreak/>
         <w:t>Manejo sanitario preventivo.</w:t>
       </w:r>
       <w:r>
         <w:rPr>
           <w:lang w:val="es-419" w:eastAsia="es-CO"/>
         </w:rPr>
-        <w:t xml:space="preserve"> Aplicación de plantas medicinales, biopreparados, baños, monitoreo constante y mejora de condiciones ambientales para reducir el estrés y prevenir enfermedades.</w:t>
+        <w:t xml:space="preserve"> Aplicación de plantas medicinales, </w:t>
+      </w:r>
+      <w:proofErr w:type="spellStart"/>
+      <w:r>
+        <w:rPr>
+          <w:lang w:val="es-419" w:eastAsia="es-CO"/>
+        </w:rPr>
+        <w:t>biopreparados</w:t>
+      </w:r>
+      <w:proofErr w:type="spellEnd"/>
+      <w:r>
+        <w:rPr>
+          <w:lang w:val="es-419" w:eastAsia="es-CO"/>
+        </w:rPr>
+        <w:t>, baños, monitoreo constante y mejora de condiciones ambientales para reducir el estrés y prevenir enfermedades.</w:t>
       </w:r>
     </w:p>
     <w:p>
@@ -7653,7 +7966,21 @@
         <w:rPr>
           <w:rStyle w:val="Ttulo5Car"/>
         </w:rPr>
-        <w:t>Pastoreo rotacional y silvopastoreo.</w:t>
+        <w:t xml:space="preserve">Pastoreo rotacional y </w:t>
+      </w:r>
+      <w:proofErr w:type="spellStart"/>
+      <w:r>
+        <w:rPr>
+          <w:rStyle w:val="Ttulo5Car"/>
+        </w:rPr>
+        <w:t>silvopastoreo</w:t>
+      </w:r>
+      <w:proofErr w:type="spellEnd"/>
+      <w:r>
+        <w:rPr>
+          <w:rStyle w:val="Ttulo5Car"/>
+        </w:rPr>
+        <w:t>.</w:t>
       </w:r>
       <w:r>
         <w:rPr>
@@ -7684,7 +8011,6 @@
         <w:rPr>
           <w:rStyle w:val="Ttulo5Car"/>
         </w:rPr>
-        <w:lastRenderedPageBreak/>
         <w:t>Integración ecológica.</w:t>
       </w:r>
       <w:r>
@@ -7730,7 +8056,15 @@
         </w:numPr>
       </w:pPr>
       <w:r>
-        <w:t>Forrajes nativos y adaptados como botón de oro, matarratón, leucaena, caña de azúcar y bore.</w:t>
+        <w:t xml:space="preserve">Forrajes nativos y adaptados como botón de oro, matarratón, </w:t>
+      </w:r>
+      <w:proofErr w:type="spellStart"/>
+      <w:r>
+        <w:t>leucaena</w:t>
+      </w:r>
+      <w:proofErr w:type="spellEnd"/>
+      <w:r>
+        <w:t>, caña de azúcar y bore.</w:t>
       </w:r>
     </w:p>
     <w:p>
@@ -7742,6 +8076,7 @@
         </w:numPr>
       </w:pPr>
       <w:r>
+        <w:lastRenderedPageBreak/>
         <w:t>Residuos de cosecha como hojas de yuca, plátano, maíz o fríjol, que se reincorporan como parte de la dieta.</w:t>
       </w:r>
     </w:p>
@@ -7787,21 +8122,39 @@
         <w:pStyle w:val="Ttulo3"/>
       </w:pPr>
       <w:r>
-        <w:lastRenderedPageBreak/>
-        <w:t>Pastoreo rotacional y silvopastoreo</w:t>
-      </w:r>
-    </w:p>
-    <w:p>
-      <w:pPr>
-        <w:rPr>
-          <w:lang w:val="es-419" w:eastAsia="es-CO"/>
-        </w:rPr>
-      </w:pPr>
-      <w:r>
-        <w:rPr>
-          <w:lang w:val="es-419" w:eastAsia="es-CO"/>
-        </w:rPr>
-        <w:t>El pastoreo rotacional y el silvopastoreo permiten manejar el espacio de forma estratégica, regenerar el suelo y diversificar la dieta animal. Se organizan parcelas o franjas de pastoreo que se alternan según el tiempo de recuperación del forraje.</w:t>
+        <w:t xml:space="preserve">Pastoreo rotacional y </w:t>
+      </w:r>
+      <w:proofErr w:type="spellStart"/>
+      <w:r>
+        <w:t>silvopastoreo</w:t>
+      </w:r>
+      <w:proofErr w:type="spellEnd"/>
+    </w:p>
+    <w:p>
+      <w:pPr>
+        <w:rPr>
+          <w:lang w:val="es-419" w:eastAsia="es-CO"/>
+        </w:rPr>
+      </w:pPr>
+      <w:r>
+        <w:rPr>
+          <w:lang w:val="es-419" w:eastAsia="es-CO"/>
+        </w:rPr>
+        <w:t xml:space="preserve">El pastoreo rotacional y el </w:t>
+      </w:r>
+      <w:proofErr w:type="spellStart"/>
+      <w:r>
+        <w:rPr>
+          <w:lang w:val="es-419" w:eastAsia="es-CO"/>
+        </w:rPr>
+        <w:t>silvopastoreo</w:t>
+      </w:r>
+      <w:proofErr w:type="spellEnd"/>
+      <w:r>
+        <w:rPr>
+          <w:lang w:val="es-419" w:eastAsia="es-CO"/>
+        </w:rPr>
+        <w:t xml:space="preserve"> permiten manejar el espacio de forma estratégica, regenerar el suelo y diversificar la dieta animal. Se organizan parcelas o franjas de pastoreo que se alternan según el tiempo de recuperación del forraje.</w:t>
       </w:r>
     </w:p>
     <w:p>
@@ -7839,7 +8192,35 @@
         <w:rPr>
           <w:lang w:val="es-419" w:eastAsia="es-CO"/>
         </w:rPr>
-        <w:t>El silvopastoreo integra árboles y arbustos forrajeros, que aportan sombra, alimento y regulación microclimática.</w:t>
+        <w:t xml:space="preserve">El </w:t>
+      </w:r>
+      <w:proofErr w:type="spellStart"/>
+      <w:r>
+        <w:rPr>
+          <w:lang w:val="es-419" w:eastAsia="es-CO"/>
+        </w:rPr>
+        <w:t>silvopastoreo</w:t>
+      </w:r>
+      <w:proofErr w:type="spellEnd"/>
+      <w:r>
+        <w:rPr>
+          <w:lang w:val="es-419" w:eastAsia="es-CO"/>
+        </w:rPr>
+        <w:t xml:space="preserve"> integra árboles y arbustos forrajeros, que aportan sombra, alimento y regulación </w:t>
+      </w:r>
+      <w:proofErr w:type="spellStart"/>
+      <w:r>
+        <w:rPr>
+          <w:lang w:val="es-419" w:eastAsia="es-CO"/>
+        </w:rPr>
+        <w:t>microclimática</w:t>
+      </w:r>
+      <w:proofErr w:type="spellEnd"/>
+      <w:r>
+        <w:rPr>
+          <w:lang w:val="es-419" w:eastAsia="es-CO"/>
+        </w:rPr>
+        <w:t>.</w:t>
       </w:r>
     </w:p>
     <w:p>
@@ -7890,6 +8271,7 @@
         <w:rPr>
           <w:rStyle w:val="Ttulo5Car"/>
         </w:rPr>
+        <w:lastRenderedPageBreak/>
         <w:t>Descanso óptimo del pasto.</w:t>
       </w:r>
       <w:r>
@@ -7986,12 +8368,19 @@
         </w:rPr>
         <w:t xml:space="preserve">El PRV permite mejorar la fertilidad del suelo, aumentar la producción de biomasa, reducir la erosión y fortalecer la salud animal. Cuando se combina con el </w:t>
       </w:r>
-      <w:r>
-        <w:rPr>
-          <w:lang w:val="es-419" w:eastAsia="es-CO"/>
-        </w:rPr>
-        <w:lastRenderedPageBreak/>
-        <w:t>silvopastoreo, se integran árboles y arbustos que apoyan el microclima, aportan alimento y aumentan la biodiversidad.</w:t>
+      <w:proofErr w:type="spellStart"/>
+      <w:r>
+        <w:rPr>
+          <w:lang w:val="es-419" w:eastAsia="es-CO"/>
+        </w:rPr>
+        <w:t>silvopastoreo</w:t>
+      </w:r>
+      <w:proofErr w:type="spellEnd"/>
+      <w:r>
+        <w:rPr>
+          <w:lang w:val="es-419" w:eastAsia="es-CO"/>
+        </w:rPr>
+        <w:t>, se integran árboles y arbustos que apoyan el microclima, aportan alimento y aumentan la biodiversidad.</w:t>
       </w:r>
     </w:p>
     <w:p>
@@ -8105,6 +8494,7 @@
           <w:noProof/>
           <w:lang w:val="es-419" w:eastAsia="es-CO"/>
         </w:rPr>
+        <w:lastRenderedPageBreak/>
         <w:drawing>
           <wp:inline distT="0" distB="0" distL="0" distR="0" wp14:anchorId="52C6D448" wp14:editId="59CC8CE4">
             <wp:extent cx="3810000" cy="2535836"/>
@@ -8210,12 +8600,19 @@
           <w:lang w:val="es-419" w:eastAsia="es-CO"/>
         </w:rPr>
       </w:pPr>
+      <w:proofErr w:type="spellStart"/>
       <w:r>
         <w:rPr>
           <w:rStyle w:val="Ttulo5Car"/>
         </w:rPr>
-        <w:lastRenderedPageBreak/>
-        <w:t>Biopreparados fermentados.</w:t>
+        <w:t>Biopreparados</w:t>
+      </w:r>
+      <w:proofErr w:type="spellEnd"/>
+      <w:r>
+        <w:rPr>
+          <w:rStyle w:val="Ttulo5Car"/>
+        </w:rPr>
+        <w:t xml:space="preserve"> fermentados.</w:t>
       </w:r>
       <w:r>
         <w:rPr>
@@ -8292,6 +8689,7 @@
         <w:pStyle w:val="Ttulo3"/>
       </w:pPr>
       <w:r>
+        <w:lastRenderedPageBreak/>
         <w:t>Integración con cultivos</w:t>
       </w:r>
     </w:p>
@@ -8401,14 +8799,7 @@
         <w:rPr>
           <w:lang w:val="es-419" w:eastAsia="es-CO"/>
         </w:rPr>
-        <w:t xml:space="preserve">La reproducción en agroecología prioriza razas criollas o adaptadas al entorno local. Se busca mantener animales resistentes, longevos, con buena conversión </w:t>
-      </w:r>
-      <w:r>
-        <w:rPr>
-          <w:lang w:val="es-419" w:eastAsia="es-CO"/>
-        </w:rPr>
-        <w:lastRenderedPageBreak/>
-        <w:t>alimenticia y alta capacidad de adaptación. Esta estrategia reduce costos y fortalece la soberanía genética.</w:t>
+        <w:t>La reproducción en agroecología prioriza razas criollas o adaptadas al entorno local. Se busca mantener animales resistentes, longevos, con buena conversión alimenticia y alta capacidad de adaptación. Esta estrategia reduce costos y fortalece la soberanía genética.</w:t>
       </w:r>
     </w:p>
     <w:p>
@@ -8496,7 +8887,14 @@
         <w:rPr>
           <w:lang w:val="es-419" w:eastAsia="es-CO"/>
         </w:rPr>
-        <w:t>Estas prácticas representan solo una parte del repertorio agroecológico que las comunidades rurales han desarrollado para integrar a los animales de forma saludable, funcional y sostenible en los agroecosistemas. Existen muchas otras estrategias complementarias, tales como:</w:t>
+        <w:t xml:space="preserve">Estas prácticas representan solo una parte del repertorio agroecológico que las comunidades rurales han desarrollado para integrar a los animales de forma saludable, </w:t>
+      </w:r>
+      <w:r>
+        <w:rPr>
+          <w:lang w:val="es-419" w:eastAsia="es-CO"/>
+        </w:rPr>
+        <w:lastRenderedPageBreak/>
+        <w:t>funcional y sostenible en los agroecosistemas. Existen muchas otras estrategias complementarias, tales como:</w:t>
       </w:r>
     </w:p>
     <w:p>
@@ -8608,14 +9006,7 @@
         <w:rPr>
           <w:lang w:val="es-419" w:eastAsia="es-CO"/>
         </w:rPr>
-        <w:t xml:space="preserve">La conservación de semillas nativas y criollas es una práctica esencial dentro del enfoque agroecológico, ya que sostiene la autonomía alimentaria, la resiliencia territorial y la defensa de la biodiversidad. En este marco, las semillas no son vistas </w:t>
-      </w:r>
-      <w:r>
-        <w:rPr>
-          <w:lang w:val="es-419" w:eastAsia="es-CO"/>
-        </w:rPr>
-        <w:lastRenderedPageBreak/>
-        <w:t>como simples insumos productivos, sino como patrimonio biocultural de los pueblos: portadoras de historia, memoria, adaptación y futuro.</w:t>
+        <w:t>La conservación de semillas nativas y criollas es una práctica esencial dentro del enfoque agroecológico, ya que sostiene la autonomía alimentaria, la resiliencia territorial y la defensa de la biodiversidad. En este marco, las semillas no son vistas como simples insumos productivos, sino como patrimonio biocultural de los pueblos: portadoras de historia, memoria, adaptación y futuro.</w:t>
       </w:r>
     </w:p>
     <w:p>
@@ -8857,6 +9248,7 @@
               <w:pStyle w:val="Tablas"/>
             </w:pPr>
             <w:r>
+              <w:lastRenderedPageBreak/>
               <w:t>Promover el </w:t>
             </w:r>
             <w:r>
@@ -9015,7 +9407,6 @@
         <w:rPr>
           <w:rStyle w:val="Ttulo5Car"/>
         </w:rPr>
-        <w:lastRenderedPageBreak/>
         <w:t>Selección participativa.</w:t>
       </w:r>
       <w:r>
@@ -9085,7 +9476,14 @@
         <w:rPr>
           <w:lang w:val="es-419" w:eastAsia="es-CO"/>
         </w:rPr>
-        <w:t>Esta práctica no solo permite conservar semillas, sino que fortalece la memoria biocultural y garantiza que las variedades continúen evolucionando junto a sus territorios, manteniendo su capacidad de adaptación y su vínculo con las prácticas campesinas.</w:t>
+        <w:t xml:space="preserve">Esta práctica no solo permite conservar semillas, sino que fortalece la memoria biocultural y garantiza que las variedades continúen evolucionando junto a sus </w:t>
+      </w:r>
+      <w:r>
+        <w:rPr>
+          <w:lang w:val="es-419" w:eastAsia="es-CO"/>
+        </w:rPr>
+        <w:lastRenderedPageBreak/>
+        <w:t>territorios, manteniendo su capacidad de adaptación y su vínculo con las prácticas campesinas.</w:t>
       </w:r>
     </w:p>
     <w:p>
@@ -9150,7 +9548,6 @@
         <w:rPr>
           <w:rStyle w:val="Ttulo5Car"/>
         </w:rPr>
-        <w:lastRenderedPageBreak/>
         <w:t>Limpieza y clasificación.</w:t>
       </w:r>
       <w:r>
@@ -9226,6 +9623,7 @@
         <w:rPr>
           <w:rStyle w:val="Ttulo5Car"/>
         </w:rPr>
+        <w:lastRenderedPageBreak/>
         <w:t>Almacenamiento óptimo.</w:t>
       </w:r>
       <w:r>
@@ -9304,7 +9702,6 @@
         <w:rPr>
           <w:lang w:val="es-419" w:eastAsia="es-CO"/>
         </w:rPr>
-        <w:lastRenderedPageBreak/>
         <w:t>Más que simples depósitos físicos, estos espacios representan autonomía, memoria colectiva y organización campesina. En ellos se resguarda la diversidad genética y se fortalecen los lazos sociales y territoriales, promoviendo la soberanía alimentaria desde las raíces culturales y ecológicas de cada comunidad.</w:t>
       </w:r>
     </w:p>
@@ -9370,6 +9767,7 @@
         <w:rPr>
           <w:rStyle w:val="Ttulo5Car"/>
         </w:rPr>
+        <w:lastRenderedPageBreak/>
         <w:t>Multiplicación planificada.</w:t>
       </w:r>
       <w:r>
@@ -9516,7 +9914,6 @@
         <w:rPr>
           <w:rStyle w:val="Ttulo5Car"/>
         </w:rPr>
-        <w:lastRenderedPageBreak/>
         <w:t>Acceso libre y equitativo.</w:t>
       </w:r>
       <w:r>
@@ -9613,6 +10010,7 @@
         <w:rPr>
           <w:lang w:val="es-419" w:eastAsia="es-CO"/>
         </w:rPr>
+        <w:lastRenderedPageBreak/>
         <w:t>Espacio físico adecuado: fresco, seco y seguro, protegido de la humedad, la luz directa y las plagas.</w:t>
       </w:r>
     </w:p>
@@ -9691,41 +10089,41 @@
         <w:pStyle w:val="Ttulo3"/>
       </w:pPr>
       <w:r>
+        <w:t>Ferias e intercambios</w:t>
+      </w:r>
+    </w:p>
+    <w:p>
+      <w:pPr>
+        <w:rPr>
+          <w:lang w:val="es-419" w:eastAsia="es-CO"/>
+        </w:rPr>
+      </w:pPr>
+      <w:r>
+        <w:rPr>
+          <w:lang w:val="es-419" w:eastAsia="es-CO"/>
+        </w:rPr>
+        <w:t>Las ferias e intercambios de semillas son espacios comunitarios y festivos donde las familias campesinas, indígenas y afrodescendientes comparten mucho más que semillas: comparten saberes, historias, alimentos, cantos y formas de vida.</w:t>
+      </w:r>
+    </w:p>
+    <w:p>
+      <w:pPr>
+        <w:rPr>
+          <w:lang w:val="es-419" w:eastAsia="es-CO"/>
+        </w:rPr>
+      </w:pPr>
+      <w:r>
+        <w:rPr>
+          <w:lang w:val="es-419" w:eastAsia="es-CO"/>
+        </w:rPr>
+        <w:t>Se trata de prácticas ancestrales basadas en la reciprocidad, la solidaridad y la resistencia, que fortalecen la soberanía alimentaria y la defensa del patrimonio biocultural. Son también encuentros culturales donde conviven la música, la cocina tradicional, el trueque y la memoria viva.</w:t>
+      </w:r>
+    </w:p>
+    <w:p>
+      <w:pPr>
+        <w:pStyle w:val="Ttulo4"/>
+      </w:pPr>
+      <w:r>
         <w:lastRenderedPageBreak/>
-        <w:t>Ferias e intercambios</w:t>
-      </w:r>
-    </w:p>
-    <w:p>
-      <w:pPr>
-        <w:rPr>
-          <w:lang w:val="es-419" w:eastAsia="es-CO"/>
-        </w:rPr>
-      </w:pPr>
-      <w:r>
-        <w:rPr>
-          <w:lang w:val="es-419" w:eastAsia="es-CO"/>
-        </w:rPr>
-        <w:t>Las ferias e intercambios de semillas son espacios comunitarios y festivos donde las familias campesinas, indígenas y afrodescendientes comparten mucho más que semillas: comparten saberes, historias, alimentos, cantos y formas de vida.</w:t>
-      </w:r>
-    </w:p>
-    <w:p>
-      <w:pPr>
-        <w:rPr>
-          <w:lang w:val="es-419" w:eastAsia="es-CO"/>
-        </w:rPr>
-      </w:pPr>
-      <w:r>
-        <w:rPr>
-          <w:lang w:val="es-419" w:eastAsia="es-CO"/>
-        </w:rPr>
-        <w:t>Se trata de prácticas ancestrales basadas en la reciprocidad, la solidaridad y la resistencia, que fortalecen la soberanía alimentaria y la defensa del patrimonio biocultural. Son también encuentros culturales donde conviven la música, la cocina tradicional, el trueque y la memoria viva.</w:t>
-      </w:r>
-    </w:p>
-    <w:p>
-      <w:pPr>
-        <w:pStyle w:val="Ttulo4"/>
-      </w:pPr>
-      <w:r>
         <w:t>Elementos clave de las ferias</w:t>
       </w:r>
     </w:p>
@@ -9852,47 +10250,41 @@
         <w:rPr>
           <w:lang w:val="es-419" w:eastAsia="es-CO"/>
         </w:rPr>
-        <w:t xml:space="preserve">Las ferias e intercambios son actos de afirmación cultural y política. En ellas se tejen alianzas, se visibiliza la lucha por la tierra y se construyen alternativas frente al modelo agroindustrial. Son espacios donde las semillas regresan a manos de quienes </w:t>
-      </w:r>
+        <w:t>Las ferias e intercambios son actos de afirmación cultural y política. En ellas se tejen alianzas, se visibiliza la lucha por la tierra y se construyen alternativas frente al modelo agroindustrial. Son espacios donde las semillas regresan a manos de quienes las han cuidado por generaciones, y donde se proyecta un futuro basado en la diversidad, la autonomía y el cuidado del territorio.</w:t>
+      </w:r>
+    </w:p>
+    <w:p>
+      <w:pPr>
+        <w:pStyle w:val="Ttulo3"/>
+      </w:pPr>
+      <w:r>
+        <w:t>Registro y memoria campesina</w:t>
+      </w:r>
+    </w:p>
+    <w:p>
+      <w:pPr>
+        <w:rPr>
+          <w:lang w:val="es-419" w:eastAsia="es-CO"/>
+        </w:rPr>
+      </w:pPr>
+      <w:r>
+        <w:rPr>
+          <w:lang w:val="es-419" w:eastAsia="es-CO"/>
+        </w:rPr>
+        <w:t>El registro y la memoria campesina son prácticas fundamentales para conservar, transmitir y fortalecer los saberes asociados a las semillas nativas y criollas. Más allá de la documentación técnica, se trata de reconocer la voz de los territorios, sistematizar experiencias vivas y construir narrativas que afirmen la identidad agroecológica de las comunidades.</w:t>
+      </w:r>
+    </w:p>
+    <w:p>
+      <w:pPr>
+        <w:rPr>
+          <w:lang w:val="es-419" w:eastAsia="es-CO"/>
+        </w:rPr>
+      </w:pPr>
       <w:r>
         <w:rPr>
           <w:lang w:val="es-419" w:eastAsia="es-CO"/>
         </w:rPr>
         <w:lastRenderedPageBreak/>
-        <w:t>las han cuidado por generaciones, y donde se proyecta un futuro basado en la diversidad, la autonomía y el cuidado del territorio.</w:t>
-      </w:r>
-    </w:p>
-    <w:p>
-      <w:pPr>
-        <w:pStyle w:val="Ttulo3"/>
-      </w:pPr>
-      <w:r>
-        <w:t>Registro y memoria campesina</w:t>
-      </w:r>
-    </w:p>
-    <w:p>
-      <w:pPr>
-        <w:rPr>
-          <w:lang w:val="es-419" w:eastAsia="es-CO"/>
-        </w:rPr>
-      </w:pPr>
-      <w:r>
-        <w:rPr>
-          <w:lang w:val="es-419" w:eastAsia="es-CO"/>
-        </w:rPr>
-        <w:t>El registro y la memoria campesina son prácticas fundamentales para conservar, transmitir y fortalecer los saberes asociados a las semillas nativas y criollas. Más allá de la documentación técnica, se trata de reconocer la voz de los territorios, sistematizar experiencias vivas y construir narrativas que afirmen la identidad agroecológica de las comunidades.</w:t>
-      </w:r>
-    </w:p>
-    <w:p>
-      <w:pPr>
-        <w:rPr>
-          <w:lang w:val="es-419" w:eastAsia="es-CO"/>
-        </w:rPr>
-      </w:pPr>
-      <w:r>
-        <w:rPr>
-          <w:lang w:val="es-419" w:eastAsia="es-CO"/>
-        </w:rPr>
         <w:t>Registrar es resistir: es afirmar que las semillas tienen historia, que los saberes campesinos son ciencia viva y que la agroecología se construye desde la memoria colectiva.</w:t>
       </w:r>
     </w:p>
@@ -10033,7 +10425,6 @@
         <w:rPr>
           <w:rStyle w:val="Ttulo5Car"/>
         </w:rPr>
-        <w:lastRenderedPageBreak/>
         <w:t>Saberes asociados.</w:t>
       </w:r>
       <w:r>
@@ -10130,6 +10521,7 @@
         <w:rPr>
           <w:rStyle w:val="Ttulo5Car"/>
         </w:rPr>
+        <w:lastRenderedPageBreak/>
         <w:t>Mapas de saberes.</w:t>
       </w:r>
       <w:r>
@@ -10233,7 +10625,6 @@
         <w:rPr>
           <w:lang w:val="es-419" w:eastAsia="es-CO"/>
         </w:rPr>
-        <w:lastRenderedPageBreak/>
         <w:t>No se trata de replicar modelos externos, sino de generar conocimiento situado, útil y apropiado para fortalecer la autonomía productiva y la soberanía alimentaria. Estos ensayos articulan saberes técnicos y campesinos, reconociendo la validez de ambas miradas.</w:t>
       </w:r>
     </w:p>
@@ -10299,6 +10690,7 @@
         <w:rPr>
           <w:rStyle w:val="Ttulo5Car"/>
         </w:rPr>
+        <w:lastRenderedPageBreak/>
         <w:t xml:space="preserve">Identificar variedades funcionales. </w:t>
       </w:r>
       <w:r>
@@ -10470,7 +10862,6 @@
         <w:rPr>
           <w:rStyle w:val="Ttulo5Car"/>
         </w:rPr>
-        <w:lastRenderedPageBreak/>
         <w:t>Diseño del experimento.</w:t>
       </w:r>
       <w:r>
@@ -10571,6 +10962,7 @@
         <w:rPr>
           <w:rStyle w:val="Ttulo5Car"/>
         </w:rPr>
+        <w:lastRenderedPageBreak/>
         <w:t>Diálogo técnico-campesino.</w:t>
       </w:r>
       <w:r>
@@ -10627,39 +11019,33 @@
         <w:rPr>
           <w:lang w:val="es-419" w:eastAsia="es-CO"/>
         </w:rPr>
-        <w:t xml:space="preserve">El Plan de Acompañamiento Agroecológico se construye a partir del análisis de los indicadores productivos del IPPTA, que permiten observar el estado del sistema productivo en cada predio. Más que una evaluación estática, este proceso abre el </w:t>
-      </w:r>
+        <w:t>El Plan de Acompañamiento Agroecológico se construye a partir del análisis de los indicadores productivos del IPPTA, que permiten observar el estado del sistema productivo en cada predio. Más que una evaluación estática, este proceso abre el camino para mejorar lo que ya se hace, ajustar prácticas que generan tensiones y fortalecer la producción agroecológica con base en evidencias y participación.</w:t>
+      </w:r>
+    </w:p>
+    <w:p>
+      <w:pPr>
+        <w:rPr>
+          <w:lang w:val="es-419" w:eastAsia="es-CO"/>
+        </w:rPr>
+      </w:pPr>
+      <w:r>
+        <w:rPr>
+          <w:lang w:val="es-419" w:eastAsia="es-CO"/>
+        </w:rPr>
+        <w:t>El valor de los indicadores no radica solo en medir, sino en conectarse con prácticas concretas que las familias campesinas ya aplican o pueden incorporar, como el pastoreo racional Voisin, el uso de animales para mejorar suelos, la conservación de semillas o la alimentación agroecológica. Así, diagnóstico y acción se entrelazan para avanzar hacia una transición agroecológica real, situada y sostenible.</w:t>
+      </w:r>
+    </w:p>
+    <w:p>
+      <w:pPr>
+        <w:rPr>
+          <w:lang w:val="es-419" w:eastAsia="es-CO"/>
+        </w:rPr>
+      </w:pPr>
       <w:r>
         <w:rPr>
           <w:lang w:val="es-419" w:eastAsia="es-CO"/>
         </w:rPr>
         <w:lastRenderedPageBreak/>
-        <w:t>camino para mejorar lo que ya se hace, ajustar prácticas que generan tensiones y fortalecer la producción agroecológica con base en evidencias y participación.</w:t>
-      </w:r>
-    </w:p>
-    <w:p>
-      <w:pPr>
-        <w:rPr>
-          <w:lang w:val="es-419" w:eastAsia="es-CO"/>
-        </w:rPr>
-      </w:pPr>
-      <w:r>
-        <w:rPr>
-          <w:lang w:val="es-419" w:eastAsia="es-CO"/>
-        </w:rPr>
-        <w:t>El valor de los indicadores no radica solo en medir, sino en conectarse con prácticas concretas que las familias campesinas ya aplican o pueden incorporar, como el pastoreo racional Voisin, el uso de animales para mejorar suelos, la conservación de semillas o la alimentación agroecológica. Así, diagnóstico y acción se entrelazan para avanzar hacia una transición agroecológica real, situada y sostenible.</w:t>
-      </w:r>
-    </w:p>
-    <w:p>
-      <w:pPr>
-        <w:rPr>
-          <w:lang w:val="es-419" w:eastAsia="es-CO"/>
-        </w:rPr>
-      </w:pPr>
-      <w:r>
-        <w:rPr>
-          <w:lang w:val="es-419" w:eastAsia="es-CO"/>
-        </w:rPr>
         <w:t>A continuación, se presenta una síntesis de los elementos que orientan la formulación del plan de acción para avanzar hacia la transición agroecológica en el predio.</w:t>
       </w:r>
     </w:p>
@@ -10707,35 +11093,35 @@
         <w:rPr>
           <w:lang w:val="es-419" w:eastAsia="es-CO"/>
         </w:rPr>
-        <w:t xml:space="preserve">Este proceso inicia con una lectura detallada del predio a partir de la línea base y los indicadores productivos del IPPTA. Dicha lectura permite entender cómo se está produciendo, cuáles prácticas generan tensiones o limitaciones y en qué puntos existen oportunidades de fortalecimiento. Se reconocen situaciones como baja diversidad, uso intensivo de insumos externos o poca articulación entre cultivos y animales. Esta revisión general ayuda a precisar qué requiere atención, qué puede reforzarse y cómo avanzar hacia una producción coherente con los principios agroecológicos. Con esta </w:t>
+        <w:t>Este proceso inicia con una lectura detallada del predio a partir de la línea base y los indicadores productivos del IPPTA. Dicha lectura permite entender cómo se está produciendo, cuáles prácticas generan tensiones o limitaciones y en qué puntos existen oportunidades de fortalecimiento. Se reconocen situaciones como baja diversidad, uso intensivo de insumos externos o poca articulación entre cultivos y animales. Esta revisión general ayuda a precisar qué requiere atención, qué puede reforzarse y cómo avanzar hacia una producción coherente con los principios agroecológicos. Con esta base, es posible proponer prácticas adaptadas al contexto, apoyadas en el conocimiento local y en la experiencia de quienes habitan y transforman el territorio.</w:t>
+      </w:r>
+    </w:p>
+    <w:p>
+      <w:pPr>
+        <w:pStyle w:val="Ttulo5"/>
+      </w:pPr>
+      <w:r>
+        <w:t>Definir objetivos específicos</w:t>
+      </w:r>
+    </w:p>
+    <w:p>
+      <w:pPr>
+        <w:rPr>
+          <w:lang w:val="es-419" w:eastAsia="es-CO"/>
+        </w:rPr>
+      </w:pPr>
+      <w:r>
+        <w:rPr>
+          <w:lang w:val="es-419" w:eastAsia="es-CO"/>
+        </w:rPr>
+        <w:t xml:space="preserve">Tras identificar las limitaciones y oportunidades del sistema productivo, se establecen propósitos claros sobre aquello que se desea transformar. Estos objetivos deben ser específicos, viables y verificables. Algunos ejemplos son: ampliar la diversidad de cultivos en una zona del predio, reducir la dependencia de insumos </w:t>
       </w:r>
       <w:r>
         <w:rPr>
           <w:lang w:val="es-419" w:eastAsia="es-CO"/>
         </w:rPr>
         <w:lastRenderedPageBreak/>
-        <w:t>base, es posible proponer prácticas adaptadas al contexto, apoyadas en el conocimiento local y en la experiencia de quienes habitan y transforman el territorio.</w:t>
-      </w:r>
-    </w:p>
-    <w:p>
-      <w:pPr>
-        <w:pStyle w:val="Ttulo5"/>
-      </w:pPr>
-      <w:r>
-        <w:t>Definir objetivos específicos</w:t>
-      </w:r>
-    </w:p>
-    <w:p>
-      <w:pPr>
-        <w:rPr>
-          <w:lang w:val="es-419" w:eastAsia="es-CO"/>
-        </w:rPr>
-      </w:pPr>
-      <w:r>
-        <w:rPr>
-          <w:lang w:val="es-419" w:eastAsia="es-CO"/>
-        </w:rPr>
-        <w:t>Tras identificar las limitaciones y oportunidades del sistema productivo, se establecen propósitos claros sobre aquello que se desea transformar. Estos objetivos deben ser específicos, viables y verificables. Algunos ejemplos son: ampliar la diversidad de cultivos en una zona del predio, reducir la dependencia de insumos comprados durante una temporada o fortalecer la articulación entre animales y cultivos en una unidad integrada. Estos propósitos funcionan como referentes que orientan el diseño del plan predial, organizan las acciones, facilitan el seguimiento y permiten ajustar estrategias conforme a las dinámicas del territorio.</w:t>
+        <w:t>comprados durante una temporada o fortalecer la articulación entre animales y cultivos en una unidad integrada. Estos propósitos funcionan como referentes que orientan el diseño del plan predial, organizan las acciones, facilitan el seguimiento y permiten ajustar estrategias conforme a las dinámicas del territorio.</w:t>
       </w:r>
     </w:p>
     <w:p>
@@ -11450,12 +11836,21 @@
       </w:r>
     </w:p>
     <w:p>
+      <w:proofErr w:type="spellStart"/>
       <w:r>
         <w:rPr>
           <w:b/>
           <w:bCs/>
         </w:rPr>
-        <w:t>Bioinsumos:</w:t>
+        <w:t>Bioinsumos</w:t>
+      </w:r>
+      <w:proofErr w:type="spellEnd"/>
+      <w:r>
+        <w:rPr>
+          <w:b/>
+          <w:bCs/>
+        </w:rPr>
+        <w:t>:</w:t>
       </w:r>
       <w:r>
         <w:t xml:space="preserve"> preparados naturales elaborados en la finca para fertilización, control de plagas y mejora del suelo, reduciendo el uso de insumos químicos.</w:t>
@@ -11676,21 +12071,7 @@
             <w:rStyle w:val="Hipervnculo"/>
             <w:lang w:eastAsia="es-CO"/>
           </w:rPr>
-          <w:t>https://www.cep</w:t>
-        </w:r>
-        <w:r>
-          <w:rPr>
-            <w:rStyle w:val="Hipervnculo"/>
-            <w:lang w:eastAsia="es-CO"/>
-          </w:rPr>
-          <w:t>a</w:t>
-        </w:r>
-        <w:r>
-          <w:rPr>
-            <w:rStyle w:val="Hipervnculo"/>
-            <w:lang w:eastAsia="es-CO"/>
-          </w:rPr>
-          <w:t>l.org/sites/default/files/courses/files/8_manual-61-cepal_formatoserie_color.pdf</w:t>
+          <w:t>https://www.cepal.org/sites/default/files/courses/files/8_manual-61-cepal_formatoserie_color.pdf</w:t>
         </w:r>
       </w:hyperlink>
     </w:p>
@@ -11798,11 +12179,47 @@
         </w:rPr>
         <w:t xml:space="preserve">Prieto, J. (2024). Diseño hidrológico con línea clave para el trópico: Fundamentos para el manejo del agua y suelo en cambio climático. </w:t>
       </w:r>
+      <w:proofErr w:type="spellStart"/>
       <w:r>
         <w:rPr>
           <w:lang w:val="en-US" w:eastAsia="es-CO"/>
         </w:rPr>
-        <w:t>Secretaría Metropolitana de Ambiente de Quito y Corporación ECOPAR.</w:t>
+        <w:t>Secretaría</w:t>
+      </w:r>
+      <w:proofErr w:type="spellEnd"/>
+      <w:r>
+        <w:rPr>
+          <w:lang w:val="en-US" w:eastAsia="es-CO"/>
+        </w:rPr>
+        <w:t xml:space="preserve"> </w:t>
+      </w:r>
+      <w:proofErr w:type="spellStart"/>
+      <w:r>
+        <w:rPr>
+          <w:lang w:val="en-US" w:eastAsia="es-CO"/>
+        </w:rPr>
+        <w:t>Metropolitana</w:t>
+      </w:r>
+      <w:proofErr w:type="spellEnd"/>
+      <w:r>
+        <w:rPr>
+          <w:lang w:val="en-US" w:eastAsia="es-CO"/>
+        </w:rPr>
+        <w:t xml:space="preserve"> de </w:t>
+      </w:r>
+      <w:proofErr w:type="spellStart"/>
+      <w:r>
+        <w:rPr>
+          <w:lang w:val="en-US" w:eastAsia="es-CO"/>
+        </w:rPr>
+        <w:t>Ambiente</w:t>
+      </w:r>
+      <w:proofErr w:type="spellEnd"/>
+      <w:r>
+        <w:rPr>
+          <w:lang w:val="en-US" w:eastAsia="es-CO"/>
+        </w:rPr>
+        <w:t xml:space="preserve"> de Quito y Corporación ECOPAR.</w:t>
       </w:r>
     </w:p>
     <w:p>
@@ -12174,11 +12591,19 @@
                 <w:lang w:val="es-CO"/>
               </w:rPr>
             </w:pPr>
+            <w:proofErr w:type="spellStart"/>
             <w:r>
               <w:rPr>
                 <w:lang w:val="es-CO"/>
               </w:rPr>
-              <w:t>Agronomos y Veterinarios sin Fronteras (AVSF)</w:t>
+              <w:t>Agronomos</w:t>
+            </w:r>
+            <w:proofErr w:type="spellEnd"/>
+            <w:r>
+              <w:rPr>
+                <w:lang w:val="es-CO"/>
+              </w:rPr>
+              <w:t xml:space="preserve"> y Veterinarios sin Fronteras (AVSF)</w:t>
             </w:r>
           </w:p>
         </w:tc>
@@ -12237,7 +12662,21 @@
               <w:rPr>
                 <w:lang w:val="es-CO"/>
               </w:rPr>
-              <w:t>Proyecto Apoyo a la Reforma Rural Integral en Colombia (ARRIC) - Agronomos y Veterinarios sin Fronteras (AVSF)</w:t>
+              <w:t xml:space="preserve">Proyecto Apoyo a la Reforma Rural Integral en Colombia (ARRIC) - </w:t>
+            </w:r>
+            <w:proofErr w:type="spellStart"/>
+            <w:r>
+              <w:rPr>
+                <w:lang w:val="es-CO"/>
+              </w:rPr>
+              <w:t>Agronomos</w:t>
+            </w:r>
+            <w:proofErr w:type="spellEnd"/>
+            <w:r>
+              <w:rPr>
+                <w:lang w:val="es-CO"/>
+              </w:rPr>
+              <w:t xml:space="preserve"> y Veterinarios sin Fronteras (AVSF)</w:t>
             </w:r>
           </w:p>
         </w:tc>
@@ -12299,7 +12738,21 @@
               <w:rPr>
                 <w:lang w:val="es-CO"/>
               </w:rPr>
-              <w:t>Proyecto Apoyo a la Reforma Rural Integral en Colombia (ARRIC) - Agronomos y Veterinarios sin Fronteras (AVSF)</w:t>
+              <w:t xml:space="preserve">Proyecto Apoyo a la Reforma Rural Integral en Colombia (ARRIC) - </w:t>
+            </w:r>
+            <w:proofErr w:type="spellStart"/>
+            <w:r>
+              <w:rPr>
+                <w:lang w:val="es-CO"/>
+              </w:rPr>
+              <w:t>Agronomos</w:t>
+            </w:r>
+            <w:proofErr w:type="spellEnd"/>
+            <w:r>
+              <w:rPr>
+                <w:lang w:val="es-CO"/>
+              </w:rPr>
+              <w:t xml:space="preserve"> y Veterinarios sin Fronteras (AVSF)</w:t>
             </w:r>
           </w:p>
         </w:tc>
@@ -12358,7 +12811,21 @@
               <w:rPr>
                 <w:lang w:val="es-CO"/>
               </w:rPr>
-              <w:t>Proyecto Apoyo a la Reforma Rural Integral en Colombia (ARRIC) - Agronomos y Veterinarios sin Fronteras (AVSF)</w:t>
+              <w:t xml:space="preserve">Proyecto Apoyo a la Reforma Rural Integral en Colombia (ARRIC) - </w:t>
+            </w:r>
+            <w:proofErr w:type="spellStart"/>
+            <w:r>
+              <w:rPr>
+                <w:lang w:val="es-CO"/>
+              </w:rPr>
+              <w:t>Agronomos</w:t>
+            </w:r>
+            <w:proofErr w:type="spellEnd"/>
+            <w:r>
+              <w:rPr>
+                <w:lang w:val="es-CO"/>
+              </w:rPr>
+              <w:t xml:space="preserve"> y Veterinarios sin Fronteras (AVSF)</w:t>
             </w:r>
           </w:p>
         </w:tc>
@@ -12522,8 +12989,16 @@
               <w:rPr>
                 <w:lang w:val="es-CO"/>
               </w:rPr>
-              <w:t>Desarrollador full stack</w:t>
-            </w:r>
+              <w:t xml:space="preserve">Desarrollador full </w:t>
+            </w:r>
+            <w:proofErr w:type="spellStart"/>
+            <w:r>
+              <w:rPr>
+                <w:lang w:val="es-CO"/>
+              </w:rPr>
+              <w:t>stack</w:t>
+            </w:r>
+            <w:proofErr w:type="spellEnd"/>
           </w:p>
         </w:tc>
         <w:tc>
@@ -12984,11 +13459,19 @@
                 <w:lang w:val="es-CO"/>
               </w:rPr>
             </w:pPr>
+            <w:proofErr w:type="spellStart"/>
             <w:r>
               <w:rPr>
                 <w:lang w:val="es-CO"/>
               </w:rPr>
-              <w:t>Anyerson Wilfredo Pizo Ossa</w:t>
+              <w:t>Anyerson</w:t>
+            </w:r>
+            <w:proofErr w:type="spellEnd"/>
+            <w:r>
+              <w:rPr>
+                <w:lang w:val="es-CO"/>
+              </w:rPr>
+              <w:t xml:space="preserve"> Wilfredo Pizo Ossa</w:t>
             </w:r>
           </w:p>
         </w:tc>
@@ -13113,7 +13596,7 @@
 </file>
 
 <file path=word/endnotes.xml><?xml version="1.0" encoding="utf-8"?>
-<w:endnotes xmlns:wpc="http://schemas.microsoft.com/office/word/2010/wordprocessingCanvas" xmlns:cx="http://schemas.microsoft.com/office/drawing/2014/chartex" xmlns:cx1="http://schemas.microsoft.com/office/drawing/2015/9/8/chartex" xmlns:cx2="http://schemas.microsoft.com/office/drawing/2015/10/21/chartex" xmlns:cx3="http://schemas.microsoft.com/office/drawing/2016/5/9/chartex" xmlns:cx4="http://schemas.microsoft.com/office/drawing/2016/5/10/chartex" xmlns:cx5="http://schemas.microsoft.com/office/drawing/2016/5/11/chartex" xmlns:cx6="http://schemas.microsoft.com/office/drawing/2016/5/12/chartex" xmlns:cx7="http://schemas.microsoft.com/office/drawing/2016/5/13/chartex" xmlns:cx8="http://schemas.microsoft.com/office/drawing/2016/5/14/chartex" xmlns:mc="http://schemas.openxmlformats.org/markup-compatibility/2006" xmlns:aink="http://schemas.microsoft.com/office/drawing/2016/ink" xmlns:am3d="http://schemas.microsoft.com/office/drawing/2017/model3d" xmlns:o="urn:schemas-microsoft-com:office:office" xmlns:oel="http://schemas.microsoft.com/office/2019/extlst" xmlns:r="http://schemas.openxmlformats.org/officeDocument/2006/relationships" xmlns:m="http://schemas.openxmlformats.org/officeDocument/2006/math" xmlns:v="urn:schemas-microsoft-com:vml" xmlns:wp14="http://schemas.microsoft.com/office/word/2010/wordprocessingDrawing" xmlns:wp="http://schemas.openxmlformats.org/drawingml/2006/wordprocessingDrawing" xmlns:w10="urn:schemas-microsoft-com:office:word" xmlns:w="http://schemas.openxmlformats.org/wordprocessingml/2006/main" xmlns:w14="http://schemas.microsoft.com/office/word/2010/wordml" xmlns:w15="http://schemas.microsoft.com/office/word/2012/wordml" xmlns:w16cex="http://schemas.microsoft.com/office/word/2018/wordml/cex" xmlns:w16cid="http://schemas.microsoft.com/office/word/2016/wordml/cid" xmlns:w16="http://schemas.microsoft.com/office/word/2018/wordml" xmlns:w16sdtdh="http://schemas.microsoft.com/office/word/2020/wordml/sdtdatahash" xmlns:w16se="http://schemas.microsoft.com/office/word/2015/wordml/symex" xmlns:wpg="http://schemas.microsoft.com/office/word/2010/wordprocessingGroup" xmlns:wpi="http://schemas.microsoft.com/office/word/2010/wordprocessingInk" xmlns:wne="http://schemas.microsoft.com/office/word/2006/wordml" xmlns:wps="http://schemas.microsoft.com/office/word/2010/wordprocessingShape" mc:Ignorable="w14 w15 w16se w16cid w16 w16cex w16sdtdh wp14">
+<w:endnotes xmlns:wpc="http://schemas.microsoft.com/office/word/2010/wordprocessingCanvas" xmlns:cx="http://schemas.microsoft.com/office/drawing/2014/chartex" xmlns:cx1="http://schemas.microsoft.com/office/drawing/2015/9/8/chartex" xmlns:cx2="http://schemas.microsoft.com/office/drawing/2015/10/21/chartex" xmlns:cx3="http://schemas.microsoft.com/office/drawing/2016/5/9/chartex" xmlns:cx4="http://schemas.microsoft.com/office/drawing/2016/5/10/chartex" xmlns:cx5="http://schemas.microsoft.com/office/drawing/2016/5/11/chartex" xmlns:cx6="http://schemas.microsoft.com/office/drawing/2016/5/12/chartex" xmlns:cx7="http://schemas.microsoft.com/office/drawing/2016/5/13/chartex" xmlns:cx8="http://schemas.microsoft.com/office/drawing/2016/5/14/chartex" xmlns:mc="http://schemas.openxmlformats.org/markup-compatibility/2006" xmlns:aink="http://schemas.microsoft.com/office/drawing/2016/ink" xmlns:am3d="http://schemas.microsoft.com/office/drawing/2017/model3d" xmlns:o="urn:schemas-microsoft-com:office:office" xmlns:oel="http://schemas.microsoft.com/office/2019/extlst" xmlns:r="http://schemas.openxmlformats.org/officeDocument/2006/relationships" xmlns:m="http://schemas.openxmlformats.org/officeDocument/2006/math" xmlns:v="urn:schemas-microsoft-com:vml" xmlns:wp14="http://schemas.microsoft.com/office/word/2010/wordprocessingDrawing" xmlns:wp="http://schemas.openxmlformats.org/drawingml/2006/wordprocessingDrawing" xmlns:w10="urn:schemas-microsoft-com:office:word" xmlns:w="http://schemas.openxmlformats.org/wordprocessingml/2006/main" xmlns:w14="http://schemas.microsoft.com/office/word/2010/wordml" xmlns:w15="http://schemas.microsoft.com/office/word/2012/wordml" xmlns:w16cex="http://schemas.microsoft.com/office/word/2018/wordml/cex" xmlns:w16cid="http://schemas.microsoft.com/office/word/2016/wordml/cid" xmlns:w16="http://schemas.microsoft.com/office/word/2018/wordml" xmlns:w16du="http://schemas.microsoft.com/office/word/2023/wordml/word16du" xmlns:w16sdtdh="http://schemas.microsoft.com/office/word/2020/wordml/sdtdatahash" xmlns:w16sdtfl="http://schemas.microsoft.com/office/word/2024/wordml/sdtformatlock" xmlns:w16se="http://schemas.microsoft.com/office/word/2015/wordml/symex" xmlns:wpg="http://schemas.microsoft.com/office/word/2010/wordprocessingGroup" xmlns:wpi="http://schemas.microsoft.com/office/word/2010/wordprocessingInk" xmlns:wne="http://schemas.microsoft.com/office/word/2006/wordml" xmlns:wps="http://schemas.microsoft.com/office/word/2010/wordprocessingShape" mc:Ignorable="w14 w15 w16se w16cid w16 w16cex w16sdtdh w16sdtfl w16du wp14">
   <w:endnote w:type="separator" w:id="-1">
     <w:p>
       <w:pPr>
@@ -13138,7 +13621,7 @@
 </file>
 
 <file path=word/footer1.xml><?xml version="1.0" encoding="utf-8"?>
-<w:ftr xmlns:wpc="http://schemas.microsoft.com/office/word/2010/wordprocessingCanvas" xmlns:cx="http://schemas.microsoft.com/office/drawing/2014/chartex" xmlns:cx1="http://schemas.microsoft.com/office/drawing/2015/9/8/chartex" xmlns:cx2="http://schemas.microsoft.com/office/drawing/2015/10/21/chartex" xmlns:cx3="http://schemas.microsoft.com/office/drawing/2016/5/9/chartex" xmlns:cx4="http://schemas.microsoft.com/office/drawing/2016/5/10/chartex" xmlns:cx5="http://schemas.microsoft.com/office/drawing/2016/5/11/chartex" xmlns:cx6="http://schemas.microsoft.com/office/drawing/2016/5/12/chartex" xmlns:cx7="http://schemas.microsoft.com/office/drawing/2016/5/13/chartex" xmlns:cx8="http://schemas.microsoft.com/office/drawing/2016/5/14/chartex" xmlns:mc="http://schemas.openxmlformats.org/markup-compatibility/2006" xmlns:aink="http://schemas.microsoft.com/office/drawing/2016/ink" xmlns:am3d="http://schemas.microsoft.com/office/drawing/2017/model3d" xmlns:o="urn:schemas-microsoft-com:office:office" xmlns:oel="http://schemas.microsoft.com/office/2019/extlst" xmlns:r="http://schemas.openxmlformats.org/officeDocument/2006/relationships" xmlns:m="http://schemas.openxmlformats.org/officeDocument/2006/math" xmlns:v="urn:schemas-microsoft-com:vml" xmlns:wp14="http://schemas.microsoft.com/office/word/2010/wordprocessingDrawing" xmlns:wp="http://schemas.openxmlformats.org/drawingml/2006/wordprocessingDrawing" xmlns:w10="urn:schemas-microsoft-com:office:word" xmlns:w="http://schemas.openxmlformats.org/wordprocessingml/2006/main" xmlns:w14="http://schemas.microsoft.com/office/word/2010/wordml" xmlns:w15="http://schemas.microsoft.com/office/word/2012/wordml" xmlns:w16cex="http://schemas.microsoft.com/office/word/2018/wordml/cex" xmlns:w16cid="http://schemas.microsoft.com/office/word/2016/wordml/cid" xmlns:w16="http://schemas.microsoft.com/office/word/2018/wordml" xmlns:w16sdtdh="http://schemas.microsoft.com/office/word/2020/wordml/sdtdatahash" xmlns:w16se="http://schemas.microsoft.com/office/word/2015/wordml/symex" xmlns:wpg="http://schemas.microsoft.com/office/word/2010/wordprocessingGroup" xmlns:wpi="http://schemas.microsoft.com/office/word/2010/wordprocessingInk" xmlns:wne="http://schemas.microsoft.com/office/word/2006/wordml" xmlns:wps="http://schemas.microsoft.com/office/word/2010/wordprocessingShape" mc:Ignorable="w14 w15 w16se w16cid w16 w16cex w16sdtdh wp14">
+<w:ftr xmlns:wpc="http://schemas.microsoft.com/office/word/2010/wordprocessingCanvas" xmlns:cx="http://schemas.microsoft.com/office/drawing/2014/chartex" xmlns:cx1="http://schemas.microsoft.com/office/drawing/2015/9/8/chartex" xmlns:cx2="http://schemas.microsoft.com/office/drawing/2015/10/21/chartex" xmlns:cx3="http://schemas.microsoft.com/office/drawing/2016/5/9/chartex" xmlns:cx4="http://schemas.microsoft.com/office/drawing/2016/5/10/chartex" xmlns:cx5="http://schemas.microsoft.com/office/drawing/2016/5/11/chartex" xmlns:cx6="http://schemas.microsoft.com/office/drawing/2016/5/12/chartex" xmlns:cx7="http://schemas.microsoft.com/office/drawing/2016/5/13/chartex" xmlns:cx8="http://schemas.microsoft.com/office/drawing/2016/5/14/chartex" xmlns:mc="http://schemas.openxmlformats.org/markup-compatibility/2006" xmlns:aink="http://schemas.microsoft.com/office/drawing/2016/ink" xmlns:am3d="http://schemas.microsoft.com/office/drawing/2017/model3d" xmlns:o="urn:schemas-microsoft-com:office:office" xmlns:oel="http://schemas.microsoft.com/office/2019/extlst" xmlns:r="http://schemas.openxmlformats.org/officeDocument/2006/relationships" xmlns:m="http://schemas.openxmlformats.org/officeDocument/2006/math" xmlns:v="urn:schemas-microsoft-com:vml" xmlns:wp14="http://schemas.microsoft.com/office/word/2010/wordprocessingDrawing" xmlns:wp="http://schemas.openxmlformats.org/drawingml/2006/wordprocessingDrawing" xmlns:w10="urn:schemas-microsoft-com:office:word" xmlns:w="http://schemas.openxmlformats.org/wordprocessingml/2006/main" xmlns:w14="http://schemas.microsoft.com/office/word/2010/wordml" xmlns:w15="http://schemas.microsoft.com/office/word/2012/wordml" xmlns:w16cex="http://schemas.microsoft.com/office/word/2018/wordml/cex" xmlns:w16cid="http://schemas.microsoft.com/office/word/2016/wordml/cid" xmlns:w16="http://schemas.microsoft.com/office/word/2018/wordml" xmlns:w16du="http://schemas.microsoft.com/office/word/2023/wordml/word16du" xmlns:w16sdtdh="http://schemas.microsoft.com/office/word/2020/wordml/sdtdatahash" xmlns:w16sdtfl="http://schemas.microsoft.com/office/word/2024/wordml/sdtformatlock" xmlns:w16se="http://schemas.microsoft.com/office/word/2015/wordml/symex" xmlns:wpg="http://schemas.microsoft.com/office/word/2010/wordprocessingGroup" xmlns:wpi="http://schemas.microsoft.com/office/word/2010/wordprocessingInk" xmlns:wne="http://schemas.microsoft.com/office/word/2006/wordml" xmlns:wps="http://schemas.microsoft.com/office/word/2010/wordprocessingShape" mc:Ignorable="w14 w15 w16se w16cid w16 w16cex w16sdtdh w16sdtfl w16du wp14">
   <w:sdt>
     <w:sdtPr>
       <w:id w:val="-1465197936"/>
@@ -13183,7 +13666,7 @@
 </file>
 
 <file path=word/footnotes.xml><?xml version="1.0" encoding="utf-8"?>
-<w:footnotes xmlns:wpc="http://schemas.microsoft.com/office/word/2010/wordprocessingCanvas" xmlns:cx="http://schemas.microsoft.com/office/drawing/2014/chartex" xmlns:cx1="http://schemas.microsoft.com/office/drawing/2015/9/8/chartex" xmlns:cx2="http://schemas.microsoft.com/office/drawing/2015/10/21/chartex" xmlns:cx3="http://schemas.microsoft.com/office/drawing/2016/5/9/chartex" xmlns:cx4="http://schemas.microsoft.com/office/drawing/2016/5/10/chartex" xmlns:cx5="http://schemas.microsoft.com/office/drawing/2016/5/11/chartex" xmlns:cx6="http://schemas.microsoft.com/office/drawing/2016/5/12/chartex" xmlns:cx7="http://schemas.microsoft.com/office/drawing/2016/5/13/chartex" xmlns:cx8="http://schemas.microsoft.com/office/drawing/2016/5/14/chartex" xmlns:mc="http://schemas.openxmlformats.org/markup-compatibility/2006" xmlns:aink="http://schemas.microsoft.com/office/drawing/2016/ink" xmlns:am3d="http://schemas.microsoft.com/office/drawing/2017/model3d" xmlns:o="urn:schemas-microsoft-com:office:office" xmlns:oel="http://schemas.microsoft.com/office/2019/extlst" xmlns:r="http://schemas.openxmlformats.org/officeDocument/2006/relationships" xmlns:m="http://schemas.openxmlformats.org/officeDocument/2006/math" xmlns:v="urn:schemas-microsoft-com:vml" xmlns:wp14="http://schemas.microsoft.com/office/word/2010/wordprocessingDrawing" xmlns:wp="http://schemas.openxmlformats.org/drawingml/2006/wordprocessingDrawing" xmlns:w10="urn:schemas-microsoft-com:office:word" xmlns:w="http://schemas.openxmlformats.org/wordprocessingml/2006/main" xmlns:w14="http://schemas.microsoft.com/office/word/2010/wordml" xmlns:w15="http://schemas.microsoft.com/office/word/2012/wordml" xmlns:w16cex="http://schemas.microsoft.com/office/word/2018/wordml/cex" xmlns:w16cid="http://schemas.microsoft.com/office/word/2016/wordml/cid" xmlns:w16="http://schemas.microsoft.com/office/word/2018/wordml" xmlns:w16sdtdh="http://schemas.microsoft.com/office/word/2020/wordml/sdtdatahash" xmlns:w16se="http://schemas.microsoft.com/office/word/2015/wordml/symex" xmlns:wpg="http://schemas.microsoft.com/office/word/2010/wordprocessingGroup" xmlns:wpi="http://schemas.microsoft.com/office/word/2010/wordprocessingInk" xmlns:wne="http://schemas.microsoft.com/office/word/2006/wordml" xmlns:wps="http://schemas.microsoft.com/office/word/2010/wordprocessingShape" mc:Ignorable="w14 w15 w16se w16cid w16 w16cex w16sdtdh wp14">
+<w:footnotes xmlns:wpc="http://schemas.microsoft.com/office/word/2010/wordprocessingCanvas" xmlns:cx="http://schemas.microsoft.com/office/drawing/2014/chartex" xmlns:cx1="http://schemas.microsoft.com/office/drawing/2015/9/8/chartex" xmlns:cx2="http://schemas.microsoft.com/office/drawing/2015/10/21/chartex" xmlns:cx3="http://schemas.microsoft.com/office/drawing/2016/5/9/chartex" xmlns:cx4="http://schemas.microsoft.com/office/drawing/2016/5/10/chartex" xmlns:cx5="http://schemas.microsoft.com/office/drawing/2016/5/11/chartex" xmlns:cx6="http://schemas.microsoft.com/office/drawing/2016/5/12/chartex" xmlns:cx7="http://schemas.microsoft.com/office/drawing/2016/5/13/chartex" xmlns:cx8="http://schemas.microsoft.com/office/drawing/2016/5/14/chartex" xmlns:mc="http://schemas.openxmlformats.org/markup-compatibility/2006" xmlns:aink="http://schemas.microsoft.com/office/drawing/2016/ink" xmlns:am3d="http://schemas.microsoft.com/office/drawing/2017/model3d" xmlns:o="urn:schemas-microsoft-com:office:office" xmlns:oel="http://schemas.microsoft.com/office/2019/extlst" xmlns:r="http://schemas.openxmlformats.org/officeDocument/2006/relationships" xmlns:m="http://schemas.openxmlformats.org/officeDocument/2006/math" xmlns:v="urn:schemas-microsoft-com:vml" xmlns:wp14="http://schemas.microsoft.com/office/word/2010/wordprocessingDrawing" xmlns:wp="http://schemas.openxmlformats.org/drawingml/2006/wordprocessingDrawing" xmlns:w10="urn:schemas-microsoft-com:office:word" xmlns:w="http://schemas.openxmlformats.org/wordprocessingml/2006/main" xmlns:w14="http://schemas.microsoft.com/office/word/2010/wordml" xmlns:w15="http://schemas.microsoft.com/office/word/2012/wordml" xmlns:w16cex="http://schemas.microsoft.com/office/word/2018/wordml/cex" xmlns:w16cid="http://schemas.microsoft.com/office/word/2016/wordml/cid" xmlns:w16="http://schemas.microsoft.com/office/word/2018/wordml" xmlns:w16du="http://schemas.microsoft.com/office/word/2023/wordml/word16du" xmlns:w16sdtdh="http://schemas.microsoft.com/office/word/2020/wordml/sdtdatahash" xmlns:w16sdtfl="http://schemas.microsoft.com/office/word/2024/wordml/sdtformatlock" xmlns:w16se="http://schemas.microsoft.com/office/word/2015/wordml/symex" xmlns:wpg="http://schemas.microsoft.com/office/word/2010/wordprocessingGroup" xmlns:wpi="http://schemas.microsoft.com/office/word/2010/wordprocessingInk" xmlns:wne="http://schemas.microsoft.com/office/word/2006/wordml" xmlns:wps="http://schemas.microsoft.com/office/word/2010/wordprocessingShape" mc:Ignorable="w14 w15 w16se w16cid w16 w16cex w16sdtdh w16sdtfl w16du wp14">
   <w:footnote w:type="separator" w:id="-1">
     <w:p>
       <w:pPr>
@@ -13208,7 +13691,7 @@
 </file>
 
 <file path=word/header1.xml><?xml version="1.0" encoding="utf-8"?>
-<w:hdr xmlns:wpc="http://schemas.microsoft.com/office/word/2010/wordprocessingCanvas" xmlns:cx="http://schemas.microsoft.com/office/drawing/2014/chartex" xmlns:cx1="http://schemas.microsoft.com/office/drawing/2015/9/8/chartex" xmlns:cx2="http://schemas.microsoft.com/office/drawing/2015/10/21/chartex" xmlns:cx3="http://schemas.microsoft.com/office/drawing/2016/5/9/chartex" xmlns:cx4="http://schemas.microsoft.com/office/drawing/2016/5/10/chartex" xmlns:cx5="http://schemas.microsoft.com/office/drawing/2016/5/11/chartex" xmlns:cx6="http://schemas.microsoft.com/office/drawing/2016/5/12/chartex" xmlns:cx7="http://schemas.microsoft.com/office/drawing/2016/5/13/chartex" xmlns:cx8="http://schemas.microsoft.com/office/drawing/2016/5/14/chartex" xmlns:mc="http://schemas.openxmlformats.org/markup-compatibility/2006" xmlns:aink="http://schemas.microsoft.com/office/drawing/2016/ink" xmlns:am3d="http://schemas.microsoft.com/office/drawing/2017/model3d" xmlns:o="urn:schemas-microsoft-com:office:office" xmlns:oel="http://schemas.microsoft.com/office/2019/extlst" xmlns:r="http://schemas.openxmlformats.org/officeDocument/2006/relationships" xmlns:m="http://schemas.openxmlformats.org/officeDocument/2006/math" xmlns:v="urn:schemas-microsoft-com:vml" xmlns:wp14="http://schemas.microsoft.com/office/word/2010/wordprocessingDrawing" xmlns:wp="http://schemas.openxmlformats.org/drawingml/2006/wordprocessingDrawing" xmlns:w10="urn:schemas-microsoft-com:office:word" xmlns:w="http://schemas.openxmlformats.org/wordprocessingml/2006/main" xmlns:w14="http://schemas.microsoft.com/office/word/2010/wordml" xmlns:w15="http://schemas.microsoft.com/office/word/2012/wordml" xmlns:w16cex="http://schemas.microsoft.com/office/word/2018/wordml/cex" xmlns:w16cid="http://schemas.microsoft.com/office/word/2016/wordml/cid" xmlns:w16="http://schemas.microsoft.com/office/word/2018/wordml" xmlns:w16sdtdh="http://schemas.microsoft.com/office/word/2020/wordml/sdtdatahash" xmlns:w16se="http://schemas.microsoft.com/office/word/2015/wordml/symex" xmlns:wpg="http://schemas.microsoft.com/office/word/2010/wordprocessingGroup" xmlns:wpi="http://schemas.microsoft.com/office/word/2010/wordprocessingInk" xmlns:wne="http://schemas.microsoft.com/office/word/2006/wordml" xmlns:wps="http://schemas.microsoft.com/office/word/2010/wordprocessingShape" mc:Ignorable="w14 w15 w16se w16cid w16 w16cex w16sdtdh wp14">
+<w:hdr xmlns:wpc="http://schemas.microsoft.com/office/word/2010/wordprocessingCanvas" xmlns:cx="http://schemas.microsoft.com/office/drawing/2014/chartex" xmlns:cx1="http://schemas.microsoft.com/office/drawing/2015/9/8/chartex" xmlns:cx2="http://schemas.microsoft.com/office/drawing/2015/10/21/chartex" xmlns:cx3="http://schemas.microsoft.com/office/drawing/2016/5/9/chartex" xmlns:cx4="http://schemas.microsoft.com/office/drawing/2016/5/10/chartex" xmlns:cx5="http://schemas.microsoft.com/office/drawing/2016/5/11/chartex" xmlns:cx6="http://schemas.microsoft.com/office/drawing/2016/5/12/chartex" xmlns:cx7="http://schemas.microsoft.com/office/drawing/2016/5/13/chartex" xmlns:cx8="http://schemas.microsoft.com/office/drawing/2016/5/14/chartex" xmlns:mc="http://schemas.openxmlformats.org/markup-compatibility/2006" xmlns:aink="http://schemas.microsoft.com/office/drawing/2016/ink" xmlns:am3d="http://schemas.microsoft.com/office/drawing/2017/model3d" xmlns:o="urn:schemas-microsoft-com:office:office" xmlns:oel="http://schemas.microsoft.com/office/2019/extlst" xmlns:r="http://schemas.openxmlformats.org/officeDocument/2006/relationships" xmlns:m="http://schemas.openxmlformats.org/officeDocument/2006/math" xmlns:v="urn:schemas-microsoft-com:vml" xmlns:wp14="http://schemas.microsoft.com/office/word/2010/wordprocessingDrawing" xmlns:wp="http://schemas.openxmlformats.org/drawingml/2006/wordprocessingDrawing" xmlns:w10="urn:schemas-microsoft-com:office:word" xmlns:w="http://schemas.openxmlformats.org/wordprocessingml/2006/main" xmlns:w14="http://schemas.microsoft.com/office/word/2010/wordml" xmlns:w15="http://schemas.microsoft.com/office/word/2012/wordml" xmlns:w16cex="http://schemas.microsoft.com/office/word/2018/wordml/cex" xmlns:w16cid="http://schemas.microsoft.com/office/word/2016/wordml/cid" xmlns:w16="http://schemas.microsoft.com/office/word/2018/wordml" xmlns:w16du="http://schemas.microsoft.com/office/word/2023/wordml/word16du" xmlns:w16sdtdh="http://schemas.microsoft.com/office/word/2020/wordml/sdtdatahash" xmlns:w16sdtfl="http://schemas.microsoft.com/office/word/2024/wordml/sdtformatlock" xmlns:w16se="http://schemas.microsoft.com/office/word/2015/wordml/symex" xmlns:wpg="http://schemas.microsoft.com/office/word/2010/wordprocessingGroup" xmlns:wpi="http://schemas.microsoft.com/office/word/2010/wordprocessingInk" xmlns:wne="http://schemas.microsoft.com/office/word/2006/wordml" xmlns:wps="http://schemas.microsoft.com/office/word/2010/wordprocessingShape" mc:Ignorable="w14 w15 w16se w16cid w16 w16cex w16sdtdh w16sdtfl w16du wp14">
   <w:p>
     <w:pPr>
       <w:pStyle w:val="Encabezado"/>
@@ -13294,7 +13777,7 @@
 </file>
 
 <file path=word/numbering.xml><?xml version="1.0" encoding="utf-8"?>
-<w:numbering xmlns:wpc="http://schemas.microsoft.com/office/word/2010/wordprocessingCanvas" xmlns:cx="http://schemas.microsoft.com/office/drawing/2014/chartex" xmlns:cx1="http://schemas.microsoft.com/office/drawing/2015/9/8/chartex" xmlns:cx2="http://schemas.microsoft.com/office/drawing/2015/10/21/chartex" xmlns:cx3="http://schemas.microsoft.com/office/drawing/2016/5/9/chartex" xmlns:cx4="http://schemas.microsoft.com/office/drawing/2016/5/10/chartex" xmlns:cx5="http://schemas.microsoft.com/office/drawing/2016/5/11/chartex" xmlns:cx6="http://schemas.microsoft.com/office/drawing/2016/5/12/chartex" xmlns:cx7="http://schemas.microsoft.com/office/drawing/2016/5/13/chartex" xmlns:cx8="http://schemas.microsoft.com/office/drawing/2016/5/14/chartex" xmlns:mc="http://schemas.openxmlformats.org/markup-compatibility/2006" xmlns:aink="http://schemas.microsoft.com/office/drawing/2016/ink" xmlns:am3d="http://schemas.microsoft.com/office/drawing/2017/model3d" xmlns:o="urn:schemas-microsoft-com:office:office" xmlns:oel="http://schemas.microsoft.com/office/2019/extlst" xmlns:r="http://schemas.openxmlformats.org/officeDocument/2006/relationships" xmlns:m="http://schemas.openxmlformats.org/officeDocument/2006/math" xmlns:v="urn:schemas-microsoft-com:vml" xmlns:wp14="http://schemas.microsoft.com/office/word/2010/wordprocessingDrawing" xmlns:wp="http://schemas.openxmlformats.org/drawingml/2006/wordprocessingDrawing" xmlns:w10="urn:schemas-microsoft-com:office:word" xmlns:w="http://schemas.openxmlformats.org/wordprocessingml/2006/main" xmlns:w14="http://schemas.microsoft.com/office/word/2010/wordml" xmlns:w15="http://schemas.microsoft.com/office/word/2012/wordml" xmlns:w16cex="http://schemas.microsoft.com/office/word/2018/wordml/cex" xmlns:w16cid="http://schemas.microsoft.com/office/word/2016/wordml/cid" xmlns:w16="http://schemas.microsoft.com/office/word/2018/wordml" xmlns:w16sdtdh="http://schemas.microsoft.com/office/word/2020/wordml/sdtdatahash" xmlns:w16se="http://schemas.microsoft.com/office/word/2015/wordml/symex" xmlns:wpg="http://schemas.microsoft.com/office/word/2010/wordprocessingGroup" xmlns:wpi="http://schemas.microsoft.com/office/word/2010/wordprocessingInk" xmlns:wne="http://schemas.microsoft.com/office/word/2006/wordml" xmlns:wps="http://schemas.microsoft.com/office/word/2010/wordprocessingShape" mc:Ignorable="w14 w15 w16se w16cid w16 w16cex w16sdtdh wp14">
+<w:numbering xmlns:wpc="http://schemas.microsoft.com/office/word/2010/wordprocessingCanvas" xmlns:cx="http://schemas.microsoft.com/office/drawing/2014/chartex" xmlns:cx1="http://schemas.microsoft.com/office/drawing/2015/9/8/chartex" xmlns:cx2="http://schemas.microsoft.com/office/drawing/2015/10/21/chartex" xmlns:cx3="http://schemas.microsoft.com/office/drawing/2016/5/9/chartex" xmlns:cx4="http://schemas.microsoft.com/office/drawing/2016/5/10/chartex" xmlns:cx5="http://schemas.microsoft.com/office/drawing/2016/5/11/chartex" xmlns:cx6="http://schemas.microsoft.com/office/drawing/2016/5/12/chartex" xmlns:cx7="http://schemas.microsoft.com/office/drawing/2016/5/13/chartex" xmlns:cx8="http://schemas.microsoft.com/office/drawing/2016/5/14/chartex" xmlns:mc="http://schemas.openxmlformats.org/markup-compatibility/2006" xmlns:aink="http://schemas.microsoft.com/office/drawing/2016/ink" xmlns:am3d="http://schemas.microsoft.com/office/drawing/2017/model3d" xmlns:o="urn:schemas-microsoft-com:office:office" xmlns:oel="http://schemas.microsoft.com/office/2019/extlst" xmlns:r="http://schemas.openxmlformats.org/officeDocument/2006/relationships" xmlns:m="http://schemas.openxmlformats.org/officeDocument/2006/math" xmlns:v="urn:schemas-microsoft-com:vml" xmlns:wp14="http://schemas.microsoft.com/office/word/2010/wordprocessingDrawing" xmlns:wp="http://schemas.openxmlformats.org/drawingml/2006/wordprocessingDrawing" xmlns:w10="urn:schemas-microsoft-com:office:word" xmlns:w="http://schemas.openxmlformats.org/wordprocessingml/2006/main" xmlns:w14="http://schemas.microsoft.com/office/word/2010/wordml" xmlns:w15="http://schemas.microsoft.com/office/word/2012/wordml" xmlns:w16cex="http://schemas.microsoft.com/office/word/2018/wordml/cex" xmlns:w16cid="http://schemas.microsoft.com/office/word/2016/wordml/cid" xmlns:w16="http://schemas.microsoft.com/office/word/2018/wordml" xmlns:w16du="http://schemas.microsoft.com/office/word/2023/wordml/word16du" xmlns:w16sdtdh="http://schemas.microsoft.com/office/word/2020/wordml/sdtdatahash" xmlns:w16sdtfl="http://schemas.microsoft.com/office/word/2024/wordml/sdtformatlock" xmlns:w16se="http://schemas.microsoft.com/office/word/2015/wordml/symex" xmlns:wpg="http://schemas.microsoft.com/office/word/2010/wordprocessingGroup" xmlns:wpi="http://schemas.microsoft.com/office/word/2010/wordprocessingInk" xmlns:wne="http://schemas.microsoft.com/office/word/2006/wordml" xmlns:wps="http://schemas.microsoft.com/office/word/2010/wordprocessingShape" mc:Ignorable="w14 w15 w16se w16cid w16 w16cex w16sdtdh w16sdtfl w16du wp14">
   <w:abstractNum w:abstractNumId="0" w15:restartNumberingAfterBreak="0">
     <w:nsid w:val="FFFFFF89"/>
     <w:multiLevelType w:val="singleLevel"/>
@@ -18598,7 +19081,7 @@
 </file>
 
 <file path=word/styles.xml><?xml version="1.0" encoding="utf-8"?>
-<w:styles xmlns:mc="http://schemas.openxmlformats.org/markup-compatibility/2006" xmlns:r="http://schemas.openxmlformats.org/officeDocument/2006/relationships" xmlns:w="http://schemas.openxmlformats.org/wordprocessingml/2006/main" xmlns:w14="http://schemas.microsoft.com/office/word/2010/wordml" xmlns:w15="http://schemas.microsoft.com/office/word/2012/wordml" xmlns:w16cex="http://schemas.microsoft.com/office/word/2018/wordml/cex" xmlns:w16cid="http://schemas.microsoft.com/office/word/2016/wordml/cid" xmlns:w16="http://schemas.microsoft.com/office/word/2018/wordml" xmlns:w16sdtdh="http://schemas.microsoft.com/office/word/2020/wordml/sdtdatahash" xmlns:w16se="http://schemas.microsoft.com/office/word/2015/wordml/symex" mc:Ignorable="w14 w15 w16se w16cid w16 w16cex w16sdtdh">
+<w:styles xmlns:mc="http://schemas.openxmlformats.org/markup-compatibility/2006" xmlns:r="http://schemas.openxmlformats.org/officeDocument/2006/relationships" xmlns:w="http://schemas.openxmlformats.org/wordprocessingml/2006/main" xmlns:w14="http://schemas.microsoft.com/office/word/2010/wordml" xmlns:w15="http://schemas.microsoft.com/office/word/2012/wordml" xmlns:w16cex="http://schemas.microsoft.com/office/word/2018/wordml/cex" xmlns:w16cid="http://schemas.microsoft.com/office/word/2016/wordml/cid" xmlns:w16="http://schemas.microsoft.com/office/word/2018/wordml" xmlns:w16du="http://schemas.microsoft.com/office/word/2023/wordml/word16du" xmlns:w16sdtdh="http://schemas.microsoft.com/office/word/2020/wordml/sdtdatahash" xmlns:w16sdtfl="http://schemas.microsoft.com/office/word/2024/wordml/sdtformatlock" xmlns:w16se="http://schemas.microsoft.com/office/word/2015/wordml/symex" mc:Ignorable="w14 w15 w16se w16cid w16 w16cex w16sdtdh w16sdtfl w16du">
   <w:docDefaults>
     <w:rPrDefault>
       <w:rPr>
@@ -19160,6 +19643,7 @@
   <w:style w:type="character" w:default="1" w:styleId="Fuentedeprrafopredeter">
     <w:name w:val="Default Paragraph Font"/>
     <w:uiPriority w:val="1"/>
+    <w:semiHidden/>
     <w:unhideWhenUsed/>
   </w:style>
   <w:style w:type="table" w:default="1" w:styleId="Tablanormal">
@@ -19945,7 +20429,7 @@
       </w:rPr>
     </w:tblStylePr>
   </w:style>
-  <w:style w:type="character" w:styleId="Textoennegrita">
+  <w:style w:type="character" w:styleId="Fuerte">
     <w:name w:val="Strong"/>
     <w:basedOn w:val="Fuentedeprrafopredeter"/>
     <w:uiPriority w:val="22"/>
@@ -20328,6 +20812,10 @@
 </file>
 
 <file path=customXml/item1.xml><?xml version="1.0" encoding="utf-8"?>
+<b:Sources xmlns:b="http://schemas.openxmlformats.org/officeDocument/2006/bibliography" xmlns="http://schemas.openxmlformats.org/officeDocument/2006/bibliography" SelectedStyle="\APASixthEditionOfficeOnline.xsl" StyleName="APA" Version="6"/>
+</file>
+
+<file path=customXml/item2.xml><?xml version="1.0" encoding="utf-8"?>
 <ct:contentTypeSchema xmlns:ct="http://schemas.microsoft.com/office/2006/metadata/contentType" xmlns:ma="http://schemas.microsoft.com/office/2006/metadata/properties/metaAttributes" ct:_="" ma:_="" ma:contentTypeName="Documento" ma:contentTypeID="0x010100EA8A463C70CDF94EBCEAEE24D04F3F8A" ma:contentTypeVersion="12" ma:contentTypeDescription="Crear nuevo documento." ma:contentTypeScope="" ma:versionID="0a68c197ff11ee8f2a4dfa92d3e5c792">
   <xsd:schema xmlns:xsd="http://www.w3.org/2001/XMLSchema" xmlns:xs="http://www.w3.org/2001/XMLSchema" xmlns:p="http://schemas.microsoft.com/office/2006/metadata/properties" xmlns:ns2="d174a4fb-80c2-4523-8d89-375030acacbf" xmlns:ns3="b250f519-6473-4480-8c44-6ee3a3a530c3" targetNamespace="http://schemas.microsoft.com/office/2006/metadata/properties" ma:root="true" ma:fieldsID="55936f832c432473a7bcdfeafd102760" ns2:_="" ns3:_="">
     <xsd:import namespace="d174a4fb-80c2-4523-8d89-375030acacbf"/>
@@ -20528,20 +21016,7 @@
 </ct:contentTypeSchema>
 </file>
 
-<file path=customXml/item2.xml><?xml version="1.0" encoding="utf-8"?>
-<b:Sources xmlns:b="http://schemas.openxmlformats.org/officeDocument/2006/bibliography" xmlns="http://schemas.openxmlformats.org/officeDocument/2006/bibliography" SelectedStyle="\APASixthEditionOfficeOnline.xsl" StyleName="APA" Version="6"/>
-</file>
-
 <file path=customXml/item3.xml><?xml version="1.0" encoding="utf-8"?>
-<?mso-contentType ?>
-<FormTemplates xmlns="http://schemas.microsoft.com/sharepoint/v3/contenttype/forms">
-  <Display>DocumentLibraryForm</Display>
-  <Edit>DocumentLibraryForm</Edit>
-  <New>DocumentLibraryForm</New>
-</FormTemplates>
-</file>
-
-<file path=customXml/item4.xml><?xml version="1.0" encoding="utf-8"?>
 <p:properties xmlns:p="http://schemas.microsoft.com/office/2006/metadata/properties" xmlns:xsi="http://www.w3.org/2001/XMLSchema-instance" xmlns:pc="http://schemas.microsoft.com/office/infopath/2007/PartnerControls">
   <documentManagement>
     <TaxCatchAll xmlns="b250f519-6473-4480-8c44-6ee3a3a530c3" xsi:nil="true"/>
@@ -20552,7 +21027,24 @@
 </p:properties>
 </file>
 
+<file path=customXml/item4.xml><?xml version="1.0" encoding="utf-8"?>
+<?mso-contentType ?>
+<FormTemplates xmlns="http://schemas.microsoft.com/sharepoint/v3/contenttype/forms">
+  <Display>DocumentLibraryForm</Display>
+  <Edit>DocumentLibraryForm</Edit>
+  <New>DocumentLibraryForm</New>
+</FormTemplates>
+</file>
+
 <file path=customXml/itemProps1.xml><?xml version="1.0" encoding="utf-8"?>
+<ds:datastoreItem xmlns:ds="http://schemas.openxmlformats.org/officeDocument/2006/customXml" ds:itemID="{EAE431FD-7059-4C09-804B-C9D69EB7B213}">
+  <ds:schemaRefs>
+    <ds:schemaRef ds:uri="http://schemas.openxmlformats.org/officeDocument/2006/bibliography"/>
+  </ds:schemaRefs>
+</ds:datastoreItem>
+</file>
+
+<file path=customXml/itemProps2.xml><?xml version="1.0" encoding="utf-8"?>
 <ds:datastoreItem xmlns:ds="http://schemas.openxmlformats.org/officeDocument/2006/customXml" ds:itemID="{60DE4374-A2F0-4BB6-9B69-94B48F9F06BE}">
   <ds:schemaRefs>
     <ds:schemaRef ds:uri="http://schemas.microsoft.com/office/2006/metadata/contentType"/>
@@ -20571,23 +21063,7 @@
 </ds:datastoreItem>
 </file>
 
-<file path=customXml/itemProps2.xml><?xml version="1.0" encoding="utf-8"?>
-<ds:datastoreItem xmlns:ds="http://schemas.openxmlformats.org/officeDocument/2006/customXml" ds:itemID="{EAE431FD-7059-4C09-804B-C9D69EB7B213}">
-  <ds:schemaRefs>
-    <ds:schemaRef ds:uri="http://schemas.openxmlformats.org/officeDocument/2006/bibliography"/>
-  </ds:schemaRefs>
-</ds:datastoreItem>
-</file>
-
 <file path=customXml/itemProps3.xml><?xml version="1.0" encoding="utf-8"?>
-<ds:datastoreItem xmlns:ds="http://schemas.openxmlformats.org/officeDocument/2006/customXml" ds:itemID="{10663269-2064-4804-8290-36D4A57F5557}">
-  <ds:schemaRefs>
-    <ds:schemaRef ds:uri="http://schemas.microsoft.com/sharepoint/v3/contenttype/forms"/>
-  </ds:schemaRefs>
-</ds:datastoreItem>
-</file>
-
-<file path=customXml/itemProps4.xml><?xml version="1.0" encoding="utf-8"?>
 <ds:datastoreItem xmlns:ds="http://schemas.openxmlformats.org/officeDocument/2006/customXml" ds:itemID="{1279454D-02BE-4A9C-A117-DCD1573E2608}">
   <ds:schemaRefs>
     <ds:schemaRef ds:uri="http://schemas.microsoft.com/office/2006/metadata/properties"/>
@@ -20596,4 +21072,12 @@
     <ds:schemaRef ds:uri="d174a4fb-80c2-4523-8d89-375030acacbf"/>
   </ds:schemaRefs>
 </ds:datastoreItem>
+</file>
+
+<file path=customXml/itemProps4.xml><?xml version="1.0" encoding="utf-8"?>
+<ds:datastoreItem xmlns:ds="http://schemas.openxmlformats.org/officeDocument/2006/customXml" ds:itemID="{10663269-2064-4804-8290-36D4A57F5557}">
+  <ds:schemaRefs>
+    <ds:schemaRef ds:uri="http://schemas.microsoft.com/sharepoint/v3/contenttype/forms"/>
+  </ds:schemaRefs>
+</ds:datastoreItem>
 </file>